--- a/docs/Бунделев_Практика.docx
+++ b/docs/Бунделев_Практика.docx
@@ -485,7 +485,7 @@
           </mc:Choice>
           <mc:Fallback>
             <w:pict>
-              <v:line w14:anchorId="4C9C84B8" id="Прямая соединительная линия 1" o:spid="_x0000_s1026" style="position:absolute;z-index:-251657216;visibility:visible;mso-wrap-style:square;mso-width-percent:0;mso-height-percent:0;mso-wrap-distance-left:0;mso-wrap-distance-top:.ymm;mso-wrap-distance-right:0;mso-wrap-distance-bottom:.ymm;mso-position-horizontal:absolute;mso-position-horizontal-relative:page;mso-position-vertical:absolute;mso-position-vertical-relative:text;mso-width-percent:0;mso-height-percent:0;mso-width-relative:page;mso-height-relative:page" from="75.05pt,91.55pt" to="335.5pt,91.55pt" o:gfxdata="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" strokeweight=".48pt">
+              <v:line w14:anchorId="4C9C84B8" id="Прямая соединительная линия 1" o:spid="_x0000_s1026" style="position:absolute;z-index:-251657216;visibility:visible;mso-wrap-style:square;mso-width-percent:0;mso-height-percent:0;mso-wrap-distance-left:0;mso-wrap-distance-top:.ymm;mso-wrap-distance-right:0;mso-wrap-distance-bottom:.ymm;mso-position-horizontal:absolute;mso-position-horizontal-relative:page;mso-position-vertical:absolute;mso-position-vertical-relative:text;mso-width-percent:0;mso-height-percent:0;mso-width-relative:page;mso-height-relative:page" from="75.05pt,91.55pt" to="335.5pt,91.55pt" o:gfxdata="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" strokeweight=".48pt">
                 <w10:wrap type="topAndBottom" anchorx="page"/>
               </v:line>
             </w:pict>
@@ -748,7 +748,19 @@
         <w:rPr>
           <w:szCs w:val="44"/>
         </w:rPr>
-        <w:t xml:space="preserve">    И автоматизации процессов взаимодействия преподавателей и студентов</w:t>
+        <w:t xml:space="preserve">    </w:t>
+      </w:r>
+      <w:r>
+        <w:rPr>
+          <w:szCs w:val="44"/>
+        </w:rPr>
+        <w:t>и</w:t>
+      </w:r>
+      <w:r>
+        <w:rPr>
+          <w:szCs w:val="44"/>
+        </w:rPr>
+        <w:t xml:space="preserve"> автоматизации процессов взаимодействия преподавателей и студентов</w:t>
       </w:r>
     </w:p>
     <w:tbl>
@@ -1821,60 +1833,1243 @@
     </w:p>
     <w:p>
       <w:pPr>
-        <w:ind w:right="-1"/>
+        <w:widowControl w:val="0"/>
+        <w:autoSpaceDE w:val="0"/>
+        <w:autoSpaceDN w:val="0"/>
+        <w:spacing w:line="276" w:lineRule="auto"/>
+        <w:ind w:left="709" w:right="601"/>
         <w:jc w:val="center"/>
         <w:rPr>
-          <w:lang w:val="ru-RU"/>
-        </w:rPr>
-      </w:pPr>
-      <w:r>
-        <w:rPr>
-          <w:lang w:val="ru-RU"/>
+          <w:rFonts w:eastAsia="Times New Roman"/>
+          <w:kern w:val="0"/>
+          <w:lang w:val="ru-RU" w:eastAsia="ru-RU"/>
+          <w14:ligatures w14:val="none"/>
+        </w:rPr>
+      </w:pPr>
+      <w:r>
+        <w:rPr>
+          <w:rFonts w:eastAsia="Times New Roman"/>
+          <w:kern w:val="0"/>
+          <w:lang w:val="ru-RU" w:eastAsia="ru-RU"/>
+          <w14:ligatures w14:val="none"/>
         </w:rPr>
         <w:lastRenderedPageBreak/>
-        <w:t>МИНИСТЕРСТВО НАУКИ И ВЫСШЕГО ОБРАЗОВАНИЯ РОССИЙСКОЙ ФЕДЕРАЦИИ</w:t>
-      </w:r>
-    </w:p>
-    <w:p>
-      <w:pPr>
-        <w:spacing w:before="1" w:line="252" w:lineRule="exact"/>
-        <w:ind w:right="-1"/>
+        <w:t>ИНДИВИДУАЛЬНОЕ ЗАДАНИЕ</w:t>
+      </w:r>
+    </w:p>
+    <w:p>
+      <w:pPr>
+        <w:widowControl w:val="0"/>
+        <w:autoSpaceDE w:val="0"/>
+        <w:autoSpaceDN w:val="0"/>
+        <w:spacing w:line="276" w:lineRule="auto"/>
+        <w:ind w:left="709" w:right="600"/>
         <w:jc w:val="center"/>
         <w:rPr>
-          <w:lang w:val="ru-RU"/>
-        </w:rPr>
-      </w:pPr>
-      <w:r>
-        <w:rPr>
-          <w:lang w:val="ru-RU"/>
-        </w:rPr>
-        <w:t>федеральное государственное автономное образовательное учреждение высшего образования</w:t>
-      </w:r>
-    </w:p>
-    <w:p>
-      <w:pPr>
-        <w:ind w:left="675" w:right="602"/>
-        <w:jc w:val="center"/>
-        <w:rPr>
-          <w:lang w:val="ru-RU"/>
-        </w:rPr>
-      </w:pPr>
-      <w:r>
-        <w:rPr>
-          <w:lang w:val="ru-RU"/>
-        </w:rPr>
-        <w:t>САНКТ-ПЕТЕРБУРГСКИЙ ГОСУДАРСТВЕННЫЙ УНИВЕРСИТЕТ АЭРОКОСМИЧЕСКОГО ПРИБОРОСТРОЕНИЯ</w:t>
-      </w:r>
-    </w:p>
-    <w:p>
-      <w:pPr>
+          <w:rFonts w:eastAsia="Times New Roman"/>
+          <w:kern w:val="0"/>
+          <w:lang w:val="ru-RU" w:eastAsia="ru-RU"/>
+          <w14:ligatures w14:val="none"/>
+        </w:rPr>
+      </w:pPr>
+    </w:p>
+    <w:p>
+      <w:pPr>
+        <w:widowControl w:val="0"/>
+        <w:tabs>
+          <w:tab w:val="left" w:pos="5400"/>
+          <w:tab w:val="left" w:pos="9354"/>
+        </w:tabs>
+        <w:autoSpaceDE w:val="0"/>
+        <w:autoSpaceDN w:val="0"/>
         <w:spacing w:line="276" w:lineRule="auto"/>
-        <w:contextualSpacing/>
-        <w:jc w:val="center"/>
-        <w:rPr>
-          <w:lang w:val="ru-RU"/>
-        </w:rPr>
-      </w:pPr>
+        <w:ind w:right="-6"/>
+        <w:jc w:val="both"/>
+        <w:rPr>
+          <w:rFonts w:eastAsia="Times New Roman"/>
+          <w:kern w:val="0"/>
+          <w:lang w:val="ru-RU" w:eastAsia="ru-RU"/>
+          <w14:ligatures w14:val="none"/>
+        </w:rPr>
+      </w:pPr>
+      <w:r>
+        <w:rPr>
+          <w:rFonts w:eastAsia="Times New Roman"/>
+          <w:kern w:val="0"/>
+          <w:lang w:val="ru-RU" w:eastAsia="ru-RU"/>
+          <w14:ligatures w14:val="none"/>
+        </w:rPr>
+        <w:t xml:space="preserve">на прохождение </w:t>
+      </w:r>
+      <w:r>
+        <w:rPr>
+          <w:rFonts w:eastAsia="Times New Roman"/>
+          <w:kern w:val="0"/>
+          <w:u w:val="single"/>
+          <w:lang w:val="ru-RU" w:eastAsia="ru-RU"/>
+          <w14:ligatures w14:val="none"/>
+        </w:rPr>
+        <w:t>производственной преддипломной</w:t>
+      </w:r>
+      <w:r>
+        <w:rPr>
+          <w:rFonts w:eastAsia="Times New Roman"/>
+          <w:kern w:val="0"/>
+          <w:u w:val="single"/>
+          <w:lang w:val="ru-RU" w:eastAsia="ru-RU"/>
+          <w14:ligatures w14:val="none"/>
+        </w:rPr>
+        <w:tab/>
+      </w:r>
+      <w:r>
+        <w:rPr>
+          <w:rFonts w:eastAsia="Times New Roman"/>
+          <w:kern w:val="0"/>
+          <w:lang w:val="ru-RU" w:eastAsia="ru-RU"/>
+          <w14:ligatures w14:val="none"/>
+        </w:rPr>
+        <w:t xml:space="preserve"> практики обучающегося направления подготовки/ специальности </w:t>
+      </w:r>
+      <w:r>
+        <w:rPr>
+          <w:rFonts w:eastAsia="Times New Roman"/>
+          <w:kern w:val="0"/>
+          <w:u w:val="single"/>
+          <w:lang w:val="ru-RU" w:eastAsia="ru-RU"/>
+          <w14:ligatures w14:val="none"/>
+        </w:rPr>
+        <w:t>09.03.03 «Прикладная информатика»</w:t>
+      </w:r>
+      <w:r>
+        <w:rPr>
+          <w:rFonts w:eastAsia="Times New Roman"/>
+          <w:kern w:val="0"/>
+          <w:u w:val="single"/>
+          <w:lang w:val="ru-RU" w:eastAsia="ru-RU"/>
+          <w14:ligatures w14:val="none"/>
+        </w:rPr>
+        <w:tab/>
+      </w:r>
+    </w:p>
+    <w:p>
+      <w:pPr>
+        <w:numPr>
+          <w:ilvl w:val="0"/>
+          <w:numId w:val="42"/>
+        </w:numPr>
+        <w:tabs>
+          <w:tab w:val="left" w:pos="9354"/>
+        </w:tabs>
+        <w:autoSpaceDN w:val="0"/>
+        <w:spacing w:line="276" w:lineRule="auto"/>
+        <w:ind w:left="0" w:firstLine="0"/>
+        <w:jc w:val="both"/>
+        <w:rPr>
+          <w:rFonts w:eastAsia="Times New Roman"/>
+          <w:kern w:val="0"/>
+          <w:lang w:val="ru-RU" w:eastAsia="ru-RU"/>
+          <w14:ligatures w14:val="none"/>
+        </w:rPr>
+      </w:pPr>
+      <w:r>
+        <w:rPr>
+          <w:rFonts w:eastAsia="Times New Roman"/>
+          <w:kern w:val="0"/>
+          <w:lang w:val="ru-RU" w:eastAsia="ru-RU"/>
+          <w14:ligatures w14:val="none"/>
+        </w:rPr>
+        <w:t xml:space="preserve">Фамилия, имя, отчество обучающегося: </w:t>
+      </w:r>
+      <w:proofErr w:type="spellStart"/>
+      <w:r>
+        <w:rPr>
+          <w:rFonts w:eastAsia="Times New Roman"/>
+          <w:kern w:val="0"/>
+          <w:u w:val="single"/>
+          <w:lang w:val="ru-RU" w:eastAsia="ru-RU"/>
+          <w14:ligatures w14:val="none"/>
+        </w:rPr>
+        <w:t>Бунделев</w:t>
+      </w:r>
+      <w:proofErr w:type="spellEnd"/>
+      <w:r>
+        <w:rPr>
+          <w:rFonts w:eastAsia="Times New Roman"/>
+          <w:kern w:val="0"/>
+          <w:u w:val="single"/>
+          <w:lang w:val="ru-RU" w:eastAsia="ru-RU"/>
+          <w14:ligatures w14:val="none"/>
+        </w:rPr>
+        <w:t xml:space="preserve"> Илья Алексеевич</w:t>
+      </w:r>
+      <w:r>
+        <w:rPr>
+          <w:rFonts w:eastAsia="Times New Roman"/>
+          <w:kern w:val="0"/>
+          <w:u w:val="single"/>
+          <w:lang w:val="ru-RU" w:eastAsia="ru-RU"/>
+          <w14:ligatures w14:val="none"/>
+        </w:rPr>
+        <w:tab/>
+      </w:r>
+    </w:p>
+    <w:p>
+      <w:pPr>
+        <w:tabs>
+          <w:tab w:val="left" w:pos="9354"/>
+        </w:tabs>
+        <w:autoSpaceDN w:val="0"/>
+        <w:spacing w:line="276" w:lineRule="auto"/>
+        <w:jc w:val="both"/>
+        <w:rPr>
+          <w:rFonts w:eastAsia="Times New Roman"/>
+          <w:kern w:val="0"/>
+          <w:lang w:val="ru-RU" w:eastAsia="ru-RU"/>
+          <w14:ligatures w14:val="none"/>
+        </w:rPr>
+      </w:pPr>
+      <w:r>
+        <w:rPr>
+          <w:rFonts w:eastAsia="Times New Roman"/>
+          <w:kern w:val="0"/>
+          <w:u w:val="single"/>
+          <w:lang w:val="ru-RU" w:eastAsia="ru-RU"/>
+          <w14:ligatures w14:val="none"/>
+        </w:rPr>
+        <w:tab/>
+      </w:r>
+    </w:p>
+    <w:p>
+      <w:pPr>
+        <w:numPr>
+          <w:ilvl w:val="0"/>
+          <w:numId w:val="42"/>
+        </w:numPr>
+        <w:tabs>
+          <w:tab w:val="left" w:pos="9354"/>
+        </w:tabs>
+        <w:autoSpaceDN w:val="0"/>
+        <w:spacing w:line="276" w:lineRule="auto"/>
+        <w:jc w:val="both"/>
+        <w:rPr>
+          <w:rFonts w:eastAsia="Times New Roman"/>
+          <w:kern w:val="0"/>
+          <w:lang w:val="ru-RU" w:eastAsia="ru-RU"/>
+          <w14:ligatures w14:val="none"/>
+        </w:rPr>
+      </w:pPr>
+      <w:r>
+        <w:rPr>
+          <w:rFonts w:eastAsia="Times New Roman"/>
+          <w:kern w:val="0"/>
+          <w:lang w:val="ru-RU" w:eastAsia="ru-RU"/>
+          <w14:ligatures w14:val="none"/>
+        </w:rPr>
+        <w:t>Группа:</w:t>
+      </w:r>
+      <w:r>
+        <w:rPr>
+          <w:rFonts w:eastAsia="Times New Roman"/>
+          <w:kern w:val="0"/>
+          <w:u w:val="single"/>
+          <w:lang w:val="ru-RU" w:eastAsia="ru-RU"/>
+          <w14:ligatures w14:val="none"/>
+        </w:rPr>
+        <w:t xml:space="preserve"> 4215</w:t>
+      </w:r>
+      <w:r>
+        <w:rPr>
+          <w:rFonts w:eastAsia="Times New Roman"/>
+          <w:kern w:val="0"/>
+          <w:u w:val="single"/>
+          <w:lang w:val="ru-RU" w:eastAsia="ru-RU"/>
+          <w14:ligatures w14:val="none"/>
+        </w:rPr>
+        <w:tab/>
+      </w:r>
+    </w:p>
+    <w:p>
+      <w:pPr>
+        <w:numPr>
+          <w:ilvl w:val="0"/>
+          <w:numId w:val="42"/>
+        </w:numPr>
+        <w:autoSpaceDN w:val="0"/>
+        <w:spacing w:line="276" w:lineRule="auto"/>
+        <w:jc w:val="both"/>
+        <w:rPr>
+          <w:rFonts w:eastAsia="Times New Roman"/>
+          <w:kern w:val="0"/>
+          <w:lang w:val="ru-RU" w:eastAsia="ru-RU"/>
+          <w14:ligatures w14:val="none"/>
+        </w:rPr>
+      </w:pPr>
+      <w:r>
+        <w:rPr>
+          <w:rFonts w:eastAsia="Times New Roman"/>
+          <w:kern w:val="0"/>
+          <w:lang w:val="ru-RU" w:eastAsia="ru-RU"/>
+          <w14:ligatures w14:val="none"/>
+        </w:rPr>
+        <w:t>Тема индивидуального задания:</w:t>
+      </w:r>
+    </w:p>
+    <w:p>
+      <w:pPr>
+        <w:widowControl w:val="0"/>
+        <w:tabs>
+          <w:tab w:val="left" w:pos="9354"/>
+        </w:tabs>
+        <w:autoSpaceDE w:val="0"/>
+        <w:autoSpaceDN w:val="0"/>
+        <w:spacing w:line="276" w:lineRule="auto"/>
+        <w:ind w:right="600"/>
+        <w:rPr>
+          <w:rFonts w:eastAsia="Times New Roman"/>
+          <w:kern w:val="0"/>
+          <w:u w:val="single"/>
+          <w:lang w:val="ru-RU" w:eastAsia="ru-RU"/>
+          <w14:ligatures w14:val="none"/>
+        </w:rPr>
+      </w:pPr>
+      <w:r>
+        <w:rPr>
+          <w:rFonts w:eastAsia="Times New Roman"/>
+          <w:kern w:val="0"/>
+          <w:u w:val="single"/>
+          <w:lang w:val="ru-RU" w:eastAsia="ru-RU"/>
+          <w14:ligatures w14:val="none"/>
+        </w:rPr>
+        <w:t>Разработка мобильного приложения для управления жизненным циклом проектов и автоматизации взаимодействия преподавателей и студентов</w:t>
+      </w:r>
+      <w:r>
+        <w:rPr>
+          <w:rFonts w:eastAsia="Times New Roman"/>
+          <w:kern w:val="0"/>
+          <w:u w:val="single"/>
+          <w:lang w:val="ru-RU" w:eastAsia="ru-RU"/>
+          <w14:ligatures w14:val="none"/>
+        </w:rPr>
+        <w:tab/>
+      </w:r>
+    </w:p>
+    <w:p>
+      <w:pPr>
+        <w:widowControl w:val="0"/>
+        <w:tabs>
+          <w:tab w:val="left" w:pos="9354"/>
+        </w:tabs>
+        <w:autoSpaceDE w:val="0"/>
+        <w:autoSpaceDN w:val="0"/>
+        <w:spacing w:line="276" w:lineRule="auto"/>
+        <w:ind w:right="600"/>
+        <w:rPr>
+          <w:rFonts w:eastAsia="Times New Roman"/>
+          <w:kern w:val="0"/>
+          <w:u w:val="single"/>
+          <w:lang w:val="ru-RU" w:eastAsia="ru-RU"/>
+          <w14:ligatures w14:val="none"/>
+        </w:rPr>
+      </w:pPr>
+      <w:r>
+        <w:rPr>
+          <w:rFonts w:eastAsia="Times New Roman"/>
+          <w:kern w:val="0"/>
+          <w:u w:val="single"/>
+          <w:lang w:val="ru-RU" w:eastAsia="ru-RU"/>
+          <w14:ligatures w14:val="none"/>
+        </w:rPr>
+        <w:tab/>
+      </w:r>
+    </w:p>
+    <w:p>
+      <w:pPr>
+        <w:widowControl w:val="0"/>
+        <w:tabs>
+          <w:tab w:val="left" w:pos="9354"/>
+        </w:tabs>
+        <w:autoSpaceDE w:val="0"/>
+        <w:autoSpaceDN w:val="0"/>
+        <w:spacing w:line="276" w:lineRule="auto"/>
+        <w:ind w:right="600"/>
+        <w:rPr>
+          <w:rFonts w:eastAsia="Times New Roman"/>
+          <w:kern w:val="0"/>
+          <w:u w:val="single"/>
+          <w:lang w:val="ru-RU" w:eastAsia="ru-RU"/>
+          <w14:ligatures w14:val="none"/>
+        </w:rPr>
+      </w:pPr>
+      <w:r>
+        <w:rPr>
+          <w:rFonts w:eastAsia="Times New Roman"/>
+          <w:kern w:val="0"/>
+          <w:u w:val="single"/>
+          <w:lang w:val="ru-RU" w:eastAsia="ru-RU"/>
+          <w14:ligatures w14:val="none"/>
+        </w:rPr>
+        <w:tab/>
+      </w:r>
+    </w:p>
+    <w:p>
+      <w:pPr>
+        <w:numPr>
+          <w:ilvl w:val="0"/>
+          <w:numId w:val="42"/>
+        </w:numPr>
+        <w:autoSpaceDN w:val="0"/>
+        <w:spacing w:line="276" w:lineRule="auto"/>
+        <w:jc w:val="both"/>
+        <w:rPr>
+          <w:rFonts w:eastAsia="Times New Roman"/>
+          <w:kern w:val="0"/>
+          <w:lang w:val="ru-RU" w:eastAsia="ru-RU"/>
+          <w14:ligatures w14:val="none"/>
+        </w:rPr>
+      </w:pPr>
+      <w:r>
+        <w:rPr>
+          <w:rFonts w:eastAsia="Times New Roman"/>
+          <w:kern w:val="0"/>
+          <w:lang w:val="ru-RU" w:eastAsia="ru-RU"/>
+          <w14:ligatures w14:val="none"/>
+        </w:rPr>
+        <w:t>Исходные данные:</w:t>
+      </w:r>
+    </w:p>
+    <w:p>
+      <w:pPr>
+        <w:widowControl w:val="0"/>
+        <w:tabs>
+          <w:tab w:val="left" w:pos="9354"/>
+        </w:tabs>
+        <w:autoSpaceDE w:val="0"/>
+        <w:autoSpaceDN w:val="0"/>
+        <w:spacing w:line="276" w:lineRule="auto"/>
+        <w:ind w:right="600"/>
+        <w:rPr>
+          <w:rFonts w:eastAsia="Times New Roman"/>
+          <w:kern w:val="0"/>
+          <w:u w:val="single"/>
+          <w:lang w:val="ru-RU" w:eastAsia="ru-RU"/>
+          <w14:ligatures w14:val="none"/>
+        </w:rPr>
+      </w:pPr>
+      <w:r>
+        <w:rPr>
+          <w:rFonts w:eastAsia="Times New Roman"/>
+          <w:kern w:val="0"/>
+          <w:u w:val="single"/>
+          <w:lang w:val="ru-RU" w:eastAsia="ru-RU"/>
+          <w14:ligatures w14:val="none"/>
+        </w:rPr>
+        <w:tab/>
+      </w:r>
+    </w:p>
+    <w:p>
+      <w:pPr>
+        <w:widowControl w:val="0"/>
+        <w:tabs>
+          <w:tab w:val="left" w:pos="9354"/>
+        </w:tabs>
+        <w:autoSpaceDE w:val="0"/>
+        <w:autoSpaceDN w:val="0"/>
+        <w:spacing w:line="276" w:lineRule="auto"/>
+        <w:ind w:right="600"/>
+        <w:rPr>
+          <w:rFonts w:eastAsia="Times New Roman"/>
+          <w:kern w:val="0"/>
+          <w:u w:val="single"/>
+          <w:lang w:val="ru-RU" w:eastAsia="ru-RU"/>
+          <w14:ligatures w14:val="none"/>
+        </w:rPr>
+      </w:pPr>
+      <w:r>
+        <w:rPr>
+          <w:rFonts w:eastAsia="Times New Roman"/>
+          <w:kern w:val="0"/>
+          <w:u w:val="single"/>
+          <w:lang w:val="ru-RU" w:eastAsia="ru-RU"/>
+          <w14:ligatures w14:val="none"/>
+        </w:rPr>
+        <w:tab/>
+      </w:r>
+    </w:p>
+    <w:p>
+      <w:pPr>
+        <w:widowControl w:val="0"/>
+        <w:tabs>
+          <w:tab w:val="left" w:pos="9354"/>
+        </w:tabs>
+        <w:autoSpaceDE w:val="0"/>
+        <w:autoSpaceDN w:val="0"/>
+        <w:spacing w:line="276" w:lineRule="auto"/>
+        <w:ind w:right="600"/>
+        <w:rPr>
+          <w:rFonts w:eastAsia="Times New Roman"/>
+          <w:kern w:val="0"/>
+          <w:u w:val="single"/>
+          <w:lang w:val="ru-RU" w:eastAsia="ru-RU"/>
+          <w14:ligatures w14:val="none"/>
+        </w:rPr>
+      </w:pPr>
+      <w:r>
+        <w:rPr>
+          <w:rFonts w:eastAsia="Times New Roman"/>
+          <w:kern w:val="0"/>
+          <w:u w:val="single"/>
+          <w:lang w:val="ru-RU" w:eastAsia="ru-RU"/>
+          <w14:ligatures w14:val="none"/>
+        </w:rPr>
+        <w:tab/>
+      </w:r>
+    </w:p>
+    <w:p>
+      <w:pPr>
+        <w:numPr>
+          <w:ilvl w:val="0"/>
+          <w:numId w:val="42"/>
+        </w:numPr>
+        <w:autoSpaceDN w:val="0"/>
+        <w:spacing w:line="276" w:lineRule="auto"/>
+        <w:jc w:val="both"/>
+        <w:rPr>
+          <w:rFonts w:eastAsia="Times New Roman"/>
+          <w:kern w:val="0"/>
+          <w:lang w:val="ru-RU" w:eastAsia="ru-RU"/>
+          <w14:ligatures w14:val="none"/>
+        </w:rPr>
+      </w:pPr>
+      <w:r>
+        <w:rPr>
+          <w:rFonts w:eastAsia="Times New Roman"/>
+          <w:kern w:val="0"/>
+          <w:lang w:val="ru-RU" w:eastAsia="ru-RU"/>
+          <w14:ligatures w14:val="none"/>
+        </w:rPr>
+        <w:t>Содержание отчетной документации:</w:t>
+      </w:r>
+    </w:p>
+    <w:p>
+      <w:pPr>
+        <w:numPr>
+          <w:ilvl w:val="1"/>
+          <w:numId w:val="43"/>
+        </w:numPr>
+        <w:autoSpaceDN w:val="0"/>
+        <w:spacing w:line="276" w:lineRule="auto"/>
+        <w:jc w:val="both"/>
+        <w:rPr>
+          <w:rFonts w:eastAsia="Times New Roman"/>
+          <w:kern w:val="0"/>
+          <w:lang w:val="ru-RU" w:eastAsia="ru-RU"/>
+          <w14:ligatures w14:val="none"/>
+        </w:rPr>
+      </w:pPr>
+      <w:r>
+        <w:rPr>
+          <w:rFonts w:eastAsia="Times New Roman"/>
+          <w:kern w:val="0"/>
+          <w:lang w:val="ru-RU" w:eastAsia="ru-RU"/>
+          <w14:ligatures w14:val="none"/>
+        </w:rPr>
+        <w:t>индивидуальное задание;</w:t>
+      </w:r>
+    </w:p>
+    <w:p>
+      <w:pPr>
+        <w:numPr>
+          <w:ilvl w:val="1"/>
+          <w:numId w:val="43"/>
+        </w:numPr>
+        <w:autoSpaceDN w:val="0"/>
+        <w:spacing w:line="276" w:lineRule="auto"/>
+        <w:jc w:val="both"/>
+        <w:rPr>
+          <w:rFonts w:eastAsia="Times New Roman"/>
+          <w:kern w:val="0"/>
+          <w:lang w:val="ru-RU" w:eastAsia="ru-RU"/>
+          <w14:ligatures w14:val="none"/>
+        </w:rPr>
+      </w:pPr>
+      <w:r>
+        <w:rPr>
+          <w:rFonts w:eastAsia="Times New Roman"/>
+          <w:kern w:val="0"/>
+          <w:lang w:val="ru-RU" w:eastAsia="ru-RU"/>
+          <w14:ligatures w14:val="none"/>
+        </w:rPr>
+        <w:t>отчёт, включающий в себя:</w:t>
+      </w:r>
+    </w:p>
+    <w:p>
+      <w:pPr>
+        <w:numPr>
+          <w:ilvl w:val="1"/>
+          <w:numId w:val="44"/>
+        </w:numPr>
+        <w:tabs>
+          <w:tab w:val="left" w:pos="900"/>
+          <w:tab w:val="num" w:pos="1320"/>
+          <w:tab w:val="num" w:pos="1979"/>
+        </w:tabs>
+        <w:spacing w:line="276" w:lineRule="auto"/>
+        <w:ind w:left="0" w:firstLine="540"/>
+        <w:jc w:val="both"/>
+        <w:rPr>
+          <w:rFonts w:eastAsia="Times New Roman"/>
+          <w:kern w:val="0"/>
+          <w:sz w:val="28"/>
+          <w:szCs w:val="28"/>
+          <w:lang w:val="ru-RU" w:eastAsia="ru-RU"/>
+          <w14:ligatures w14:val="none"/>
+        </w:rPr>
+      </w:pPr>
+      <w:r>
+        <w:rPr>
+          <w:rFonts w:eastAsia="Times New Roman"/>
+          <w:kern w:val="0"/>
+          <w:lang w:val="ru-RU" w:eastAsia="ru-RU"/>
+          <w14:ligatures w14:val="none"/>
+        </w:rPr>
+        <w:t>титульный лист;</w:t>
+      </w:r>
+    </w:p>
+    <w:p>
+      <w:pPr>
+        <w:numPr>
+          <w:ilvl w:val="1"/>
+          <w:numId w:val="44"/>
+        </w:numPr>
+        <w:tabs>
+          <w:tab w:val="left" w:pos="900"/>
+          <w:tab w:val="num" w:pos="1320"/>
+          <w:tab w:val="num" w:pos="1979"/>
+        </w:tabs>
+        <w:spacing w:line="276" w:lineRule="auto"/>
+        <w:ind w:left="0" w:firstLine="540"/>
+        <w:jc w:val="both"/>
+        <w:rPr>
+          <w:rFonts w:eastAsia="Times New Roman"/>
+          <w:kern w:val="0"/>
+          <w:lang w:val="ru-RU" w:eastAsia="ru-RU"/>
+          <w14:ligatures w14:val="none"/>
+        </w:rPr>
+      </w:pPr>
+      <w:r>
+        <w:rPr>
+          <w:rFonts w:eastAsia="Times New Roman"/>
+          <w:kern w:val="0"/>
+          <w:lang w:val="ru-RU" w:eastAsia="ru-RU"/>
+          <w14:ligatures w14:val="none"/>
+        </w:rPr>
+        <w:t>материалы о выполнении индивидуального задания (содержание определяется кафедрой);</w:t>
+      </w:r>
+    </w:p>
+    <w:p>
+      <w:pPr>
+        <w:numPr>
+          <w:ilvl w:val="1"/>
+          <w:numId w:val="44"/>
+        </w:numPr>
+        <w:tabs>
+          <w:tab w:val="left" w:pos="900"/>
+          <w:tab w:val="num" w:pos="1320"/>
+          <w:tab w:val="num" w:pos="1979"/>
+        </w:tabs>
+        <w:spacing w:line="276" w:lineRule="auto"/>
+        <w:ind w:left="0" w:firstLine="540"/>
+        <w:jc w:val="both"/>
+        <w:rPr>
+          <w:rFonts w:eastAsia="Times New Roman"/>
+          <w:kern w:val="0"/>
+          <w:lang w:val="ru-RU" w:eastAsia="ru-RU"/>
+          <w14:ligatures w14:val="none"/>
+        </w:rPr>
+      </w:pPr>
+      <w:r>
+        <w:rPr>
+          <w:rFonts w:eastAsia="Times New Roman"/>
+          <w:kern w:val="0"/>
+          <w:lang w:val="ru-RU" w:eastAsia="ru-RU"/>
+          <w14:ligatures w14:val="none"/>
+        </w:rPr>
+        <w:t>выводы по результатам практики</w:t>
+      </w:r>
+      <w:r>
+        <w:rPr>
+          <w:rFonts w:eastAsia="Times New Roman"/>
+          <w:kern w:val="0"/>
+          <w:lang w:eastAsia="ru-RU"/>
+          <w14:ligatures w14:val="none"/>
+        </w:rPr>
+        <w:t>;</w:t>
+      </w:r>
+    </w:p>
+    <w:p>
+      <w:pPr>
+        <w:numPr>
+          <w:ilvl w:val="1"/>
+          <w:numId w:val="44"/>
+        </w:numPr>
+        <w:tabs>
+          <w:tab w:val="left" w:pos="900"/>
+          <w:tab w:val="num" w:pos="1320"/>
+          <w:tab w:val="num" w:pos="1979"/>
+        </w:tabs>
+        <w:spacing w:line="276" w:lineRule="auto"/>
+        <w:ind w:left="0" w:firstLine="540"/>
+        <w:jc w:val="both"/>
+        <w:rPr>
+          <w:rFonts w:eastAsia="Times New Roman"/>
+          <w:kern w:val="0"/>
+          <w:lang w:val="ru-RU" w:eastAsia="ru-RU"/>
+          <w14:ligatures w14:val="none"/>
+        </w:rPr>
+      </w:pPr>
+      <w:r>
+        <w:rPr>
+          <w:rFonts w:eastAsia="Times New Roman"/>
+          <w:kern w:val="0"/>
+          <w:lang w:val="ru-RU" w:eastAsia="ru-RU"/>
+          <w14:ligatures w14:val="none"/>
+        </w:rPr>
+        <w:t xml:space="preserve">список использованных источников. </w:t>
+      </w:r>
+    </w:p>
+    <w:p>
+      <w:pPr>
+        <w:numPr>
+          <w:ilvl w:val="1"/>
+          <w:numId w:val="43"/>
+        </w:numPr>
+        <w:autoSpaceDN w:val="0"/>
+        <w:spacing w:line="276" w:lineRule="auto"/>
+        <w:jc w:val="both"/>
+        <w:rPr>
+          <w:rFonts w:eastAsia="Times New Roman"/>
+          <w:kern w:val="0"/>
+          <w:sz w:val="28"/>
+          <w:szCs w:val="28"/>
+          <w:lang w:val="ru-RU" w:eastAsia="ru-RU"/>
+          <w14:ligatures w14:val="none"/>
+        </w:rPr>
+      </w:pPr>
+      <w:r>
+        <w:rPr>
+          <w:rFonts w:eastAsia="Times New Roman"/>
+          <w:kern w:val="0"/>
+          <w:lang w:val="ru-RU" w:eastAsia="ru-RU"/>
+          <w14:ligatures w14:val="none"/>
+        </w:rPr>
+        <w:t>отзыв руководителя от профильной организации (при прохождении практики в профильной организации).</w:t>
+      </w:r>
+    </w:p>
+    <w:p>
+      <w:pPr>
+        <w:numPr>
+          <w:ilvl w:val="0"/>
+          <w:numId w:val="42"/>
+        </w:numPr>
+        <w:autoSpaceDN w:val="0"/>
+        <w:spacing w:line="276" w:lineRule="auto"/>
+        <w:jc w:val="both"/>
+        <w:rPr>
+          <w:rFonts w:eastAsia="Times New Roman"/>
+          <w:kern w:val="0"/>
+          <w:lang w:val="ru-RU" w:eastAsia="ru-RU"/>
+          <w14:ligatures w14:val="none"/>
+        </w:rPr>
+      </w:pPr>
+      <w:r>
+        <w:rPr>
+          <w:rFonts w:eastAsia="Times New Roman"/>
+          <w:kern w:val="0"/>
+          <w:lang w:val="ru-RU" w:eastAsia="ru-RU"/>
+          <w14:ligatures w14:val="none"/>
+        </w:rPr>
+        <w:t>Срок представления отчета на кафедру: «_</w:t>
+      </w:r>
+      <w:r>
+        <w:rPr>
+          <w:rFonts w:eastAsia="Times New Roman"/>
+          <w:kern w:val="0"/>
+          <w:u w:val="single"/>
+          <w:lang w:val="ru-RU" w:eastAsia="ru-RU"/>
+          <w14:ligatures w14:val="none"/>
+        </w:rPr>
+        <w:t>29</w:t>
+      </w:r>
+      <w:r>
+        <w:rPr>
+          <w:rFonts w:eastAsia="Times New Roman"/>
+          <w:kern w:val="0"/>
+          <w:lang w:val="ru-RU" w:eastAsia="ru-RU"/>
+          <w14:ligatures w14:val="none"/>
+        </w:rPr>
+        <w:t>_» _____</w:t>
+      </w:r>
+      <w:r>
+        <w:rPr>
+          <w:rFonts w:eastAsia="Times New Roman"/>
+          <w:kern w:val="0"/>
+          <w:u w:val="single"/>
+          <w:lang w:val="ru-RU" w:eastAsia="ru-RU"/>
+          <w14:ligatures w14:val="none"/>
+        </w:rPr>
+        <w:t>мая</w:t>
+      </w:r>
+      <w:r>
+        <w:rPr>
+          <w:rFonts w:eastAsia="Times New Roman"/>
+          <w:kern w:val="0"/>
+          <w:lang w:val="ru-RU" w:eastAsia="ru-RU"/>
+          <w14:ligatures w14:val="none"/>
+        </w:rPr>
+        <w:t xml:space="preserve">______2026 г. </w:t>
+      </w:r>
+    </w:p>
+    <w:p>
+      <w:pPr>
+        <w:shd w:val="clear" w:color="auto" w:fill="FFFFFF"/>
+        <w:tabs>
+          <w:tab w:val="left" w:pos="6120"/>
+        </w:tabs>
+        <w:spacing w:line="276" w:lineRule="auto"/>
+        <w:jc w:val="both"/>
+        <w:rPr>
+          <w:rFonts w:eastAsia="Times New Roman"/>
+          <w:kern w:val="0"/>
+          <w:lang w:val="ru-RU" w:eastAsia="ru-RU"/>
+          <w14:ligatures w14:val="none"/>
+        </w:rPr>
+      </w:pPr>
+    </w:p>
+    <w:p>
+      <w:pPr>
+        <w:shd w:val="clear" w:color="auto" w:fill="FFFFFF"/>
+        <w:tabs>
+          <w:tab w:val="left" w:pos="6120"/>
+        </w:tabs>
+        <w:spacing w:line="276" w:lineRule="auto"/>
+        <w:jc w:val="both"/>
+        <w:rPr>
+          <w:rFonts w:eastAsia="Times New Roman"/>
+          <w:kern w:val="0"/>
+          <w:lang w:val="ru-RU" w:eastAsia="ru-RU"/>
+          <w14:ligatures w14:val="none"/>
+        </w:rPr>
+      </w:pPr>
+      <w:r>
+        <w:rPr>
+          <w:rFonts w:eastAsia="Times New Roman"/>
+          <w:kern w:val="0"/>
+          <w:lang w:val="ru-RU" w:eastAsia="ru-RU"/>
+          <w14:ligatures w14:val="none"/>
+        </w:rPr>
+        <w:t xml:space="preserve">Руководитель практики </w:t>
+      </w:r>
+    </w:p>
+    <w:p>
+      <w:pPr>
+        <w:tabs>
+          <w:tab w:val="left" w:pos="3060"/>
+          <w:tab w:val="left" w:pos="3420"/>
+          <w:tab w:val="left" w:pos="5400"/>
+          <w:tab w:val="left" w:pos="5940"/>
+          <w:tab w:val="left" w:pos="8460"/>
+        </w:tabs>
+        <w:spacing w:line="276" w:lineRule="auto"/>
+        <w:ind w:firstLine="540"/>
+        <w:rPr>
+          <w:rFonts w:eastAsia="Times New Roman"/>
+          <w:kern w:val="0"/>
+          <w:sz w:val="28"/>
+          <w:szCs w:val="28"/>
+          <w:u w:val="single"/>
+          <w:lang w:val="ru-RU" w:eastAsia="ru-RU"/>
+          <w14:ligatures w14:val="none"/>
+        </w:rPr>
+      </w:pPr>
+      <w:r>
+        <w:rPr>
+          <w:rFonts w:eastAsia="Times New Roman"/>
+          <w:kern w:val="0"/>
+          <w:u w:val="single"/>
+          <w:lang w:val="ru-RU" w:eastAsia="ru-RU"/>
+          <w14:ligatures w14:val="none"/>
+        </w:rPr>
+        <w:t>доцент, к.т.н.</w:t>
+      </w:r>
+      <w:r>
+        <w:rPr>
+          <w:rFonts w:eastAsia="Times New Roman"/>
+          <w:kern w:val="0"/>
+          <w:u w:val="single"/>
+          <w:lang w:val="ru-RU" w:eastAsia="ru-RU"/>
+          <w14:ligatures w14:val="none"/>
+        </w:rPr>
+        <w:tab/>
+      </w:r>
+      <w:r>
+        <w:rPr>
+          <w:rFonts w:eastAsia="Times New Roman"/>
+          <w:kern w:val="0"/>
+          <w:lang w:val="ru-RU" w:eastAsia="ru-RU"/>
+          <w14:ligatures w14:val="none"/>
+        </w:rPr>
+        <w:tab/>
+      </w:r>
+      <w:r>
+        <w:rPr>
+          <w:rFonts w:eastAsia="Times New Roman"/>
+          <w:kern w:val="0"/>
+          <w:u w:val="single"/>
+          <w:lang w:val="ru-RU" w:eastAsia="ru-RU"/>
+          <w14:ligatures w14:val="none"/>
+        </w:rPr>
+        <w:tab/>
+      </w:r>
+      <w:r>
+        <w:rPr>
+          <w:rFonts w:eastAsia="Times New Roman"/>
+          <w:kern w:val="0"/>
+          <w:lang w:val="ru-RU" w:eastAsia="ru-RU"/>
+          <w14:ligatures w14:val="none"/>
+        </w:rPr>
+        <w:tab/>
+        <w:t xml:space="preserve">         </w:t>
+      </w:r>
+      <w:r>
+        <w:rPr>
+          <w:rFonts w:eastAsia="Times New Roman"/>
+          <w:kern w:val="0"/>
+          <w:u w:val="single"/>
+          <w:lang w:val="ru-RU" w:eastAsia="ru-RU"/>
+          <w14:ligatures w14:val="none"/>
+        </w:rPr>
+        <w:t xml:space="preserve">    Б. К. Акопян__</w:t>
+      </w:r>
+    </w:p>
+    <w:p>
+      <w:pPr>
+        <w:tabs>
+          <w:tab w:val="left" w:pos="3780"/>
+          <w:tab w:val="left" w:pos="6660"/>
+          <w:tab w:val="left" w:pos="8460"/>
+        </w:tabs>
+        <w:spacing w:line="276" w:lineRule="auto"/>
+        <w:ind w:firstLine="540"/>
+        <w:rPr>
+          <w:rFonts w:eastAsia="Times New Roman"/>
+          <w:kern w:val="0"/>
+          <w:sz w:val="18"/>
+          <w:szCs w:val="18"/>
+          <w:lang w:val="ru-RU" w:eastAsia="ru-RU"/>
+          <w14:ligatures w14:val="none"/>
+        </w:rPr>
+      </w:pPr>
+      <w:r>
+        <w:rPr>
+          <w:rFonts w:eastAsia="Times New Roman"/>
+          <w:kern w:val="0"/>
+          <w:sz w:val="18"/>
+          <w:szCs w:val="18"/>
+          <w:lang w:val="ru-RU" w:eastAsia="ru-RU"/>
+          <w14:ligatures w14:val="none"/>
+        </w:rPr>
+        <w:t>должность, уч. степень, звание</w:t>
+      </w:r>
+      <w:r>
+        <w:rPr>
+          <w:rFonts w:eastAsia="Times New Roman"/>
+          <w:kern w:val="0"/>
+          <w:sz w:val="18"/>
+          <w:szCs w:val="18"/>
+          <w:lang w:val="ru-RU" w:eastAsia="ru-RU"/>
+          <w14:ligatures w14:val="none"/>
+        </w:rPr>
+        <w:tab/>
+        <w:t>подпись, дата</w:t>
+      </w:r>
+      <w:r>
+        <w:rPr>
+          <w:rFonts w:eastAsia="Times New Roman"/>
+          <w:kern w:val="0"/>
+          <w:sz w:val="18"/>
+          <w:szCs w:val="18"/>
+          <w:lang w:val="ru-RU" w:eastAsia="ru-RU"/>
+          <w14:ligatures w14:val="none"/>
+        </w:rPr>
+        <w:tab/>
+        <w:t>инициалы, фамилия</w:t>
+      </w:r>
+    </w:p>
+    <w:p>
+      <w:pPr>
+        <w:widowControl w:val="0"/>
+        <w:autoSpaceDE w:val="0"/>
+        <w:autoSpaceDN w:val="0"/>
+        <w:spacing w:line="276" w:lineRule="auto"/>
+        <w:ind w:right="600"/>
+        <w:rPr>
+          <w:rFonts w:eastAsia="Times New Roman"/>
+          <w:kern w:val="0"/>
+          <w:lang w:val="ru-RU" w:eastAsia="ru-RU"/>
+          <w14:ligatures w14:val="none"/>
+        </w:rPr>
+      </w:pPr>
+    </w:p>
+    <w:p>
+      <w:pPr>
+        <w:widowControl w:val="0"/>
+        <w:autoSpaceDE w:val="0"/>
+        <w:autoSpaceDN w:val="0"/>
+        <w:spacing w:line="276" w:lineRule="auto"/>
+        <w:ind w:right="600"/>
+        <w:rPr>
+          <w:rFonts w:eastAsia="Times New Roman"/>
+          <w:kern w:val="0"/>
+          <w:sz w:val="14"/>
+          <w:lang w:val="ru-RU" w:eastAsia="ru-RU"/>
+          <w14:ligatures w14:val="none"/>
+        </w:rPr>
+      </w:pPr>
+    </w:p>
+    <w:p>
+      <w:pPr>
+        <w:widowControl w:val="0"/>
+        <w:autoSpaceDE w:val="0"/>
+        <w:autoSpaceDN w:val="0"/>
+        <w:spacing w:line="276" w:lineRule="auto"/>
+        <w:ind w:right="600"/>
+        <w:rPr>
+          <w:rFonts w:eastAsia="Times New Roman"/>
+          <w:kern w:val="0"/>
+          <w:lang w:val="ru-RU" w:eastAsia="ru-RU"/>
+          <w14:ligatures w14:val="none"/>
+        </w:rPr>
+      </w:pPr>
+      <w:r>
+        <w:rPr>
+          <w:rFonts w:eastAsia="Times New Roman"/>
+          <w:kern w:val="0"/>
+          <w:lang w:val="ru-RU" w:eastAsia="ru-RU"/>
+          <w14:ligatures w14:val="none"/>
+        </w:rPr>
+        <w:t>Задание принял к исполнению</w:t>
+      </w:r>
+    </w:p>
+    <w:p>
+      <w:pPr>
+        <w:shd w:val="clear" w:color="auto" w:fill="FFFFFF"/>
+        <w:tabs>
+          <w:tab w:val="left" w:pos="6120"/>
+        </w:tabs>
+        <w:spacing w:line="276" w:lineRule="auto"/>
+        <w:jc w:val="both"/>
+        <w:rPr>
+          <w:rFonts w:eastAsia="Times New Roman"/>
+          <w:kern w:val="0"/>
+          <w:lang w:val="ru-RU" w:eastAsia="ru-RU"/>
+          <w14:ligatures w14:val="none"/>
+        </w:rPr>
+      </w:pPr>
+      <w:r>
+        <w:rPr>
+          <w:rFonts w:eastAsia="Times New Roman"/>
+          <w:kern w:val="0"/>
+          <w:lang w:val="ru-RU" w:eastAsia="ru-RU"/>
+          <w14:ligatures w14:val="none"/>
+        </w:rPr>
+        <w:t xml:space="preserve">обучающийся </w:t>
+      </w:r>
+    </w:p>
+    <w:p>
+      <w:pPr>
+        <w:tabs>
+          <w:tab w:val="left" w:pos="3060"/>
+          <w:tab w:val="left" w:pos="3420"/>
+          <w:tab w:val="left" w:pos="5400"/>
+          <w:tab w:val="left" w:pos="5940"/>
+          <w:tab w:val="left" w:pos="8460"/>
+        </w:tabs>
+        <w:spacing w:line="276" w:lineRule="auto"/>
+        <w:ind w:firstLine="540"/>
+        <w:rPr>
+          <w:rFonts w:eastAsia="Times New Roman"/>
+          <w:kern w:val="0"/>
+          <w:sz w:val="28"/>
+          <w:szCs w:val="28"/>
+          <w:u w:val="single"/>
+          <w:lang w:val="ru-RU" w:eastAsia="ru-RU"/>
+          <w14:ligatures w14:val="none"/>
+        </w:rPr>
+      </w:pPr>
+      <w:r>
+        <w:rPr>
+          <w:rFonts w:eastAsia="Times New Roman"/>
+          <w:kern w:val="0"/>
+          <w:u w:val="single"/>
+          <w:lang w:val="ru-RU" w:eastAsia="ru-RU"/>
+          <w14:ligatures w14:val="none"/>
+        </w:rPr>
+        <w:tab/>
+      </w:r>
+      <w:r>
+        <w:rPr>
+          <w:rFonts w:eastAsia="Times New Roman"/>
+          <w:kern w:val="0"/>
+          <w:lang w:val="ru-RU" w:eastAsia="ru-RU"/>
+          <w14:ligatures w14:val="none"/>
+        </w:rPr>
+        <w:tab/>
+      </w:r>
+      <w:r>
+        <w:rPr>
+          <w:rFonts w:eastAsia="Times New Roman"/>
+          <w:kern w:val="0"/>
+          <w:u w:val="single"/>
+          <w:lang w:val="ru-RU" w:eastAsia="ru-RU"/>
+          <w14:ligatures w14:val="none"/>
+        </w:rPr>
+        <w:tab/>
+      </w:r>
+      <w:r>
+        <w:rPr>
+          <w:rFonts w:eastAsia="Times New Roman"/>
+          <w:kern w:val="0"/>
+          <w:lang w:val="ru-RU" w:eastAsia="ru-RU"/>
+          <w14:ligatures w14:val="none"/>
+        </w:rPr>
+        <w:tab/>
+        <w:t xml:space="preserve">         </w:t>
+      </w:r>
+      <w:r>
+        <w:rPr>
+          <w:rFonts w:eastAsia="Times New Roman"/>
+          <w:kern w:val="0"/>
+          <w:u w:val="single"/>
+          <w:lang w:val="ru-RU" w:eastAsia="ru-RU"/>
+          <w14:ligatures w14:val="none"/>
+        </w:rPr>
+        <w:t xml:space="preserve">   </w:t>
+      </w:r>
+      <w:r>
+        <w:rPr>
+          <w:rFonts w:eastAsia="Times New Roman"/>
+          <w:kern w:val="0"/>
+          <w:u w:val="single"/>
+          <w:lang w:val="ru-RU" w:eastAsia="ru-RU"/>
+          <w14:ligatures w14:val="none"/>
+        </w:rPr>
+        <w:t>И</w:t>
+      </w:r>
+      <w:r>
+        <w:rPr>
+          <w:rFonts w:eastAsia="Times New Roman"/>
+          <w:kern w:val="0"/>
+          <w:u w:val="single"/>
+          <w:lang w:val="ru-RU" w:eastAsia="ru-RU"/>
+          <w14:ligatures w14:val="none"/>
+        </w:rPr>
+        <w:t>.</w:t>
+      </w:r>
+      <w:r>
+        <w:rPr>
+          <w:rFonts w:eastAsia="Times New Roman"/>
+          <w:kern w:val="0"/>
+          <w:u w:val="single"/>
+          <w:lang w:val="ru-RU" w:eastAsia="ru-RU"/>
+          <w14:ligatures w14:val="none"/>
+        </w:rPr>
+        <w:t>А</w:t>
+      </w:r>
+      <w:r>
+        <w:rPr>
+          <w:rFonts w:eastAsia="Times New Roman"/>
+          <w:kern w:val="0"/>
+          <w:u w:val="single"/>
+          <w:lang w:val="ru-RU" w:eastAsia="ru-RU"/>
+          <w14:ligatures w14:val="none"/>
+        </w:rPr>
+        <w:t xml:space="preserve">. </w:t>
+      </w:r>
+      <w:proofErr w:type="spellStart"/>
+      <w:r>
+        <w:rPr>
+          <w:rFonts w:eastAsia="Times New Roman"/>
+          <w:kern w:val="0"/>
+          <w:u w:val="single"/>
+          <w:lang w:val="ru-RU" w:eastAsia="ru-RU"/>
+          <w14:ligatures w14:val="none"/>
+        </w:rPr>
+        <w:t>Бунделев</w:t>
+      </w:r>
+      <w:proofErr w:type="spellEnd"/>
+      <w:r>
+        <w:rPr>
+          <w:rFonts w:eastAsia="Times New Roman"/>
+          <w:kern w:val="0"/>
+          <w:lang w:val="ru-RU" w:eastAsia="ru-RU"/>
+          <w14:ligatures w14:val="none"/>
+        </w:rPr>
+        <w:t>__</w:t>
+      </w:r>
+    </w:p>
+    <w:p>
+      <w:pPr>
+        <w:tabs>
+          <w:tab w:val="left" w:pos="3960"/>
+          <w:tab w:val="left" w:pos="6660"/>
+          <w:tab w:val="left" w:pos="8460"/>
+        </w:tabs>
+        <w:spacing w:line="276" w:lineRule="auto"/>
+        <w:ind w:firstLine="1440"/>
+        <w:rPr>
+          <w:rFonts w:eastAsia="Times New Roman"/>
+          <w:kern w:val="0"/>
+          <w:sz w:val="18"/>
+          <w:szCs w:val="18"/>
+          <w:lang w:val="ru-RU" w:eastAsia="ru-RU"/>
+          <w14:ligatures w14:val="none"/>
+        </w:rPr>
+      </w:pPr>
+      <w:r>
+        <w:rPr>
+          <w:rFonts w:eastAsia="Times New Roman"/>
+          <w:kern w:val="0"/>
+          <w:sz w:val="18"/>
+          <w:szCs w:val="18"/>
+          <w:lang w:val="ru-RU" w:eastAsia="ru-RU"/>
+          <w14:ligatures w14:val="none"/>
+        </w:rPr>
+        <w:t>дата</w:t>
+      </w:r>
+      <w:r>
+        <w:rPr>
+          <w:rFonts w:eastAsia="Times New Roman"/>
+          <w:kern w:val="0"/>
+          <w:sz w:val="18"/>
+          <w:szCs w:val="18"/>
+          <w:lang w:val="ru-RU" w:eastAsia="ru-RU"/>
+          <w14:ligatures w14:val="none"/>
+        </w:rPr>
+        <w:tab/>
+        <w:t>подпись</w:t>
+      </w:r>
+      <w:r>
+        <w:rPr>
+          <w:rFonts w:eastAsia="Times New Roman"/>
+          <w:kern w:val="0"/>
+          <w:sz w:val="18"/>
+          <w:szCs w:val="18"/>
+          <w:lang w:val="ru-RU" w:eastAsia="ru-RU"/>
+          <w14:ligatures w14:val="none"/>
+        </w:rPr>
+        <w:tab/>
+        <w:t>инициалы, фамилия</w:t>
+      </w:r>
     </w:p>
     <w:p>
       <w:pPr>
@@ -1882,2699 +3077,43 @@
         <w:autoSpaceDE w:val="0"/>
         <w:autoSpaceDN w:val="0"/>
         <w:adjustRightInd w:val="0"/>
-        <w:spacing w:before="360" w:after="360" w:line="240" w:lineRule="auto"/>
-        <w:jc w:val="center"/>
-        <w:rPr>
-          <w:rFonts w:eastAsia="Times New Roman"/>
-          <w:lang w:val="ru-RU" w:eastAsia="ru-RU"/>
-        </w:rPr>
-      </w:pPr>
-      <w:r>
-        <w:rPr>
-          <w:rFonts w:eastAsia="Times New Roman"/>
-          <w:lang w:val="ru-RU" w:eastAsia="ru-RU"/>
-        </w:rPr>
-        <w:t xml:space="preserve">ЗАДАНИЕ НА ВЫПОЛНЕНИЕ </w:t>
-      </w:r>
-      <w:r>
-        <w:rPr>
-          <w:rFonts w:eastAsia="Times New Roman"/>
-          <w:lang w:val="ru-RU" w:eastAsia="ru-RU"/>
-        </w:rPr>
-        <w:br/>
-        <w:t>ВЫПУСКНОЙ КВАЛИФИКАЦИОННОЙ РАБОТЫ БАКАЛАВРА</w:t>
-      </w:r>
-    </w:p>
-    <w:tbl>
-      <w:tblPr>
-        <w:tblW w:w="9648" w:type="dxa"/>
-        <w:tblBorders>
-          <w:top w:val="single" w:sz="4" w:space="0" w:color="auto"/>
-          <w:left w:val="single" w:sz="4" w:space="0" w:color="auto"/>
-          <w:bottom w:val="single" w:sz="4" w:space="0" w:color="auto"/>
-          <w:right w:val="single" w:sz="4" w:space="0" w:color="auto"/>
-          <w:insideH w:val="single" w:sz="4" w:space="0" w:color="auto"/>
-          <w:insideV w:val="single" w:sz="4" w:space="0" w:color="auto"/>
-        </w:tblBorders>
-        <w:tblLook w:val="0000" w:firstRow="0" w:lastRow="0" w:firstColumn="0" w:lastColumn="0" w:noHBand="0" w:noVBand="0"/>
-      </w:tblPr>
-      <w:tblGrid>
-        <w:gridCol w:w="2815"/>
-        <w:gridCol w:w="960"/>
-        <w:gridCol w:w="240"/>
-        <w:gridCol w:w="5633"/>
-      </w:tblGrid>
-      <w:tr>
-        <w:trPr>
-          <w:trHeight w:val="397"/>
-        </w:trPr>
-        <w:tc>
-          <w:tcPr>
-            <w:tcW w:w="2815" w:type="dxa"/>
-            <w:tcBorders>
-              <w:top w:val="nil"/>
-              <w:left w:val="nil"/>
-              <w:bottom w:val="nil"/>
-              <w:right w:val="nil"/>
-            </w:tcBorders>
-            <w:vAlign w:val="center"/>
-          </w:tcPr>
-          <w:p>
-            <w:pPr>
-              <w:widowControl w:val="0"/>
-              <w:autoSpaceDE w:val="0"/>
-              <w:autoSpaceDN w:val="0"/>
-              <w:adjustRightInd w:val="0"/>
-              <w:spacing w:line="240" w:lineRule="auto"/>
-              <w:rPr>
-                <w:rFonts w:eastAsia="Times New Roman"/>
-                <w:lang w:eastAsia="ru-RU"/>
-              </w:rPr>
-            </w:pPr>
-            <w:proofErr w:type="spellStart"/>
-            <w:r>
-              <w:rPr>
-                <w:rFonts w:eastAsia="Times New Roman"/>
-                <w:lang w:eastAsia="ru-RU"/>
-              </w:rPr>
-              <w:t>студенту</w:t>
-            </w:r>
-            <w:proofErr w:type="spellEnd"/>
-            <w:r>
-              <w:rPr>
-                <w:rFonts w:eastAsia="Times New Roman"/>
-                <w:lang w:eastAsia="ru-RU"/>
-              </w:rPr>
-              <w:t xml:space="preserve"> </w:t>
-            </w:r>
-            <w:proofErr w:type="spellStart"/>
-            <w:r>
-              <w:rPr>
-                <w:rFonts w:eastAsia="Times New Roman"/>
-                <w:lang w:eastAsia="ru-RU"/>
-              </w:rPr>
-              <w:t>группы</w:t>
-            </w:r>
-            <w:proofErr w:type="spellEnd"/>
-            <w:r>
-              <w:rPr>
-                <w:rFonts w:eastAsia="Times New Roman"/>
-                <w:lang w:eastAsia="ru-RU"/>
-              </w:rPr>
-              <w:t xml:space="preserve"> №</w:t>
-            </w:r>
-          </w:p>
-        </w:tc>
-        <w:tc>
-          <w:tcPr>
-            <w:tcW w:w="960" w:type="dxa"/>
-            <w:tcBorders>
-              <w:top w:val="nil"/>
-              <w:left w:val="nil"/>
-              <w:right w:val="nil"/>
-            </w:tcBorders>
-            <w:vAlign w:val="center"/>
-          </w:tcPr>
-          <w:p>
-            <w:pPr>
-              <w:widowControl w:val="0"/>
-              <w:autoSpaceDE w:val="0"/>
-              <w:autoSpaceDN w:val="0"/>
-              <w:adjustRightInd w:val="0"/>
-              <w:spacing w:line="240" w:lineRule="auto"/>
-              <w:jc w:val="center"/>
-              <w:rPr>
-                <w:rFonts w:eastAsia="Times New Roman"/>
-                <w:lang w:val="ru-RU" w:eastAsia="ru-RU"/>
-              </w:rPr>
-            </w:pPr>
-            <w:r>
-              <w:rPr>
-                <w:rFonts w:eastAsia="Times New Roman"/>
-                <w:lang w:val="ru-RU" w:eastAsia="ru-RU"/>
-              </w:rPr>
-              <w:t>4215</w:t>
-            </w:r>
-          </w:p>
-        </w:tc>
-        <w:tc>
-          <w:tcPr>
-            <w:tcW w:w="240" w:type="dxa"/>
-            <w:tcBorders>
-              <w:top w:val="nil"/>
-              <w:left w:val="nil"/>
-              <w:bottom w:val="nil"/>
-              <w:right w:val="nil"/>
-            </w:tcBorders>
-            <w:vAlign w:val="center"/>
-          </w:tcPr>
-          <w:p>
-            <w:pPr>
-              <w:widowControl w:val="0"/>
-              <w:autoSpaceDE w:val="0"/>
-              <w:autoSpaceDN w:val="0"/>
-              <w:adjustRightInd w:val="0"/>
-              <w:spacing w:line="240" w:lineRule="auto"/>
-              <w:jc w:val="center"/>
-              <w:rPr>
-                <w:rFonts w:eastAsia="Times New Roman"/>
-                <w:lang w:eastAsia="ru-RU"/>
-              </w:rPr>
-            </w:pPr>
-          </w:p>
-        </w:tc>
-        <w:tc>
-          <w:tcPr>
-            <w:tcW w:w="5633" w:type="dxa"/>
-            <w:tcBorders>
-              <w:top w:val="nil"/>
-              <w:left w:val="nil"/>
-              <w:right w:val="nil"/>
-            </w:tcBorders>
-            <w:vAlign w:val="center"/>
-          </w:tcPr>
-          <w:p>
-            <w:pPr>
-              <w:widowControl w:val="0"/>
-              <w:autoSpaceDE w:val="0"/>
-              <w:autoSpaceDN w:val="0"/>
-              <w:adjustRightInd w:val="0"/>
-              <w:spacing w:line="240" w:lineRule="auto"/>
-              <w:jc w:val="center"/>
-              <w:rPr>
-                <w:rFonts w:eastAsia="Times New Roman"/>
-                <w:lang w:val="ru-RU" w:eastAsia="ru-RU"/>
-              </w:rPr>
-            </w:pPr>
-            <w:proofErr w:type="spellStart"/>
-            <w:r>
-              <w:rPr>
-                <w:rFonts w:eastAsia="Times New Roman"/>
-                <w:lang w:val="ru-RU" w:eastAsia="ru-RU"/>
-              </w:rPr>
-              <w:t>Бунделеву</w:t>
-            </w:r>
-            <w:proofErr w:type="spellEnd"/>
-            <w:r>
-              <w:rPr>
-                <w:rFonts w:eastAsia="Times New Roman"/>
-                <w:lang w:val="ru-RU" w:eastAsia="ru-RU"/>
-              </w:rPr>
-              <w:t xml:space="preserve"> Илье Алексеевичу</w:t>
-            </w:r>
-          </w:p>
-        </w:tc>
-      </w:tr>
-      <w:tr>
-        <w:tblPrEx>
-          <w:tblBorders>
-            <w:top w:val="none" w:sz="0" w:space="0" w:color="auto"/>
-            <w:left w:val="none" w:sz="0" w:space="0" w:color="auto"/>
-            <w:bottom w:val="none" w:sz="0" w:space="0" w:color="auto"/>
-            <w:right w:val="none" w:sz="0" w:space="0" w:color="auto"/>
-            <w:insideH w:val="none" w:sz="0" w:space="0" w:color="auto"/>
-            <w:insideV w:val="none" w:sz="0" w:space="0" w:color="auto"/>
-          </w:tblBorders>
-        </w:tblPrEx>
-        <w:tc>
-          <w:tcPr>
-            <w:tcW w:w="2815" w:type="dxa"/>
-            <w:tcBorders>
-              <w:top w:val="nil"/>
-              <w:left w:val="nil"/>
-              <w:bottom w:val="nil"/>
-              <w:right w:val="nil"/>
-            </w:tcBorders>
-            <w:vAlign w:val="center"/>
-          </w:tcPr>
-          <w:p>
-            <w:pPr>
-              <w:widowControl w:val="0"/>
-              <w:autoSpaceDE w:val="0"/>
-              <w:autoSpaceDN w:val="0"/>
-              <w:adjustRightInd w:val="0"/>
-              <w:spacing w:line="180" w:lineRule="exact"/>
-              <w:jc w:val="right"/>
-              <w:rPr>
-                <w:rFonts w:eastAsia="Times New Roman"/>
-                <w:sz w:val="18"/>
-                <w:szCs w:val="18"/>
-                <w:lang w:eastAsia="ru-RU"/>
-              </w:rPr>
-            </w:pPr>
-          </w:p>
-        </w:tc>
-        <w:tc>
-          <w:tcPr>
-            <w:tcW w:w="960" w:type="dxa"/>
-            <w:tcBorders>
-              <w:top w:val="nil"/>
-              <w:left w:val="nil"/>
-              <w:bottom w:val="nil"/>
-              <w:right w:val="nil"/>
-            </w:tcBorders>
-            <w:vAlign w:val="center"/>
-          </w:tcPr>
-          <w:p>
-            <w:pPr>
-              <w:widowControl w:val="0"/>
-              <w:autoSpaceDE w:val="0"/>
-              <w:autoSpaceDN w:val="0"/>
-              <w:adjustRightInd w:val="0"/>
-              <w:spacing w:line="180" w:lineRule="exact"/>
-              <w:jc w:val="center"/>
-              <w:rPr>
-                <w:rFonts w:eastAsia="Times New Roman"/>
-                <w:sz w:val="18"/>
-                <w:szCs w:val="18"/>
-                <w:lang w:eastAsia="ru-RU"/>
-              </w:rPr>
-            </w:pPr>
-          </w:p>
-        </w:tc>
-        <w:tc>
-          <w:tcPr>
-            <w:tcW w:w="240" w:type="dxa"/>
-            <w:tcBorders>
-              <w:top w:val="nil"/>
-              <w:left w:val="nil"/>
-              <w:bottom w:val="nil"/>
-              <w:right w:val="nil"/>
-            </w:tcBorders>
-            <w:vAlign w:val="center"/>
-          </w:tcPr>
-          <w:p>
-            <w:pPr>
-              <w:widowControl w:val="0"/>
-              <w:autoSpaceDE w:val="0"/>
-              <w:autoSpaceDN w:val="0"/>
-              <w:adjustRightInd w:val="0"/>
-              <w:spacing w:line="180" w:lineRule="exact"/>
-              <w:rPr>
-                <w:rFonts w:eastAsia="Times New Roman"/>
-                <w:sz w:val="18"/>
-                <w:szCs w:val="18"/>
-                <w:lang w:eastAsia="ru-RU"/>
-              </w:rPr>
-            </w:pPr>
-          </w:p>
-        </w:tc>
-        <w:tc>
-          <w:tcPr>
-            <w:tcW w:w="5633" w:type="dxa"/>
-            <w:tcBorders>
-              <w:top w:val="nil"/>
-              <w:left w:val="nil"/>
-              <w:bottom w:val="nil"/>
-              <w:right w:val="nil"/>
-            </w:tcBorders>
-            <w:vAlign w:val="center"/>
-          </w:tcPr>
-          <w:p>
-            <w:pPr>
-              <w:widowControl w:val="0"/>
-              <w:autoSpaceDE w:val="0"/>
-              <w:autoSpaceDN w:val="0"/>
-              <w:adjustRightInd w:val="0"/>
-              <w:spacing w:line="180" w:lineRule="exact"/>
-              <w:jc w:val="center"/>
-              <w:rPr>
-                <w:rFonts w:eastAsia="Times New Roman"/>
-                <w:sz w:val="18"/>
-                <w:szCs w:val="18"/>
-                <w:lang w:eastAsia="ru-RU"/>
-              </w:rPr>
-            </w:pPr>
-            <w:r>
-              <w:rPr>
-                <w:rFonts w:eastAsia="Times New Roman"/>
-                <w:sz w:val="18"/>
-                <w:szCs w:val="18"/>
-                <w:lang w:eastAsia="ru-RU"/>
-              </w:rPr>
-              <w:t>(</w:t>
-            </w:r>
-            <w:proofErr w:type="spellStart"/>
-            <w:r>
-              <w:rPr>
-                <w:rFonts w:eastAsia="Times New Roman"/>
-                <w:sz w:val="18"/>
-                <w:szCs w:val="18"/>
-                <w:lang w:eastAsia="ru-RU"/>
-              </w:rPr>
-              <w:t>фамилия</w:t>
-            </w:r>
-            <w:proofErr w:type="spellEnd"/>
-            <w:r>
-              <w:rPr>
-                <w:rFonts w:eastAsia="Times New Roman"/>
-                <w:sz w:val="18"/>
-                <w:szCs w:val="18"/>
-                <w:lang w:eastAsia="ru-RU"/>
-              </w:rPr>
-              <w:t xml:space="preserve">, </w:t>
-            </w:r>
-            <w:proofErr w:type="spellStart"/>
-            <w:r>
-              <w:rPr>
-                <w:rFonts w:eastAsia="Times New Roman"/>
-                <w:sz w:val="18"/>
-                <w:szCs w:val="18"/>
-                <w:lang w:eastAsia="ru-RU"/>
-              </w:rPr>
-              <w:t>имя</w:t>
-            </w:r>
-            <w:proofErr w:type="spellEnd"/>
-            <w:r>
-              <w:rPr>
-                <w:rFonts w:eastAsia="Times New Roman"/>
-                <w:sz w:val="18"/>
-                <w:szCs w:val="18"/>
-                <w:lang w:eastAsia="ru-RU"/>
-              </w:rPr>
-              <w:t xml:space="preserve">, </w:t>
-            </w:r>
-            <w:proofErr w:type="spellStart"/>
-            <w:r>
-              <w:rPr>
-                <w:rFonts w:eastAsia="Times New Roman"/>
-                <w:sz w:val="18"/>
-                <w:szCs w:val="18"/>
-                <w:lang w:eastAsia="ru-RU"/>
-              </w:rPr>
-              <w:t>отчество</w:t>
-            </w:r>
-            <w:proofErr w:type="spellEnd"/>
-            <w:r>
-              <w:rPr>
-                <w:rFonts w:eastAsia="Times New Roman"/>
-                <w:sz w:val="18"/>
-                <w:szCs w:val="18"/>
-                <w:lang w:eastAsia="ru-RU"/>
-              </w:rPr>
-              <w:t>)</w:t>
-            </w:r>
-          </w:p>
-        </w:tc>
-      </w:tr>
-    </w:tbl>
-    <w:p>
-      <w:pPr>
-        <w:widowControl w:val="0"/>
-        <w:autoSpaceDE w:val="0"/>
-        <w:autoSpaceDN w:val="0"/>
-        <w:adjustRightInd w:val="0"/>
-        <w:spacing w:line="240" w:lineRule="auto"/>
-        <w:rPr>
-          <w:rFonts w:eastAsia="Times New Roman"/>
-          <w:sz w:val="16"/>
-          <w:szCs w:val="16"/>
-          <w:lang w:eastAsia="ru-RU"/>
-        </w:rPr>
-      </w:pPr>
-    </w:p>
-    <w:tbl>
-      <w:tblPr>
-        <w:tblW w:w="9648" w:type="dxa"/>
-        <w:tblBorders>
-          <w:bottom w:val="single" w:sz="4" w:space="0" w:color="auto"/>
-        </w:tblBorders>
-        <w:tblLook w:val="04A0" w:firstRow="1" w:lastRow="0" w:firstColumn="1" w:lastColumn="0" w:noHBand="0" w:noVBand="1"/>
-      </w:tblPr>
-      <w:tblGrid>
-        <w:gridCol w:w="1084"/>
-        <w:gridCol w:w="8564"/>
-      </w:tblGrid>
-      <w:tr>
-        <w:trPr>
-          <w:trHeight w:val="934"/>
-        </w:trPr>
-        <w:tc>
-          <w:tcPr>
-            <w:tcW w:w="1084" w:type="dxa"/>
-            <w:tcBorders>
-              <w:bottom w:val="nil"/>
-            </w:tcBorders>
-            <w:vAlign w:val="center"/>
-          </w:tcPr>
-          <w:p>
-            <w:pPr>
-              <w:widowControl w:val="0"/>
-              <w:autoSpaceDE w:val="0"/>
-              <w:autoSpaceDN w:val="0"/>
-              <w:adjustRightInd w:val="0"/>
-              <w:spacing w:line="240" w:lineRule="auto"/>
-              <w:rPr>
-                <w:rFonts w:eastAsia="Times New Roman"/>
-                <w:lang w:eastAsia="ru-RU"/>
-              </w:rPr>
-            </w:pPr>
-            <w:proofErr w:type="spellStart"/>
-            <w:r>
-              <w:rPr>
-                <w:rFonts w:eastAsia="Times New Roman"/>
-                <w:lang w:eastAsia="ru-RU"/>
-              </w:rPr>
-              <w:t>на</w:t>
-            </w:r>
-            <w:proofErr w:type="spellEnd"/>
-            <w:r>
-              <w:rPr>
-                <w:rFonts w:eastAsia="Times New Roman"/>
-                <w:lang w:eastAsia="ru-RU"/>
-              </w:rPr>
-              <w:t xml:space="preserve"> </w:t>
-            </w:r>
-            <w:proofErr w:type="spellStart"/>
-            <w:r>
-              <w:rPr>
-                <w:rFonts w:eastAsia="Times New Roman"/>
-                <w:lang w:eastAsia="ru-RU"/>
-              </w:rPr>
-              <w:t>тему</w:t>
-            </w:r>
-            <w:proofErr w:type="spellEnd"/>
-          </w:p>
-        </w:tc>
-        <w:tc>
-          <w:tcPr>
-            <w:tcW w:w="8564" w:type="dxa"/>
-            <w:tcBorders>
-              <w:bottom w:val="single" w:sz="4" w:space="0" w:color="auto"/>
-            </w:tcBorders>
-            <w:vAlign w:val="center"/>
-          </w:tcPr>
-          <w:p>
-            <w:pPr>
-              <w:widowControl w:val="0"/>
-              <w:autoSpaceDE w:val="0"/>
-              <w:autoSpaceDN w:val="0"/>
-              <w:adjustRightInd w:val="0"/>
-              <w:spacing w:line="240" w:lineRule="auto"/>
-              <w:rPr>
-                <w:rFonts w:eastAsia="Times New Roman"/>
-                <w:lang w:val="ru-RU" w:eastAsia="ru-RU"/>
-              </w:rPr>
-            </w:pPr>
-            <w:r>
-              <w:rPr>
-                <w:rFonts w:eastAsia="Times New Roman"/>
-                <w:lang w:val="ru-RU" w:eastAsia="ru-RU"/>
-              </w:rPr>
-              <w:t>Разработка мобильного приложения для управления жизненным циклом проектов и автоматизации процессов взаимодействия преподавателей и студентов</w:t>
-            </w:r>
-          </w:p>
-        </w:tc>
-      </w:tr>
-    </w:tbl>
-    <w:p>
-      <w:pPr>
-        <w:widowControl w:val="0"/>
-        <w:autoSpaceDE w:val="0"/>
-        <w:autoSpaceDN w:val="0"/>
-        <w:adjustRightInd w:val="0"/>
-        <w:spacing w:line="240" w:lineRule="auto"/>
-        <w:rPr>
-          <w:rFonts w:eastAsia="Times New Roman"/>
-          <w:lang w:val="ru-RU" w:eastAsia="ru-RU"/>
-        </w:rPr>
-      </w:pPr>
-    </w:p>
-    <w:tbl>
-      <w:tblPr>
-        <w:tblW w:w="9648" w:type="dxa"/>
-        <w:tblBorders>
-          <w:bottom w:val="single" w:sz="4" w:space="0" w:color="auto"/>
-        </w:tblBorders>
-        <w:tblLook w:val="04A0" w:firstRow="1" w:lastRow="0" w:firstColumn="1" w:lastColumn="0" w:noHBand="0" w:noVBand="1"/>
-      </w:tblPr>
-      <w:tblGrid>
-        <w:gridCol w:w="2557"/>
-        <w:gridCol w:w="1657"/>
-        <w:gridCol w:w="748"/>
-        <w:gridCol w:w="1735"/>
-        <w:gridCol w:w="445"/>
-        <w:gridCol w:w="2506"/>
-      </w:tblGrid>
-      <w:tr>
-        <w:trPr>
-          <w:trHeight w:val="397"/>
-        </w:trPr>
-        <w:tc>
-          <w:tcPr>
-            <w:tcW w:w="4214" w:type="dxa"/>
-            <w:gridSpan w:val="2"/>
-            <w:tcBorders>
-              <w:bottom w:val="nil"/>
-            </w:tcBorders>
-            <w:vAlign w:val="center"/>
-          </w:tcPr>
-          <w:p>
-            <w:pPr>
-              <w:widowControl w:val="0"/>
-              <w:autoSpaceDE w:val="0"/>
-              <w:autoSpaceDN w:val="0"/>
-              <w:adjustRightInd w:val="0"/>
-              <w:spacing w:line="240" w:lineRule="auto"/>
-              <w:rPr>
-                <w:rFonts w:eastAsia="Times New Roman"/>
-                <w:lang w:eastAsia="ru-RU"/>
-              </w:rPr>
-            </w:pPr>
-            <w:proofErr w:type="spellStart"/>
-            <w:r>
-              <w:rPr>
-                <w:rFonts w:eastAsia="Times New Roman"/>
-                <w:lang w:eastAsia="ru-RU"/>
-              </w:rPr>
-              <w:t>утвержденную</w:t>
-            </w:r>
-            <w:proofErr w:type="spellEnd"/>
-            <w:r>
-              <w:rPr>
-                <w:rFonts w:eastAsia="Times New Roman"/>
-                <w:lang w:eastAsia="ru-RU"/>
-              </w:rPr>
-              <w:t xml:space="preserve"> </w:t>
-            </w:r>
-            <w:proofErr w:type="spellStart"/>
-            <w:r>
-              <w:rPr>
-                <w:rFonts w:eastAsia="Times New Roman"/>
-                <w:lang w:eastAsia="ru-RU"/>
-              </w:rPr>
-              <w:t>приказом</w:t>
-            </w:r>
-            <w:proofErr w:type="spellEnd"/>
-            <w:r>
-              <w:rPr>
-                <w:rFonts w:eastAsia="Times New Roman"/>
-                <w:lang w:eastAsia="ru-RU"/>
-              </w:rPr>
-              <w:t xml:space="preserve"> ГУАП </w:t>
-            </w:r>
-            <w:proofErr w:type="spellStart"/>
-            <w:r>
-              <w:rPr>
-                <w:rFonts w:eastAsia="Times New Roman"/>
-                <w:lang w:eastAsia="ru-RU"/>
-              </w:rPr>
-              <w:t>от</w:t>
-            </w:r>
-            <w:proofErr w:type="spellEnd"/>
-          </w:p>
-        </w:tc>
-        <w:tc>
-          <w:tcPr>
-            <w:tcW w:w="2483" w:type="dxa"/>
-            <w:gridSpan w:val="2"/>
-            <w:tcBorders>
-              <w:bottom w:val="single" w:sz="4" w:space="0" w:color="auto"/>
-            </w:tcBorders>
-            <w:vAlign w:val="center"/>
-          </w:tcPr>
-          <w:p>
-            <w:pPr>
-              <w:widowControl w:val="0"/>
-              <w:autoSpaceDE w:val="0"/>
-              <w:autoSpaceDN w:val="0"/>
-              <w:adjustRightInd w:val="0"/>
-              <w:spacing w:line="240" w:lineRule="auto"/>
-              <w:rPr>
-                <w:rFonts w:eastAsia="Times New Roman"/>
-                <w:lang w:eastAsia="ru-RU"/>
-              </w:rPr>
-            </w:pPr>
-          </w:p>
-        </w:tc>
-        <w:tc>
-          <w:tcPr>
-            <w:tcW w:w="445" w:type="dxa"/>
-            <w:tcBorders>
-              <w:bottom w:val="nil"/>
-            </w:tcBorders>
-            <w:vAlign w:val="center"/>
-          </w:tcPr>
-          <w:p>
-            <w:pPr>
-              <w:widowControl w:val="0"/>
-              <w:autoSpaceDE w:val="0"/>
-              <w:autoSpaceDN w:val="0"/>
-              <w:adjustRightInd w:val="0"/>
-              <w:spacing w:line="240" w:lineRule="auto"/>
-              <w:jc w:val="right"/>
-              <w:rPr>
-                <w:rFonts w:eastAsia="Times New Roman"/>
-                <w:lang w:eastAsia="ru-RU"/>
-              </w:rPr>
-            </w:pPr>
-            <w:r>
-              <w:rPr>
-                <w:rFonts w:eastAsia="Times New Roman"/>
-                <w:lang w:eastAsia="ru-RU"/>
-              </w:rPr>
-              <w:t>№</w:t>
-            </w:r>
-          </w:p>
-        </w:tc>
-        <w:tc>
-          <w:tcPr>
-            <w:tcW w:w="2506" w:type="dxa"/>
-            <w:tcBorders>
-              <w:bottom w:val="single" w:sz="4" w:space="0" w:color="auto"/>
-            </w:tcBorders>
-            <w:vAlign w:val="center"/>
-          </w:tcPr>
-          <w:p>
-            <w:pPr>
-              <w:widowControl w:val="0"/>
-              <w:autoSpaceDE w:val="0"/>
-              <w:autoSpaceDN w:val="0"/>
-              <w:adjustRightInd w:val="0"/>
-              <w:spacing w:line="240" w:lineRule="auto"/>
-              <w:rPr>
-                <w:rFonts w:eastAsia="Times New Roman"/>
-                <w:lang w:eastAsia="ru-RU"/>
-              </w:rPr>
-            </w:pPr>
-          </w:p>
-        </w:tc>
-      </w:tr>
-      <w:tr>
-        <w:trPr>
-          <w:trHeight w:val="329"/>
-        </w:trPr>
-        <w:tc>
-          <w:tcPr>
-            <w:tcW w:w="2557" w:type="dxa"/>
-            <w:tcBorders>
-              <w:bottom w:val="nil"/>
-            </w:tcBorders>
-            <w:vAlign w:val="center"/>
-          </w:tcPr>
-          <w:p>
-            <w:pPr>
-              <w:widowControl w:val="0"/>
-              <w:autoSpaceDE w:val="0"/>
-              <w:autoSpaceDN w:val="0"/>
-              <w:adjustRightInd w:val="0"/>
-              <w:spacing w:line="240" w:lineRule="auto"/>
-              <w:rPr>
-                <w:rFonts w:eastAsia="Times New Roman"/>
-                <w:lang w:eastAsia="ru-RU"/>
-              </w:rPr>
-            </w:pPr>
-          </w:p>
-          <w:p>
-            <w:pPr>
-              <w:widowControl w:val="0"/>
-              <w:autoSpaceDE w:val="0"/>
-              <w:autoSpaceDN w:val="0"/>
-              <w:adjustRightInd w:val="0"/>
-              <w:spacing w:line="240" w:lineRule="auto"/>
-              <w:rPr>
-                <w:rFonts w:eastAsia="Times New Roman"/>
-                <w:lang w:eastAsia="ru-RU"/>
-              </w:rPr>
-            </w:pPr>
-            <w:proofErr w:type="spellStart"/>
-            <w:r>
-              <w:rPr>
-                <w:rFonts w:eastAsia="Times New Roman"/>
-                <w:lang w:eastAsia="ru-RU"/>
-              </w:rPr>
-              <w:t>Цель</w:t>
-            </w:r>
-            <w:proofErr w:type="spellEnd"/>
-            <w:r>
-              <w:rPr>
-                <w:rFonts w:eastAsia="Times New Roman"/>
-                <w:lang w:eastAsia="ru-RU"/>
-              </w:rPr>
-              <w:t xml:space="preserve"> </w:t>
-            </w:r>
-            <w:proofErr w:type="spellStart"/>
-            <w:r>
-              <w:rPr>
-                <w:rFonts w:eastAsia="Times New Roman"/>
-                <w:lang w:eastAsia="ru-RU"/>
-              </w:rPr>
-              <w:t>исследования</w:t>
-            </w:r>
-            <w:proofErr w:type="spellEnd"/>
-            <w:r>
-              <w:rPr>
-                <w:rFonts w:eastAsia="Times New Roman"/>
-                <w:lang w:eastAsia="ru-RU"/>
-              </w:rPr>
-              <w:t>:</w:t>
-            </w:r>
-          </w:p>
-        </w:tc>
-        <w:tc>
-          <w:tcPr>
-            <w:tcW w:w="7091" w:type="dxa"/>
-            <w:gridSpan w:val="5"/>
-            <w:tcBorders>
-              <w:bottom w:val="single" w:sz="4" w:space="0" w:color="auto"/>
-            </w:tcBorders>
-            <w:vAlign w:val="center"/>
-          </w:tcPr>
-          <w:p>
-            <w:pPr>
-              <w:widowControl w:val="0"/>
-              <w:autoSpaceDE w:val="0"/>
-              <w:autoSpaceDN w:val="0"/>
-              <w:adjustRightInd w:val="0"/>
-              <w:spacing w:line="240" w:lineRule="auto"/>
-              <w:jc w:val="center"/>
-              <w:rPr>
-                <w:rFonts w:eastAsia="Times New Roman"/>
-                <w:lang w:val="ru-RU" w:eastAsia="ru-RU"/>
-              </w:rPr>
-            </w:pPr>
-            <w:r>
-              <w:rPr>
-                <w:rFonts w:eastAsia="Times New Roman"/>
-                <w:lang w:val="ru-RU" w:eastAsia="ru-RU"/>
-              </w:rPr>
-              <w:t xml:space="preserve">Разработка кроссплатформенного </w:t>
-            </w:r>
-            <w:r>
-              <w:rPr>
-                <w:rFonts w:eastAsia="Times New Roman"/>
-                <w:lang w:eastAsia="ru-RU"/>
-              </w:rPr>
-              <w:t>KMP</w:t>
-            </w:r>
-            <w:r>
-              <w:rPr>
-                <w:rFonts w:eastAsia="Times New Roman"/>
-                <w:lang w:val="ru-RU" w:eastAsia="ru-RU"/>
-              </w:rPr>
-              <w:t>-</w:t>
-            </w:r>
-            <w:r>
-              <w:rPr>
-                <w:rFonts w:eastAsia="Times New Roman"/>
-                <w:lang w:val="ru-RU" w:eastAsia="ru-RU"/>
-              </w:rPr>
-              <w:t>приложения для управления жизненным циклом учебных проектов</w:t>
-            </w:r>
-          </w:p>
-        </w:tc>
-      </w:tr>
-      <w:tr>
-        <w:trPr>
-          <w:trHeight w:val="397"/>
-        </w:trPr>
-        <w:tc>
-          <w:tcPr>
-            <w:tcW w:w="2557" w:type="dxa"/>
-            <w:tcBorders>
-              <w:bottom w:val="nil"/>
-            </w:tcBorders>
-            <w:vAlign w:val="center"/>
-          </w:tcPr>
-          <w:p>
-            <w:pPr>
-              <w:widowControl w:val="0"/>
-              <w:autoSpaceDE w:val="0"/>
-              <w:autoSpaceDN w:val="0"/>
-              <w:adjustRightInd w:val="0"/>
-              <w:spacing w:line="240" w:lineRule="auto"/>
-              <w:rPr>
-                <w:rFonts w:eastAsia="Times New Roman"/>
-                <w:lang w:val="ru-RU" w:eastAsia="ru-RU"/>
-              </w:rPr>
-            </w:pPr>
-          </w:p>
-          <w:p>
-            <w:pPr>
-              <w:widowControl w:val="0"/>
-              <w:autoSpaceDE w:val="0"/>
-              <w:autoSpaceDN w:val="0"/>
-              <w:adjustRightInd w:val="0"/>
-              <w:spacing w:line="240" w:lineRule="auto"/>
-              <w:rPr>
-                <w:rFonts w:eastAsia="Times New Roman"/>
-                <w:lang w:eastAsia="ru-RU"/>
-              </w:rPr>
-            </w:pPr>
-            <w:proofErr w:type="spellStart"/>
-            <w:r>
-              <w:rPr>
-                <w:rFonts w:eastAsia="Times New Roman"/>
-                <w:lang w:eastAsia="ru-RU"/>
-              </w:rPr>
-              <w:t>Задачи</w:t>
-            </w:r>
-            <w:proofErr w:type="spellEnd"/>
-            <w:r>
-              <w:rPr>
-                <w:rFonts w:eastAsia="Times New Roman"/>
-                <w:lang w:eastAsia="ru-RU"/>
-              </w:rPr>
-              <w:t xml:space="preserve"> </w:t>
-            </w:r>
-            <w:proofErr w:type="spellStart"/>
-            <w:r>
-              <w:rPr>
-                <w:rFonts w:eastAsia="Times New Roman"/>
-                <w:lang w:eastAsia="ru-RU"/>
-              </w:rPr>
-              <w:t>исследования</w:t>
-            </w:r>
-            <w:proofErr w:type="spellEnd"/>
-            <w:r>
-              <w:rPr>
-                <w:rFonts w:eastAsia="Times New Roman"/>
-                <w:lang w:eastAsia="ru-RU"/>
-              </w:rPr>
-              <w:t>:</w:t>
-            </w:r>
-          </w:p>
-        </w:tc>
-        <w:tc>
-          <w:tcPr>
-            <w:tcW w:w="7091" w:type="dxa"/>
-            <w:gridSpan w:val="5"/>
-            <w:tcBorders>
-              <w:bottom w:val="single" w:sz="4" w:space="0" w:color="auto"/>
-            </w:tcBorders>
-            <w:vAlign w:val="center"/>
-          </w:tcPr>
-          <w:p>
-            <w:pPr>
-              <w:widowControl w:val="0"/>
-              <w:autoSpaceDE w:val="0"/>
-              <w:autoSpaceDN w:val="0"/>
-              <w:adjustRightInd w:val="0"/>
-              <w:spacing w:line="240" w:lineRule="auto"/>
-              <w:rPr>
-                <w:rFonts w:eastAsia="Times New Roman"/>
-                <w:lang w:val="ru-RU" w:eastAsia="ru-RU"/>
-              </w:rPr>
-            </w:pPr>
-            <w:r>
-              <w:rPr>
-                <w:rFonts w:eastAsia="Times New Roman"/>
-                <w:kern w:val="0"/>
-                <w:lang w:val="ru-RU" w:eastAsia="ru-RU"/>
-                <w14:ligatures w14:val="none"/>
-              </w:rPr>
-              <w:t xml:space="preserve">разработка </w:t>
-            </w:r>
-            <w:r>
-              <w:rPr>
-                <w:rFonts w:eastAsia="Times New Roman"/>
-                <w:kern w:val="0"/>
-                <w:lang w:eastAsia="ru-RU"/>
-                <w14:ligatures w14:val="none"/>
-              </w:rPr>
-              <w:t>KMP</w:t>
-            </w:r>
-            <w:r>
-              <w:rPr>
-                <w:rFonts w:eastAsia="Times New Roman"/>
-                <w:kern w:val="0"/>
-                <w:lang w:val="ru-RU" w:eastAsia="ru-RU"/>
-                <w14:ligatures w14:val="none"/>
-              </w:rPr>
-              <w:t xml:space="preserve">-приложения с общей бизнес-логикой для </w:t>
-            </w:r>
-          </w:p>
-        </w:tc>
-      </w:tr>
-      <w:tr>
-        <w:trPr>
-          <w:trHeight w:val="397"/>
-        </w:trPr>
-        <w:tc>
-          <w:tcPr>
-            <w:tcW w:w="9648" w:type="dxa"/>
-            <w:gridSpan w:val="6"/>
-            <w:tcBorders>
-              <w:bottom w:val="single" w:sz="4" w:space="0" w:color="auto"/>
-            </w:tcBorders>
-            <w:vAlign w:val="center"/>
-          </w:tcPr>
-          <w:p>
-            <w:pPr>
-              <w:widowControl w:val="0"/>
-              <w:autoSpaceDE w:val="0"/>
-              <w:autoSpaceDN w:val="0"/>
-              <w:adjustRightInd w:val="0"/>
-              <w:spacing w:line="240" w:lineRule="auto"/>
-              <w:rPr>
-                <w:rFonts w:eastAsia="Times New Roman"/>
-                <w:highlight w:val="green"/>
-                <w:lang w:val="ru-RU" w:eastAsia="ru-RU"/>
-              </w:rPr>
-            </w:pPr>
-            <w:r>
-              <w:rPr>
-                <w:rFonts w:eastAsia="Times New Roman"/>
-                <w:kern w:val="0"/>
-                <w:lang w:eastAsia="ru-RU"/>
-                <w14:ligatures w14:val="none"/>
-              </w:rPr>
-              <w:t>Android</w:t>
-            </w:r>
-            <w:r>
-              <w:rPr>
-                <w:rFonts w:eastAsia="Times New Roman"/>
-                <w:kern w:val="0"/>
-                <w:lang w:val="ru-RU" w:eastAsia="ru-RU"/>
-                <w14:ligatures w14:val="none"/>
-              </w:rPr>
-              <w:t xml:space="preserve"> и </w:t>
-            </w:r>
-            <w:r>
-              <w:rPr>
-                <w:rFonts w:eastAsia="Times New Roman"/>
-                <w:kern w:val="0"/>
-                <w:lang w:eastAsia="ru-RU"/>
-                <w14:ligatures w14:val="none"/>
-              </w:rPr>
-              <w:t>iOS</w:t>
-            </w:r>
-            <w:r>
-              <w:rPr>
-                <w:rFonts w:eastAsia="Times New Roman"/>
-                <w:kern w:val="0"/>
-                <w:lang w:val="ru-RU" w:eastAsia="ru-RU"/>
-                <w14:ligatures w14:val="none"/>
-              </w:rPr>
-              <w:t xml:space="preserve">; реализация управления проектами и участниками (создание, вступление, </w:t>
-            </w:r>
-          </w:p>
-        </w:tc>
-      </w:tr>
-      <w:tr>
-        <w:trPr>
-          <w:trHeight w:val="397"/>
-        </w:trPr>
-        <w:tc>
-          <w:tcPr>
-            <w:tcW w:w="9648" w:type="dxa"/>
-            <w:gridSpan w:val="6"/>
-            <w:tcBorders>
-              <w:top w:val="single" w:sz="4" w:space="0" w:color="auto"/>
-              <w:bottom w:val="single" w:sz="4" w:space="0" w:color="auto"/>
-            </w:tcBorders>
-            <w:vAlign w:val="center"/>
-          </w:tcPr>
-          <w:p>
-            <w:pPr>
-              <w:widowControl w:val="0"/>
-              <w:autoSpaceDE w:val="0"/>
-              <w:autoSpaceDN w:val="0"/>
-              <w:adjustRightInd w:val="0"/>
-              <w:spacing w:line="240" w:lineRule="auto"/>
-              <w:rPr>
-                <w:rFonts w:eastAsia="Times New Roman"/>
-                <w:highlight w:val="green"/>
-                <w:lang w:val="ru-RU" w:eastAsia="ru-RU"/>
-              </w:rPr>
-            </w:pPr>
-            <w:r>
-              <w:rPr>
-                <w:rFonts w:eastAsia="Times New Roman"/>
-                <w:kern w:val="0"/>
-                <w:lang w:val="ru-RU" w:eastAsia="ru-RU"/>
-                <w14:ligatures w14:val="none"/>
-              </w:rPr>
-              <w:t>роли); реализация планирования и контроля выполнения задач (канбан, спринты); реализация встроенного взаимодействия участников и преподавателя; реализация</w:t>
-            </w:r>
-          </w:p>
-        </w:tc>
-      </w:tr>
-      <w:tr>
-        <w:trPr>
-          <w:trHeight w:val="71"/>
-        </w:trPr>
-        <w:tc>
-          <w:tcPr>
-            <w:tcW w:w="9648" w:type="dxa"/>
-            <w:gridSpan w:val="6"/>
-            <w:tcBorders>
-              <w:top w:val="single" w:sz="4" w:space="0" w:color="auto"/>
-              <w:bottom w:val="single" w:sz="4" w:space="0" w:color="auto"/>
-            </w:tcBorders>
-            <w:vAlign w:val="center"/>
-          </w:tcPr>
-          <w:p>
-            <w:pPr>
-              <w:widowControl w:val="0"/>
-              <w:autoSpaceDE w:val="0"/>
-              <w:autoSpaceDN w:val="0"/>
-              <w:adjustRightInd w:val="0"/>
-              <w:spacing w:line="240" w:lineRule="auto"/>
-              <w:rPr>
-                <w:rFonts w:eastAsia="Times New Roman"/>
-                <w:sz w:val="18"/>
-                <w:szCs w:val="18"/>
-                <w:highlight w:val="green"/>
-                <w:lang w:val="ru-RU" w:eastAsia="ru-RU"/>
-              </w:rPr>
-            </w:pPr>
-            <w:r>
-              <w:rPr>
-                <w:rFonts w:eastAsia="Times New Roman"/>
-                <w:kern w:val="0"/>
-                <w:lang w:val="ru-RU" w:eastAsia="ru-RU"/>
-                <w14:ligatures w14:val="none"/>
-              </w:rPr>
-              <w:t>мониторинга прогресса и активности участников для оценки результатов проектной работы.</w:t>
-            </w:r>
-          </w:p>
-          <w:p>
-            <w:pPr>
-              <w:widowControl w:val="0"/>
-              <w:autoSpaceDE w:val="0"/>
-              <w:autoSpaceDN w:val="0"/>
-              <w:adjustRightInd w:val="0"/>
-              <w:spacing w:line="240" w:lineRule="auto"/>
-              <w:rPr>
-                <w:rFonts w:eastAsia="Times New Roman"/>
-                <w:sz w:val="18"/>
-                <w:szCs w:val="18"/>
-                <w:highlight w:val="green"/>
-                <w:lang w:val="ru-RU" w:eastAsia="ru-RU"/>
-              </w:rPr>
-            </w:pPr>
-          </w:p>
-        </w:tc>
-      </w:tr>
-      <w:tr>
-        <w:trPr>
-          <w:trHeight w:val="397"/>
-        </w:trPr>
-        <w:tc>
-          <w:tcPr>
-            <w:tcW w:w="4962" w:type="dxa"/>
-            <w:gridSpan w:val="3"/>
-            <w:tcBorders>
-              <w:bottom w:val="nil"/>
-            </w:tcBorders>
-            <w:vAlign w:val="center"/>
-          </w:tcPr>
-          <w:p>
-            <w:pPr>
-              <w:widowControl w:val="0"/>
-              <w:autoSpaceDE w:val="0"/>
-              <w:autoSpaceDN w:val="0"/>
-              <w:adjustRightInd w:val="0"/>
-              <w:spacing w:line="240" w:lineRule="auto"/>
-              <w:rPr>
-                <w:rFonts w:eastAsia="Times New Roman"/>
-                <w:lang w:val="ru-RU" w:eastAsia="ru-RU"/>
-              </w:rPr>
-            </w:pPr>
-          </w:p>
-          <w:p>
-            <w:pPr>
-              <w:widowControl w:val="0"/>
-              <w:autoSpaceDE w:val="0"/>
-              <w:autoSpaceDN w:val="0"/>
-              <w:adjustRightInd w:val="0"/>
-              <w:spacing w:line="240" w:lineRule="auto"/>
-              <w:rPr>
-                <w:rFonts w:eastAsia="Times New Roman"/>
-                <w:lang w:eastAsia="ru-RU"/>
-              </w:rPr>
-            </w:pPr>
-            <w:proofErr w:type="spellStart"/>
-            <w:r>
-              <w:rPr>
-                <w:rFonts w:eastAsia="Times New Roman"/>
-                <w:lang w:eastAsia="ru-RU"/>
-              </w:rPr>
-              <w:t>Содержание</w:t>
-            </w:r>
-            <w:proofErr w:type="spellEnd"/>
-            <w:r>
-              <w:rPr>
-                <w:rFonts w:eastAsia="Times New Roman"/>
-                <w:lang w:eastAsia="ru-RU"/>
-              </w:rPr>
-              <w:t xml:space="preserve"> </w:t>
-            </w:r>
-            <w:proofErr w:type="spellStart"/>
-            <w:r>
-              <w:rPr>
-                <w:rFonts w:eastAsia="Times New Roman"/>
-                <w:lang w:eastAsia="ru-RU"/>
-              </w:rPr>
-              <w:t>диссертации</w:t>
-            </w:r>
-            <w:proofErr w:type="spellEnd"/>
-            <w:r>
-              <w:rPr>
-                <w:rFonts w:eastAsia="Times New Roman"/>
-                <w:lang w:eastAsia="ru-RU"/>
-              </w:rPr>
-              <w:t xml:space="preserve"> (</w:t>
-            </w:r>
-            <w:proofErr w:type="spellStart"/>
-            <w:r>
-              <w:rPr>
-                <w:rFonts w:eastAsia="Times New Roman"/>
-                <w:lang w:eastAsia="ru-RU"/>
-              </w:rPr>
-              <w:t>основные</w:t>
-            </w:r>
-            <w:proofErr w:type="spellEnd"/>
-            <w:r>
-              <w:rPr>
-                <w:rFonts w:eastAsia="Times New Roman"/>
-                <w:lang w:eastAsia="ru-RU"/>
-              </w:rPr>
-              <w:t xml:space="preserve"> </w:t>
-            </w:r>
-            <w:proofErr w:type="spellStart"/>
-            <w:r>
-              <w:rPr>
-                <w:rFonts w:eastAsia="Times New Roman"/>
-                <w:lang w:eastAsia="ru-RU"/>
-              </w:rPr>
-              <w:t>разделы</w:t>
-            </w:r>
-            <w:proofErr w:type="spellEnd"/>
-            <w:r>
-              <w:rPr>
-                <w:rFonts w:eastAsia="Times New Roman"/>
-                <w:lang w:eastAsia="ru-RU"/>
-              </w:rPr>
-              <w:t>)</w:t>
-            </w:r>
-          </w:p>
-        </w:tc>
-        <w:tc>
-          <w:tcPr>
-            <w:tcW w:w="4686" w:type="dxa"/>
-            <w:gridSpan w:val="3"/>
-            <w:tcBorders>
-              <w:bottom w:val="single" w:sz="4" w:space="0" w:color="auto"/>
-            </w:tcBorders>
-            <w:vAlign w:val="center"/>
-          </w:tcPr>
-          <w:p>
-            <w:pPr>
-              <w:widowControl w:val="0"/>
-              <w:autoSpaceDE w:val="0"/>
-              <w:autoSpaceDN w:val="0"/>
-              <w:adjustRightInd w:val="0"/>
-              <w:spacing w:line="240" w:lineRule="auto"/>
-              <w:rPr>
-                <w:rFonts w:eastAsia="Times New Roman"/>
-                <w:lang w:eastAsia="ru-RU"/>
-              </w:rPr>
-            </w:pPr>
-            <w:r>
-              <w:rPr>
-                <w:lang w:val="ru-RU"/>
-              </w:rPr>
-              <w:t xml:space="preserve"> </w:t>
-            </w:r>
-            <w:r>
-              <w:rPr>
-                <w:rFonts w:eastAsia="Times New Roman"/>
-                <w:kern w:val="0"/>
-                <w:lang w:val="ru-RU" w:eastAsia="ru-RU"/>
-                <w14:ligatures w14:val="none"/>
-              </w:rPr>
-              <w:t>анализ предметной области</w:t>
-            </w:r>
-            <w:r>
-              <w:rPr>
-                <w:rFonts w:eastAsia="Times New Roman"/>
-                <w:kern w:val="0"/>
-                <w:lang w:eastAsia="ru-RU"/>
-                <w14:ligatures w14:val="none"/>
-              </w:rPr>
-              <w:t>,</w:t>
-            </w:r>
-          </w:p>
-        </w:tc>
-      </w:tr>
-      <w:tr>
-        <w:trPr>
-          <w:trHeight w:val="397"/>
-        </w:trPr>
-        <w:tc>
-          <w:tcPr>
-            <w:tcW w:w="9648" w:type="dxa"/>
-            <w:gridSpan w:val="6"/>
-            <w:tcBorders>
-              <w:bottom w:val="single" w:sz="4" w:space="0" w:color="auto"/>
-            </w:tcBorders>
-            <w:vAlign w:val="center"/>
-          </w:tcPr>
-          <w:p>
-            <w:pPr>
-              <w:widowControl w:val="0"/>
-              <w:autoSpaceDE w:val="0"/>
-              <w:autoSpaceDN w:val="0"/>
-              <w:adjustRightInd w:val="0"/>
-              <w:spacing w:line="240" w:lineRule="auto"/>
-              <w:rPr>
-                <w:rFonts w:eastAsia="Times New Roman"/>
-                <w:lang w:val="ru-RU" w:eastAsia="ru-RU"/>
-              </w:rPr>
-            </w:pPr>
-            <w:r>
-              <w:rPr>
-                <w:rFonts w:eastAsia="Times New Roman"/>
-                <w:kern w:val="0"/>
-                <w:lang w:val="ru-RU" w:eastAsia="ru-RU"/>
-                <w14:ligatures w14:val="none"/>
-              </w:rPr>
-              <w:t xml:space="preserve">разработка требований к информационной системе, выбор стека используемых </w:t>
-            </w:r>
-          </w:p>
-        </w:tc>
-      </w:tr>
-      <w:tr>
-        <w:trPr>
-          <w:trHeight w:val="397"/>
-        </w:trPr>
-        <w:tc>
-          <w:tcPr>
-            <w:tcW w:w="9648" w:type="dxa"/>
-            <w:gridSpan w:val="6"/>
-            <w:tcBorders>
-              <w:top w:val="single" w:sz="4" w:space="0" w:color="auto"/>
-              <w:bottom w:val="single" w:sz="4" w:space="0" w:color="auto"/>
-            </w:tcBorders>
-            <w:vAlign w:val="center"/>
-          </w:tcPr>
-          <w:p>
-            <w:pPr>
-              <w:widowControl w:val="0"/>
-              <w:autoSpaceDE w:val="0"/>
-              <w:autoSpaceDN w:val="0"/>
-              <w:adjustRightInd w:val="0"/>
-              <w:spacing w:line="240" w:lineRule="auto"/>
-              <w:rPr>
-                <w:rFonts w:eastAsia="Times New Roman"/>
-                <w:lang w:val="ru-RU" w:eastAsia="ru-RU"/>
-              </w:rPr>
-            </w:pPr>
-            <w:r>
-              <w:rPr>
-                <w:rFonts w:eastAsia="Times New Roman"/>
-                <w:kern w:val="0"/>
-                <w:lang w:val="ru-RU" w:eastAsia="ru-RU"/>
-                <w14:ligatures w14:val="none"/>
-              </w:rPr>
-              <w:t>технологий, проектирование архитектуры приложения и структуры базы данных, реализация серверной части (REST/</w:t>
-            </w:r>
-            <w:proofErr w:type="spellStart"/>
-            <w:r>
-              <w:rPr>
-                <w:rFonts w:eastAsia="Times New Roman"/>
-                <w:kern w:val="0"/>
-                <w:lang w:val="ru-RU" w:eastAsia="ru-RU"/>
-                <w14:ligatures w14:val="none"/>
-              </w:rPr>
-              <w:t>WebSocket</w:t>
-            </w:r>
-            <w:proofErr w:type="spellEnd"/>
-            <w:r>
-              <w:rPr>
-                <w:rFonts w:eastAsia="Times New Roman"/>
-                <w:kern w:val="0"/>
-                <w:lang w:val="ru-RU" w:eastAsia="ru-RU"/>
-                <w14:ligatures w14:val="none"/>
-              </w:rPr>
-              <w:t xml:space="preserve">, интеграция с </w:t>
-            </w:r>
-            <w:proofErr w:type="spellStart"/>
-            <w:r>
-              <w:rPr>
-                <w:rFonts w:eastAsia="Times New Roman"/>
-                <w:kern w:val="0"/>
-                <w:lang w:val="ru-RU" w:eastAsia="ru-RU"/>
-                <w14:ligatures w14:val="none"/>
-              </w:rPr>
-              <w:t>GitHub</w:t>
-            </w:r>
-            <w:proofErr w:type="spellEnd"/>
-            <w:r>
-              <w:rPr>
-                <w:rFonts w:eastAsia="Times New Roman"/>
-                <w:kern w:val="0"/>
-                <w:lang w:val="ru-RU" w:eastAsia="ru-RU"/>
-                <w14:ligatures w14:val="none"/>
-              </w:rPr>
-              <w:t xml:space="preserve"> API), реализация клиентской части приложения, описание интерфейса реализованного приложения</w:t>
-            </w:r>
-          </w:p>
-        </w:tc>
-      </w:tr>
-    </w:tbl>
-    <w:p>
-      <w:pPr>
-        <w:rPr>
-          <w:lang w:val="ru-RU"/>
-        </w:rPr>
-      </w:pPr>
-    </w:p>
-    <w:p>
-      <w:pPr>
-        <w:rPr>
-          <w:lang w:val="ru-RU"/>
-        </w:rPr>
-      </w:pPr>
-      <w:r>
-        <w:rPr>
-          <w:lang w:val="ru-RU"/>
-        </w:rPr>
-        <w:t>Срок сдачи диссертации «</w:t>
-      </w:r>
-      <w:r>
-        <w:rPr>
-          <w:lang w:val="ru-RU"/>
-        </w:rPr>
-        <w:t>29</w:t>
-      </w:r>
-      <w:r>
-        <w:rPr>
-          <w:lang w:val="ru-RU"/>
-        </w:rPr>
-        <w:t xml:space="preserve">» </w:t>
-      </w:r>
-      <w:r>
-        <w:rPr>
-          <w:lang w:val="ru-RU"/>
-        </w:rPr>
-        <w:t xml:space="preserve">мая </w:t>
-      </w:r>
-      <w:r>
-        <w:rPr>
-          <w:lang w:val="ru-RU"/>
-        </w:rPr>
-        <w:t>2026 г.</w:t>
-      </w:r>
-    </w:p>
-    <w:p>
-      <w:proofErr w:type="spellStart"/>
-      <w:r>
-        <w:t>Руководитель</w:t>
-      </w:r>
-      <w:proofErr w:type="spellEnd"/>
-      <w:r>
-        <w:t xml:space="preserve">: </w:t>
-      </w:r>
-    </w:p>
-    <w:tbl>
-      <w:tblPr>
-        <w:tblW w:w="5000" w:type="pct"/>
-        <w:tblBorders>
-          <w:top w:val="single" w:sz="4" w:space="0" w:color="auto"/>
-          <w:left w:val="single" w:sz="4" w:space="0" w:color="auto"/>
-          <w:bottom w:val="single" w:sz="4" w:space="0" w:color="auto"/>
-          <w:right w:val="single" w:sz="4" w:space="0" w:color="auto"/>
-          <w:insideH w:val="single" w:sz="4" w:space="0" w:color="auto"/>
-          <w:insideV w:val="single" w:sz="4" w:space="0" w:color="auto"/>
-        </w:tblBorders>
-        <w:tblLook w:val="0000" w:firstRow="0" w:lastRow="0" w:firstColumn="0" w:lastColumn="0" w:noHBand="0" w:noVBand="0"/>
-      </w:tblPr>
-      <w:tblGrid>
-        <w:gridCol w:w="285"/>
-        <w:gridCol w:w="3120"/>
-        <w:gridCol w:w="232"/>
-        <w:gridCol w:w="2325"/>
-        <w:gridCol w:w="228"/>
-        <w:gridCol w:w="3164"/>
-      </w:tblGrid>
-      <w:tr>
-        <w:trPr>
-          <w:trHeight w:val="397"/>
-        </w:trPr>
-        <w:tc>
-          <w:tcPr>
-            <w:tcW w:w="152" w:type="pct"/>
-            <w:tcBorders>
-              <w:top w:val="nil"/>
-              <w:left w:val="nil"/>
-              <w:bottom w:val="nil"/>
-              <w:right w:val="nil"/>
-            </w:tcBorders>
-            <w:vAlign w:val="center"/>
-          </w:tcPr>
-          <w:p>
-            <w:pPr>
-              <w:widowControl w:val="0"/>
-              <w:autoSpaceDE w:val="0"/>
-              <w:autoSpaceDN w:val="0"/>
-              <w:adjustRightInd w:val="0"/>
-              <w:spacing w:line="240" w:lineRule="auto"/>
-              <w:rPr>
-                <w:rFonts w:eastAsia="Times New Roman"/>
-                <w:lang w:eastAsia="ru-RU"/>
-              </w:rPr>
-            </w:pPr>
-          </w:p>
-        </w:tc>
-        <w:tc>
-          <w:tcPr>
-            <w:tcW w:w="1668" w:type="pct"/>
-            <w:tcBorders>
-              <w:top w:val="nil"/>
-              <w:left w:val="nil"/>
-              <w:right w:val="nil"/>
-            </w:tcBorders>
-            <w:vAlign w:val="center"/>
-          </w:tcPr>
-          <w:p>
-            <w:pPr>
-              <w:widowControl w:val="0"/>
-              <w:autoSpaceDE w:val="0"/>
-              <w:autoSpaceDN w:val="0"/>
-              <w:adjustRightInd w:val="0"/>
-              <w:spacing w:line="240" w:lineRule="auto"/>
-              <w:jc w:val="center"/>
-              <w:rPr>
-                <w:rFonts w:eastAsia="Times New Roman"/>
-                <w:lang w:val="ru-RU" w:eastAsia="ru-RU"/>
-              </w:rPr>
-            </w:pPr>
-            <w:r>
-              <w:rPr>
-                <w:rFonts w:eastAsia="Times New Roman"/>
-                <w:lang w:val="ru-RU" w:eastAsia="ru-RU"/>
-              </w:rPr>
-              <w:t xml:space="preserve">проф., д.т.н., </w:t>
-            </w:r>
-            <w:proofErr w:type="spellStart"/>
-            <w:r>
-              <w:rPr>
-                <w:rFonts w:eastAsia="Times New Roman"/>
-                <w:lang w:val="ru-RU" w:eastAsia="ru-RU"/>
-              </w:rPr>
-              <w:t>проф</w:t>
-            </w:r>
-            <w:proofErr w:type="spellEnd"/>
-          </w:p>
-        </w:tc>
-        <w:tc>
-          <w:tcPr>
-            <w:tcW w:w="124" w:type="pct"/>
-            <w:tcBorders>
-              <w:top w:val="nil"/>
-              <w:left w:val="nil"/>
-              <w:bottom w:val="nil"/>
-              <w:right w:val="nil"/>
-            </w:tcBorders>
-            <w:vAlign w:val="center"/>
-          </w:tcPr>
-          <w:p>
-            <w:pPr>
-              <w:widowControl w:val="0"/>
-              <w:autoSpaceDE w:val="0"/>
-              <w:autoSpaceDN w:val="0"/>
-              <w:adjustRightInd w:val="0"/>
-              <w:spacing w:line="240" w:lineRule="auto"/>
-              <w:jc w:val="center"/>
-              <w:rPr>
-                <w:rFonts w:eastAsia="Times New Roman"/>
-                <w:lang w:val="ru-RU" w:eastAsia="ru-RU"/>
-              </w:rPr>
-            </w:pPr>
-          </w:p>
-        </w:tc>
-        <w:tc>
-          <w:tcPr>
-            <w:tcW w:w="1243" w:type="pct"/>
-            <w:tcBorders>
-              <w:top w:val="nil"/>
-              <w:left w:val="nil"/>
-              <w:right w:val="nil"/>
-            </w:tcBorders>
-            <w:vAlign w:val="center"/>
-          </w:tcPr>
-          <w:p>
-            <w:pPr>
-              <w:widowControl w:val="0"/>
-              <w:autoSpaceDE w:val="0"/>
-              <w:autoSpaceDN w:val="0"/>
-              <w:adjustRightInd w:val="0"/>
-              <w:spacing w:line="240" w:lineRule="auto"/>
-              <w:jc w:val="center"/>
-              <w:rPr>
-                <w:rFonts w:eastAsia="Times New Roman"/>
-                <w:lang w:val="ru-RU" w:eastAsia="ru-RU"/>
-              </w:rPr>
-            </w:pPr>
-          </w:p>
-        </w:tc>
-        <w:tc>
-          <w:tcPr>
-            <w:tcW w:w="122" w:type="pct"/>
-            <w:tcBorders>
-              <w:top w:val="nil"/>
-              <w:left w:val="nil"/>
-              <w:bottom w:val="nil"/>
-              <w:right w:val="nil"/>
-            </w:tcBorders>
-            <w:vAlign w:val="center"/>
-          </w:tcPr>
-          <w:p>
-            <w:pPr>
-              <w:widowControl w:val="0"/>
-              <w:autoSpaceDE w:val="0"/>
-              <w:autoSpaceDN w:val="0"/>
-              <w:adjustRightInd w:val="0"/>
-              <w:spacing w:line="240" w:lineRule="auto"/>
-              <w:jc w:val="center"/>
-              <w:rPr>
-                <w:rFonts w:eastAsia="Times New Roman"/>
-                <w:lang w:val="ru-RU" w:eastAsia="ru-RU"/>
-              </w:rPr>
-            </w:pPr>
-          </w:p>
-        </w:tc>
-        <w:tc>
-          <w:tcPr>
-            <w:tcW w:w="1691" w:type="pct"/>
-            <w:tcBorders>
-              <w:top w:val="nil"/>
-              <w:left w:val="nil"/>
-              <w:right w:val="nil"/>
-            </w:tcBorders>
-            <w:vAlign w:val="center"/>
-          </w:tcPr>
-          <w:p>
-            <w:pPr>
-              <w:widowControl w:val="0"/>
-              <w:autoSpaceDE w:val="0"/>
-              <w:autoSpaceDN w:val="0"/>
-              <w:adjustRightInd w:val="0"/>
-              <w:spacing w:line="240" w:lineRule="auto"/>
-              <w:jc w:val="center"/>
-              <w:rPr>
-                <w:rFonts w:eastAsia="Times New Roman"/>
-                <w:lang w:eastAsia="ru-RU"/>
-              </w:rPr>
-            </w:pPr>
-            <w:r>
-              <w:rPr>
-                <w:rFonts w:eastAsia="Times New Roman"/>
-                <w:lang w:eastAsia="ru-RU"/>
-              </w:rPr>
-              <w:t>А.П. Шепет</w:t>
-            </w:r>
-            <w:proofErr w:type="spellStart"/>
-            <w:r>
-              <w:rPr>
-                <w:rFonts w:eastAsia="Times New Roman"/>
-                <w:lang w:eastAsia="ru-RU"/>
-              </w:rPr>
-              <w:t>а</w:t>
-            </w:r>
-            <w:proofErr w:type="spellEnd"/>
-          </w:p>
-        </w:tc>
-      </w:tr>
-      <w:tr>
-        <w:tblPrEx>
-          <w:tblBorders>
-            <w:top w:val="none" w:sz="0" w:space="0" w:color="auto"/>
-            <w:left w:val="none" w:sz="0" w:space="0" w:color="auto"/>
-            <w:bottom w:val="none" w:sz="0" w:space="0" w:color="auto"/>
-            <w:right w:val="none" w:sz="0" w:space="0" w:color="auto"/>
-            <w:insideH w:val="none" w:sz="0" w:space="0" w:color="auto"/>
-            <w:insideV w:val="none" w:sz="0" w:space="0" w:color="auto"/>
-          </w:tblBorders>
-        </w:tblPrEx>
-        <w:tc>
-          <w:tcPr>
-            <w:tcW w:w="152" w:type="pct"/>
-            <w:tcBorders>
-              <w:top w:val="nil"/>
-              <w:left w:val="nil"/>
-              <w:bottom w:val="nil"/>
-              <w:right w:val="nil"/>
-            </w:tcBorders>
-            <w:vAlign w:val="center"/>
-          </w:tcPr>
-          <w:p>
-            <w:pPr>
-              <w:widowControl w:val="0"/>
-              <w:autoSpaceDE w:val="0"/>
-              <w:autoSpaceDN w:val="0"/>
-              <w:adjustRightInd w:val="0"/>
-              <w:spacing w:line="180" w:lineRule="exact"/>
-              <w:jc w:val="right"/>
-              <w:rPr>
-                <w:rFonts w:eastAsia="Times New Roman"/>
-                <w:sz w:val="18"/>
-                <w:szCs w:val="18"/>
-                <w:lang w:eastAsia="ru-RU"/>
-              </w:rPr>
-            </w:pPr>
-          </w:p>
-        </w:tc>
-        <w:tc>
-          <w:tcPr>
-            <w:tcW w:w="1668" w:type="pct"/>
-            <w:tcBorders>
-              <w:top w:val="nil"/>
-              <w:left w:val="nil"/>
-              <w:bottom w:val="nil"/>
-              <w:right w:val="nil"/>
-            </w:tcBorders>
-            <w:vAlign w:val="center"/>
-          </w:tcPr>
-          <w:p>
-            <w:pPr>
-              <w:widowControl w:val="0"/>
-              <w:autoSpaceDE w:val="0"/>
-              <w:autoSpaceDN w:val="0"/>
-              <w:adjustRightInd w:val="0"/>
-              <w:spacing w:line="180" w:lineRule="exact"/>
-              <w:jc w:val="center"/>
-              <w:rPr>
-                <w:rFonts w:eastAsia="Times New Roman"/>
-                <w:sz w:val="18"/>
-                <w:szCs w:val="18"/>
-                <w:lang w:eastAsia="ru-RU"/>
-              </w:rPr>
-            </w:pPr>
-            <w:proofErr w:type="spellStart"/>
-            <w:r>
-              <w:rPr>
-                <w:rFonts w:eastAsia="Times New Roman"/>
-                <w:sz w:val="18"/>
-                <w:szCs w:val="18"/>
-                <w:lang w:eastAsia="ru-RU"/>
-              </w:rPr>
-              <w:t>должность</w:t>
-            </w:r>
-            <w:proofErr w:type="spellEnd"/>
-            <w:r>
-              <w:rPr>
-                <w:rFonts w:eastAsia="Times New Roman"/>
-                <w:sz w:val="18"/>
-                <w:szCs w:val="18"/>
-                <w:lang w:eastAsia="ru-RU"/>
-              </w:rPr>
-              <w:t xml:space="preserve">, </w:t>
-            </w:r>
-            <w:proofErr w:type="spellStart"/>
-            <w:r>
-              <w:rPr>
-                <w:rFonts w:eastAsia="Times New Roman"/>
-                <w:sz w:val="18"/>
-                <w:szCs w:val="18"/>
-                <w:lang w:eastAsia="ru-RU"/>
-              </w:rPr>
-              <w:t>уч</w:t>
-            </w:r>
-            <w:proofErr w:type="spellEnd"/>
-            <w:r>
-              <w:rPr>
-                <w:rFonts w:eastAsia="Times New Roman"/>
-                <w:sz w:val="18"/>
-                <w:szCs w:val="18"/>
-                <w:lang w:eastAsia="ru-RU"/>
-              </w:rPr>
-              <w:t xml:space="preserve">. </w:t>
-            </w:r>
-            <w:proofErr w:type="spellStart"/>
-            <w:r>
-              <w:rPr>
-                <w:rFonts w:eastAsia="Times New Roman"/>
-                <w:sz w:val="18"/>
-                <w:szCs w:val="18"/>
-                <w:lang w:eastAsia="ru-RU"/>
-              </w:rPr>
-              <w:t>степень</w:t>
-            </w:r>
-            <w:proofErr w:type="spellEnd"/>
-            <w:r>
-              <w:rPr>
-                <w:rFonts w:eastAsia="Times New Roman"/>
-                <w:sz w:val="18"/>
-                <w:szCs w:val="18"/>
-                <w:lang w:eastAsia="ru-RU"/>
-              </w:rPr>
-              <w:t xml:space="preserve">, </w:t>
-            </w:r>
-            <w:proofErr w:type="spellStart"/>
-            <w:r>
-              <w:rPr>
-                <w:rFonts w:eastAsia="Times New Roman"/>
-                <w:sz w:val="18"/>
-                <w:szCs w:val="18"/>
-                <w:lang w:eastAsia="ru-RU"/>
-              </w:rPr>
-              <w:t>звание</w:t>
-            </w:r>
-            <w:proofErr w:type="spellEnd"/>
-          </w:p>
-        </w:tc>
-        <w:tc>
-          <w:tcPr>
-            <w:tcW w:w="124" w:type="pct"/>
-            <w:tcBorders>
-              <w:top w:val="nil"/>
-              <w:left w:val="nil"/>
-              <w:bottom w:val="nil"/>
-              <w:right w:val="nil"/>
-            </w:tcBorders>
-            <w:vAlign w:val="center"/>
-          </w:tcPr>
-          <w:p>
-            <w:pPr>
-              <w:widowControl w:val="0"/>
-              <w:autoSpaceDE w:val="0"/>
-              <w:autoSpaceDN w:val="0"/>
-              <w:adjustRightInd w:val="0"/>
-              <w:spacing w:line="180" w:lineRule="exact"/>
-              <w:rPr>
-                <w:rFonts w:eastAsia="Times New Roman"/>
-                <w:sz w:val="18"/>
-                <w:szCs w:val="18"/>
-                <w:lang w:eastAsia="ru-RU"/>
-              </w:rPr>
-            </w:pPr>
-          </w:p>
-        </w:tc>
-        <w:tc>
-          <w:tcPr>
-            <w:tcW w:w="1243" w:type="pct"/>
-            <w:tcBorders>
-              <w:top w:val="nil"/>
-              <w:left w:val="nil"/>
-              <w:bottom w:val="nil"/>
-              <w:right w:val="nil"/>
-            </w:tcBorders>
-            <w:vAlign w:val="center"/>
-          </w:tcPr>
-          <w:p>
-            <w:pPr>
-              <w:widowControl w:val="0"/>
-              <w:autoSpaceDE w:val="0"/>
-              <w:autoSpaceDN w:val="0"/>
-              <w:adjustRightInd w:val="0"/>
-              <w:spacing w:line="180" w:lineRule="exact"/>
-              <w:jc w:val="center"/>
-              <w:rPr>
-                <w:rFonts w:eastAsia="Times New Roman"/>
-                <w:sz w:val="18"/>
-                <w:szCs w:val="18"/>
-                <w:lang w:eastAsia="ru-RU"/>
-              </w:rPr>
-            </w:pPr>
-            <w:proofErr w:type="spellStart"/>
-            <w:r>
-              <w:rPr>
-                <w:rFonts w:eastAsia="Times New Roman"/>
-                <w:sz w:val="18"/>
-                <w:szCs w:val="18"/>
-                <w:lang w:eastAsia="ru-RU"/>
-              </w:rPr>
-              <w:t>подпись</w:t>
-            </w:r>
-            <w:proofErr w:type="spellEnd"/>
-            <w:r>
-              <w:rPr>
-                <w:rFonts w:eastAsia="Times New Roman"/>
-                <w:sz w:val="18"/>
-                <w:szCs w:val="18"/>
-                <w:lang w:eastAsia="ru-RU"/>
-              </w:rPr>
-              <w:t xml:space="preserve">, </w:t>
-            </w:r>
-            <w:proofErr w:type="spellStart"/>
-            <w:r>
-              <w:rPr>
-                <w:rFonts w:eastAsia="Times New Roman"/>
-                <w:sz w:val="18"/>
-                <w:szCs w:val="18"/>
-                <w:lang w:eastAsia="ru-RU"/>
-              </w:rPr>
-              <w:t>дата</w:t>
-            </w:r>
-            <w:proofErr w:type="spellEnd"/>
-          </w:p>
-        </w:tc>
-        <w:tc>
-          <w:tcPr>
-            <w:tcW w:w="122" w:type="pct"/>
-            <w:tcBorders>
-              <w:top w:val="nil"/>
-              <w:left w:val="nil"/>
-              <w:bottom w:val="nil"/>
-              <w:right w:val="nil"/>
-            </w:tcBorders>
-            <w:vAlign w:val="center"/>
-          </w:tcPr>
-          <w:p>
-            <w:pPr>
-              <w:widowControl w:val="0"/>
-              <w:autoSpaceDE w:val="0"/>
-              <w:autoSpaceDN w:val="0"/>
-              <w:adjustRightInd w:val="0"/>
-              <w:spacing w:line="180" w:lineRule="exact"/>
-              <w:rPr>
-                <w:rFonts w:eastAsia="Times New Roman"/>
-                <w:sz w:val="18"/>
-                <w:szCs w:val="18"/>
-                <w:lang w:eastAsia="ru-RU"/>
-              </w:rPr>
-            </w:pPr>
-          </w:p>
-        </w:tc>
-        <w:tc>
-          <w:tcPr>
-            <w:tcW w:w="1691" w:type="pct"/>
-            <w:tcBorders>
-              <w:top w:val="nil"/>
-              <w:left w:val="nil"/>
-              <w:bottom w:val="nil"/>
-              <w:right w:val="nil"/>
-            </w:tcBorders>
-            <w:vAlign w:val="center"/>
-          </w:tcPr>
-          <w:p>
-            <w:pPr>
-              <w:widowControl w:val="0"/>
-              <w:autoSpaceDE w:val="0"/>
-              <w:autoSpaceDN w:val="0"/>
-              <w:adjustRightInd w:val="0"/>
-              <w:spacing w:line="180" w:lineRule="exact"/>
-              <w:jc w:val="center"/>
-              <w:rPr>
-                <w:rFonts w:eastAsia="Times New Roman"/>
-                <w:sz w:val="18"/>
-                <w:szCs w:val="18"/>
-                <w:lang w:eastAsia="ru-RU"/>
-              </w:rPr>
-            </w:pPr>
-            <w:proofErr w:type="spellStart"/>
-            <w:r>
-              <w:rPr>
-                <w:rFonts w:eastAsia="Times New Roman"/>
-                <w:sz w:val="18"/>
-                <w:szCs w:val="18"/>
-                <w:lang w:eastAsia="ru-RU"/>
-              </w:rPr>
-              <w:t>инициалы</w:t>
-            </w:r>
-            <w:proofErr w:type="spellEnd"/>
-            <w:r>
-              <w:rPr>
-                <w:rFonts w:eastAsia="Times New Roman"/>
-                <w:sz w:val="18"/>
-                <w:szCs w:val="18"/>
-                <w:lang w:eastAsia="ru-RU"/>
-              </w:rPr>
-              <w:t xml:space="preserve">, </w:t>
-            </w:r>
-            <w:proofErr w:type="spellStart"/>
-            <w:r>
-              <w:rPr>
-                <w:rFonts w:eastAsia="Times New Roman"/>
-                <w:sz w:val="18"/>
-                <w:szCs w:val="18"/>
-                <w:lang w:eastAsia="ru-RU"/>
-              </w:rPr>
-              <w:t>фамилия</w:t>
-            </w:r>
-            <w:proofErr w:type="spellEnd"/>
-          </w:p>
-        </w:tc>
-      </w:tr>
-      <w:tr>
-        <w:tblPrEx>
-          <w:tblBorders>
-            <w:top w:val="none" w:sz="0" w:space="0" w:color="auto"/>
-            <w:left w:val="none" w:sz="0" w:space="0" w:color="auto"/>
-            <w:bottom w:val="none" w:sz="0" w:space="0" w:color="auto"/>
-            <w:right w:val="none" w:sz="0" w:space="0" w:color="auto"/>
-            <w:insideH w:val="none" w:sz="0" w:space="0" w:color="auto"/>
-            <w:insideV w:val="none" w:sz="0" w:space="0" w:color="auto"/>
-          </w:tblBorders>
-        </w:tblPrEx>
-        <w:tc>
-          <w:tcPr>
-            <w:tcW w:w="152" w:type="pct"/>
-            <w:tcBorders>
-              <w:top w:val="nil"/>
-              <w:left w:val="nil"/>
-              <w:bottom w:val="nil"/>
-              <w:right w:val="nil"/>
-            </w:tcBorders>
-            <w:vAlign w:val="center"/>
-          </w:tcPr>
-          <w:p>
-            <w:pPr>
-              <w:widowControl w:val="0"/>
-              <w:autoSpaceDE w:val="0"/>
-              <w:autoSpaceDN w:val="0"/>
-              <w:adjustRightInd w:val="0"/>
-              <w:spacing w:line="180" w:lineRule="exact"/>
-              <w:jc w:val="right"/>
-              <w:rPr>
-                <w:rFonts w:eastAsia="Times New Roman"/>
-                <w:sz w:val="18"/>
-                <w:szCs w:val="18"/>
-                <w:lang w:eastAsia="ru-RU"/>
-              </w:rPr>
-            </w:pPr>
-          </w:p>
-        </w:tc>
-        <w:tc>
-          <w:tcPr>
-            <w:tcW w:w="1668" w:type="pct"/>
-            <w:tcBorders>
-              <w:top w:val="nil"/>
-              <w:left w:val="nil"/>
-              <w:bottom w:val="nil"/>
-              <w:right w:val="nil"/>
-            </w:tcBorders>
-            <w:vAlign w:val="center"/>
-          </w:tcPr>
-          <w:p>
-            <w:pPr>
-              <w:widowControl w:val="0"/>
-              <w:autoSpaceDE w:val="0"/>
-              <w:autoSpaceDN w:val="0"/>
-              <w:adjustRightInd w:val="0"/>
-              <w:spacing w:line="180" w:lineRule="exact"/>
-              <w:jc w:val="center"/>
-              <w:rPr>
-                <w:rFonts w:eastAsia="Times New Roman"/>
-                <w:sz w:val="18"/>
-                <w:szCs w:val="18"/>
-                <w:lang w:eastAsia="ru-RU"/>
-              </w:rPr>
-            </w:pPr>
-          </w:p>
-        </w:tc>
-        <w:tc>
-          <w:tcPr>
-            <w:tcW w:w="124" w:type="pct"/>
-            <w:tcBorders>
-              <w:top w:val="nil"/>
-              <w:left w:val="nil"/>
-              <w:bottom w:val="nil"/>
-              <w:right w:val="nil"/>
-            </w:tcBorders>
-            <w:vAlign w:val="center"/>
-          </w:tcPr>
-          <w:p>
-            <w:pPr>
-              <w:widowControl w:val="0"/>
-              <w:autoSpaceDE w:val="0"/>
-              <w:autoSpaceDN w:val="0"/>
-              <w:adjustRightInd w:val="0"/>
-              <w:spacing w:line="180" w:lineRule="exact"/>
-              <w:rPr>
-                <w:rFonts w:eastAsia="Times New Roman"/>
-                <w:sz w:val="18"/>
-                <w:szCs w:val="18"/>
-                <w:lang w:eastAsia="ru-RU"/>
-              </w:rPr>
-            </w:pPr>
-          </w:p>
-        </w:tc>
-        <w:tc>
-          <w:tcPr>
-            <w:tcW w:w="1243" w:type="pct"/>
-            <w:tcBorders>
-              <w:top w:val="nil"/>
-              <w:left w:val="nil"/>
-              <w:bottom w:val="nil"/>
-              <w:right w:val="nil"/>
-            </w:tcBorders>
-            <w:vAlign w:val="center"/>
-          </w:tcPr>
-          <w:p>
-            <w:pPr>
-              <w:widowControl w:val="0"/>
-              <w:autoSpaceDE w:val="0"/>
-              <w:autoSpaceDN w:val="0"/>
-              <w:adjustRightInd w:val="0"/>
-              <w:spacing w:line="180" w:lineRule="exact"/>
-              <w:jc w:val="center"/>
-              <w:rPr>
-                <w:rFonts w:eastAsia="Times New Roman"/>
-                <w:sz w:val="18"/>
-                <w:szCs w:val="18"/>
-                <w:lang w:eastAsia="ru-RU"/>
-              </w:rPr>
-            </w:pPr>
-          </w:p>
-        </w:tc>
-        <w:tc>
-          <w:tcPr>
-            <w:tcW w:w="122" w:type="pct"/>
-            <w:tcBorders>
-              <w:top w:val="nil"/>
-              <w:left w:val="nil"/>
-              <w:bottom w:val="nil"/>
-              <w:right w:val="nil"/>
-            </w:tcBorders>
-            <w:vAlign w:val="center"/>
-          </w:tcPr>
-          <w:p>
-            <w:pPr>
-              <w:widowControl w:val="0"/>
-              <w:autoSpaceDE w:val="0"/>
-              <w:autoSpaceDN w:val="0"/>
-              <w:adjustRightInd w:val="0"/>
-              <w:spacing w:line="180" w:lineRule="exact"/>
-              <w:rPr>
-                <w:rFonts w:eastAsia="Times New Roman"/>
-                <w:sz w:val="18"/>
-                <w:szCs w:val="18"/>
-                <w:lang w:eastAsia="ru-RU"/>
-              </w:rPr>
-            </w:pPr>
-          </w:p>
-        </w:tc>
-        <w:tc>
-          <w:tcPr>
-            <w:tcW w:w="1691" w:type="pct"/>
-            <w:tcBorders>
-              <w:top w:val="nil"/>
-              <w:left w:val="nil"/>
-              <w:bottom w:val="nil"/>
-              <w:right w:val="nil"/>
-            </w:tcBorders>
-            <w:vAlign w:val="center"/>
-          </w:tcPr>
-          <w:p>
-            <w:pPr>
-              <w:widowControl w:val="0"/>
-              <w:autoSpaceDE w:val="0"/>
-              <w:autoSpaceDN w:val="0"/>
-              <w:adjustRightInd w:val="0"/>
-              <w:spacing w:line="180" w:lineRule="exact"/>
-              <w:jc w:val="center"/>
-              <w:rPr>
-                <w:rFonts w:eastAsia="Times New Roman"/>
-                <w:sz w:val="18"/>
-                <w:szCs w:val="18"/>
-                <w:lang w:eastAsia="ru-RU"/>
-              </w:rPr>
-            </w:pPr>
-          </w:p>
-        </w:tc>
-      </w:tr>
-    </w:tbl>
-    <w:p>
-      <w:pPr>
-        <w:widowControl w:val="0"/>
-        <w:autoSpaceDE w:val="0"/>
-        <w:autoSpaceDN w:val="0"/>
-        <w:adjustRightInd w:val="0"/>
-        <w:spacing w:before="480" w:line="240" w:lineRule="auto"/>
-        <w:rPr>
-          <w:rFonts w:eastAsia="Times New Roman"/>
-          <w:lang w:eastAsia="ru-RU"/>
-        </w:rPr>
-      </w:pPr>
-      <w:proofErr w:type="spellStart"/>
-      <w:r>
-        <w:rPr>
-          <w:rFonts w:eastAsia="Times New Roman"/>
-          <w:lang w:eastAsia="ru-RU"/>
-        </w:rPr>
-        <w:t>Задание</w:t>
-      </w:r>
-      <w:proofErr w:type="spellEnd"/>
-      <w:r>
-        <w:rPr>
-          <w:rFonts w:eastAsia="Times New Roman"/>
-          <w:lang w:eastAsia="ru-RU"/>
-        </w:rPr>
-        <w:t xml:space="preserve"> </w:t>
-      </w:r>
-      <w:proofErr w:type="spellStart"/>
-      <w:r>
-        <w:rPr>
-          <w:rFonts w:eastAsia="Times New Roman"/>
-          <w:lang w:eastAsia="ru-RU"/>
-        </w:rPr>
-        <w:t>принял</w:t>
-      </w:r>
-      <w:proofErr w:type="spellEnd"/>
-      <w:r>
-        <w:rPr>
-          <w:rFonts w:eastAsia="Times New Roman"/>
-          <w:lang w:eastAsia="ru-RU"/>
-        </w:rPr>
-        <w:t xml:space="preserve"> к </w:t>
-      </w:r>
-      <w:proofErr w:type="spellStart"/>
-      <w:r>
-        <w:rPr>
-          <w:rFonts w:eastAsia="Times New Roman"/>
-          <w:lang w:eastAsia="ru-RU"/>
-        </w:rPr>
-        <w:t>исполнению</w:t>
-      </w:r>
-      <w:proofErr w:type="spellEnd"/>
-    </w:p>
-    <w:tbl>
-      <w:tblPr>
-        <w:tblW w:w="5000" w:type="pct"/>
-        <w:tblBorders>
-          <w:top w:val="single" w:sz="4" w:space="0" w:color="auto"/>
-          <w:left w:val="single" w:sz="4" w:space="0" w:color="auto"/>
-          <w:bottom w:val="single" w:sz="4" w:space="0" w:color="auto"/>
-          <w:right w:val="single" w:sz="4" w:space="0" w:color="auto"/>
-          <w:insideH w:val="single" w:sz="4" w:space="0" w:color="auto"/>
-          <w:insideV w:val="single" w:sz="4" w:space="0" w:color="auto"/>
-        </w:tblBorders>
-        <w:tblLook w:val="0000" w:firstRow="0" w:lastRow="0" w:firstColumn="0" w:lastColumn="0" w:noHBand="0" w:noVBand="0"/>
-      </w:tblPr>
-      <w:tblGrid>
-        <w:gridCol w:w="2479"/>
-        <w:gridCol w:w="963"/>
-        <w:gridCol w:w="223"/>
-        <w:gridCol w:w="2314"/>
-        <w:gridCol w:w="223"/>
-        <w:gridCol w:w="3152"/>
-      </w:tblGrid>
-      <w:tr>
-        <w:trPr>
-          <w:trHeight w:val="397"/>
-        </w:trPr>
-        <w:tc>
-          <w:tcPr>
-            <w:tcW w:w="1325" w:type="pct"/>
-            <w:tcBorders>
-              <w:top w:val="nil"/>
-              <w:left w:val="nil"/>
-              <w:bottom w:val="nil"/>
-              <w:right w:val="nil"/>
-            </w:tcBorders>
-            <w:vAlign w:val="center"/>
-          </w:tcPr>
-          <w:p>
-            <w:pPr>
-              <w:widowControl w:val="0"/>
-              <w:autoSpaceDE w:val="0"/>
-              <w:autoSpaceDN w:val="0"/>
-              <w:adjustRightInd w:val="0"/>
-              <w:spacing w:line="240" w:lineRule="auto"/>
-              <w:rPr>
-                <w:rFonts w:eastAsia="Times New Roman"/>
-                <w:lang w:eastAsia="ru-RU"/>
-              </w:rPr>
-            </w:pPr>
-            <w:proofErr w:type="spellStart"/>
-            <w:r>
-              <w:rPr>
-                <w:rFonts w:eastAsia="Times New Roman"/>
-                <w:lang w:eastAsia="ru-RU"/>
-              </w:rPr>
-              <w:t>студент</w:t>
-            </w:r>
-            <w:proofErr w:type="spellEnd"/>
-            <w:r>
-              <w:rPr>
-                <w:rFonts w:eastAsia="Times New Roman"/>
-                <w:lang w:eastAsia="ru-RU"/>
-              </w:rPr>
-              <w:t xml:space="preserve"> </w:t>
-            </w:r>
-            <w:proofErr w:type="spellStart"/>
-            <w:r>
-              <w:rPr>
-                <w:rFonts w:eastAsia="Times New Roman"/>
-                <w:lang w:eastAsia="ru-RU"/>
-              </w:rPr>
-              <w:t>группы</w:t>
-            </w:r>
-            <w:proofErr w:type="spellEnd"/>
-            <w:r>
-              <w:rPr>
-                <w:rFonts w:eastAsia="Times New Roman"/>
-                <w:lang w:eastAsia="ru-RU"/>
-              </w:rPr>
-              <w:t xml:space="preserve"> № </w:t>
-            </w:r>
-          </w:p>
-        </w:tc>
-        <w:tc>
-          <w:tcPr>
-            <w:tcW w:w="515" w:type="pct"/>
-            <w:tcBorders>
-              <w:top w:val="nil"/>
-              <w:left w:val="nil"/>
-              <w:right w:val="nil"/>
-            </w:tcBorders>
-            <w:vAlign w:val="center"/>
-          </w:tcPr>
-          <w:p>
-            <w:pPr>
-              <w:widowControl w:val="0"/>
-              <w:autoSpaceDE w:val="0"/>
-              <w:autoSpaceDN w:val="0"/>
-              <w:adjustRightInd w:val="0"/>
-              <w:spacing w:line="240" w:lineRule="auto"/>
-              <w:jc w:val="center"/>
-              <w:rPr>
-                <w:rFonts w:eastAsia="Times New Roman"/>
-                <w:color w:val="EE0000"/>
-                <w:lang w:val="ru-RU" w:eastAsia="ru-RU"/>
-              </w:rPr>
-            </w:pPr>
-            <w:r>
-              <w:rPr>
-                <w:rFonts w:eastAsia="Times New Roman"/>
-                <w:color w:val="000000" w:themeColor="text1"/>
-                <w:lang w:val="ru-RU" w:eastAsia="ru-RU"/>
-              </w:rPr>
-              <w:t>4215</w:t>
-            </w:r>
-          </w:p>
-        </w:tc>
-        <w:tc>
-          <w:tcPr>
-            <w:tcW w:w="119" w:type="pct"/>
-            <w:tcBorders>
-              <w:top w:val="nil"/>
-              <w:left w:val="nil"/>
-              <w:bottom w:val="nil"/>
-              <w:right w:val="nil"/>
-            </w:tcBorders>
-            <w:vAlign w:val="center"/>
-          </w:tcPr>
-          <w:p>
-            <w:pPr>
-              <w:widowControl w:val="0"/>
-              <w:autoSpaceDE w:val="0"/>
-              <w:autoSpaceDN w:val="0"/>
-              <w:adjustRightInd w:val="0"/>
-              <w:spacing w:line="240" w:lineRule="auto"/>
-              <w:jc w:val="center"/>
-              <w:rPr>
-                <w:rFonts w:eastAsia="Times New Roman"/>
-                <w:lang w:eastAsia="ru-RU"/>
-              </w:rPr>
-            </w:pPr>
-          </w:p>
-        </w:tc>
-        <w:tc>
-          <w:tcPr>
-            <w:tcW w:w="1237" w:type="pct"/>
-            <w:tcBorders>
-              <w:top w:val="nil"/>
-              <w:left w:val="nil"/>
-              <w:right w:val="nil"/>
-            </w:tcBorders>
-            <w:vAlign w:val="center"/>
-          </w:tcPr>
-          <w:p>
-            <w:pPr>
-              <w:widowControl w:val="0"/>
-              <w:autoSpaceDE w:val="0"/>
-              <w:autoSpaceDN w:val="0"/>
-              <w:adjustRightInd w:val="0"/>
-              <w:spacing w:line="240" w:lineRule="auto"/>
-              <w:jc w:val="center"/>
-              <w:rPr>
-                <w:rFonts w:eastAsia="Times New Roman"/>
-                <w:lang w:eastAsia="ru-RU"/>
-              </w:rPr>
-            </w:pPr>
-          </w:p>
-        </w:tc>
-        <w:tc>
-          <w:tcPr>
-            <w:tcW w:w="119" w:type="pct"/>
-            <w:tcBorders>
-              <w:top w:val="nil"/>
-              <w:left w:val="nil"/>
-              <w:bottom w:val="nil"/>
-              <w:right w:val="nil"/>
-            </w:tcBorders>
-            <w:vAlign w:val="center"/>
-          </w:tcPr>
-          <w:p>
-            <w:pPr>
-              <w:widowControl w:val="0"/>
-              <w:autoSpaceDE w:val="0"/>
-              <w:autoSpaceDN w:val="0"/>
-              <w:adjustRightInd w:val="0"/>
-              <w:spacing w:line="240" w:lineRule="auto"/>
-              <w:jc w:val="center"/>
-              <w:rPr>
-                <w:rFonts w:eastAsia="Times New Roman"/>
-                <w:lang w:eastAsia="ru-RU"/>
-              </w:rPr>
-            </w:pPr>
-          </w:p>
-        </w:tc>
-        <w:tc>
-          <w:tcPr>
-            <w:tcW w:w="1685" w:type="pct"/>
-            <w:tcBorders>
-              <w:top w:val="nil"/>
-              <w:left w:val="nil"/>
-              <w:right w:val="nil"/>
-            </w:tcBorders>
-            <w:vAlign w:val="center"/>
-          </w:tcPr>
-          <w:p>
-            <w:pPr>
-              <w:widowControl w:val="0"/>
-              <w:autoSpaceDE w:val="0"/>
-              <w:autoSpaceDN w:val="0"/>
-              <w:adjustRightInd w:val="0"/>
-              <w:spacing w:line="240" w:lineRule="auto"/>
-              <w:jc w:val="center"/>
-              <w:rPr>
-                <w:rFonts w:eastAsia="Times New Roman"/>
-                <w:lang w:val="ru-RU" w:eastAsia="ru-RU"/>
-              </w:rPr>
-            </w:pPr>
-            <w:r>
-              <w:rPr>
-                <w:rFonts w:eastAsia="Times New Roman"/>
-                <w:lang w:val="ru-RU" w:eastAsia="ru-RU"/>
-              </w:rPr>
-              <w:t>И</w:t>
-            </w:r>
-            <w:r>
-              <w:rPr>
-                <w:rFonts w:eastAsia="Times New Roman"/>
-                <w:lang w:eastAsia="ru-RU"/>
-              </w:rPr>
-              <w:t>.</w:t>
-            </w:r>
-            <w:r>
-              <w:rPr>
-                <w:rFonts w:eastAsia="Times New Roman"/>
-                <w:lang w:val="ru-RU" w:eastAsia="ru-RU"/>
-              </w:rPr>
-              <w:t>А</w:t>
-            </w:r>
-            <w:r>
-              <w:rPr>
-                <w:rFonts w:eastAsia="Times New Roman"/>
-                <w:lang w:eastAsia="ru-RU"/>
-              </w:rPr>
-              <w:t xml:space="preserve">. </w:t>
-            </w:r>
-            <w:proofErr w:type="spellStart"/>
-            <w:r>
-              <w:rPr>
-                <w:rFonts w:eastAsia="Times New Roman"/>
-                <w:lang w:val="ru-RU" w:eastAsia="ru-RU"/>
-              </w:rPr>
-              <w:t>Бунделев</w:t>
-            </w:r>
-            <w:proofErr w:type="spellEnd"/>
-          </w:p>
-        </w:tc>
-      </w:tr>
-      <w:tr>
-        <w:tblPrEx>
-          <w:tblBorders>
-            <w:top w:val="none" w:sz="0" w:space="0" w:color="auto"/>
-            <w:left w:val="none" w:sz="0" w:space="0" w:color="auto"/>
-            <w:bottom w:val="none" w:sz="0" w:space="0" w:color="auto"/>
-            <w:right w:val="none" w:sz="0" w:space="0" w:color="auto"/>
-            <w:insideH w:val="none" w:sz="0" w:space="0" w:color="auto"/>
-            <w:insideV w:val="none" w:sz="0" w:space="0" w:color="auto"/>
-          </w:tblBorders>
-        </w:tblPrEx>
-        <w:tc>
-          <w:tcPr>
-            <w:tcW w:w="1325" w:type="pct"/>
-            <w:tcBorders>
-              <w:top w:val="nil"/>
-              <w:left w:val="nil"/>
-              <w:bottom w:val="nil"/>
-              <w:right w:val="nil"/>
-            </w:tcBorders>
-            <w:vAlign w:val="center"/>
-          </w:tcPr>
-          <w:p>
-            <w:pPr>
-              <w:widowControl w:val="0"/>
-              <w:autoSpaceDE w:val="0"/>
-              <w:autoSpaceDN w:val="0"/>
-              <w:adjustRightInd w:val="0"/>
-              <w:spacing w:line="180" w:lineRule="exact"/>
-              <w:jc w:val="right"/>
-              <w:rPr>
-                <w:rFonts w:eastAsia="Times New Roman"/>
-                <w:sz w:val="16"/>
-                <w:szCs w:val="16"/>
-                <w:lang w:eastAsia="ru-RU"/>
-              </w:rPr>
-            </w:pPr>
-          </w:p>
-        </w:tc>
-        <w:tc>
-          <w:tcPr>
-            <w:tcW w:w="515" w:type="pct"/>
-            <w:tcBorders>
-              <w:top w:val="nil"/>
-              <w:left w:val="nil"/>
-              <w:bottom w:val="nil"/>
-              <w:right w:val="nil"/>
-            </w:tcBorders>
-            <w:vAlign w:val="center"/>
-          </w:tcPr>
-          <w:p>
-            <w:pPr>
-              <w:widowControl w:val="0"/>
-              <w:autoSpaceDE w:val="0"/>
-              <w:autoSpaceDN w:val="0"/>
-              <w:adjustRightInd w:val="0"/>
-              <w:spacing w:line="180" w:lineRule="exact"/>
-              <w:jc w:val="center"/>
-              <w:rPr>
-                <w:rFonts w:eastAsia="Times New Roman"/>
-                <w:sz w:val="18"/>
-                <w:szCs w:val="18"/>
-                <w:lang w:eastAsia="ru-RU"/>
-              </w:rPr>
-            </w:pPr>
-          </w:p>
-        </w:tc>
-        <w:tc>
-          <w:tcPr>
-            <w:tcW w:w="119" w:type="pct"/>
-            <w:tcBorders>
-              <w:top w:val="nil"/>
-              <w:left w:val="nil"/>
-              <w:bottom w:val="nil"/>
-              <w:right w:val="nil"/>
-            </w:tcBorders>
-            <w:vAlign w:val="center"/>
-          </w:tcPr>
-          <w:p>
-            <w:pPr>
-              <w:widowControl w:val="0"/>
-              <w:autoSpaceDE w:val="0"/>
-              <w:autoSpaceDN w:val="0"/>
-              <w:adjustRightInd w:val="0"/>
-              <w:spacing w:line="180" w:lineRule="exact"/>
-              <w:rPr>
-                <w:rFonts w:eastAsia="Times New Roman"/>
-                <w:sz w:val="16"/>
-                <w:szCs w:val="16"/>
-                <w:lang w:eastAsia="ru-RU"/>
-              </w:rPr>
-            </w:pPr>
-          </w:p>
-        </w:tc>
-        <w:tc>
-          <w:tcPr>
-            <w:tcW w:w="1237" w:type="pct"/>
-            <w:tcBorders>
-              <w:top w:val="nil"/>
-              <w:left w:val="nil"/>
-              <w:bottom w:val="nil"/>
-              <w:right w:val="nil"/>
-            </w:tcBorders>
-            <w:vAlign w:val="center"/>
-          </w:tcPr>
-          <w:p>
-            <w:pPr>
-              <w:widowControl w:val="0"/>
-              <w:autoSpaceDE w:val="0"/>
-              <w:autoSpaceDN w:val="0"/>
-              <w:adjustRightInd w:val="0"/>
-              <w:spacing w:line="180" w:lineRule="exact"/>
-              <w:rPr>
-                <w:rFonts w:eastAsia="Times New Roman"/>
-                <w:sz w:val="18"/>
-                <w:szCs w:val="18"/>
-                <w:lang w:eastAsia="ru-RU"/>
-              </w:rPr>
-            </w:pPr>
-            <w:proofErr w:type="spellStart"/>
-            <w:r>
-              <w:rPr>
-                <w:rFonts w:eastAsia="Times New Roman"/>
-                <w:sz w:val="18"/>
-                <w:szCs w:val="18"/>
-                <w:lang w:eastAsia="ru-RU"/>
-              </w:rPr>
-              <w:t>подпись</w:t>
-            </w:r>
-            <w:proofErr w:type="spellEnd"/>
-            <w:r>
-              <w:rPr>
-                <w:rFonts w:eastAsia="Times New Roman"/>
-                <w:sz w:val="18"/>
-                <w:szCs w:val="18"/>
-                <w:lang w:eastAsia="ru-RU"/>
-              </w:rPr>
-              <w:t xml:space="preserve">, </w:t>
-            </w:r>
-            <w:proofErr w:type="spellStart"/>
-            <w:r>
-              <w:rPr>
-                <w:rFonts w:eastAsia="Times New Roman"/>
-                <w:sz w:val="18"/>
-                <w:szCs w:val="18"/>
-                <w:lang w:eastAsia="ru-RU"/>
-              </w:rPr>
-              <w:t>дата</w:t>
-            </w:r>
-            <w:proofErr w:type="spellEnd"/>
-          </w:p>
-        </w:tc>
-        <w:tc>
-          <w:tcPr>
-            <w:tcW w:w="119" w:type="pct"/>
-            <w:tcBorders>
-              <w:top w:val="nil"/>
-              <w:left w:val="nil"/>
-              <w:bottom w:val="nil"/>
-              <w:right w:val="nil"/>
-            </w:tcBorders>
-            <w:vAlign w:val="center"/>
-          </w:tcPr>
-          <w:p>
-            <w:pPr>
-              <w:widowControl w:val="0"/>
-              <w:autoSpaceDE w:val="0"/>
-              <w:autoSpaceDN w:val="0"/>
-              <w:adjustRightInd w:val="0"/>
-              <w:spacing w:line="180" w:lineRule="exact"/>
-              <w:rPr>
-                <w:rFonts w:eastAsia="Times New Roman"/>
-                <w:sz w:val="16"/>
-                <w:szCs w:val="16"/>
-                <w:lang w:eastAsia="ru-RU"/>
-              </w:rPr>
-            </w:pPr>
-          </w:p>
-        </w:tc>
-        <w:tc>
-          <w:tcPr>
-            <w:tcW w:w="1685" w:type="pct"/>
-            <w:tcBorders>
-              <w:top w:val="nil"/>
-              <w:left w:val="nil"/>
-              <w:bottom w:val="nil"/>
-              <w:right w:val="nil"/>
-            </w:tcBorders>
-            <w:vAlign w:val="center"/>
-          </w:tcPr>
-          <w:p>
-            <w:pPr>
-              <w:widowControl w:val="0"/>
-              <w:autoSpaceDE w:val="0"/>
-              <w:autoSpaceDN w:val="0"/>
-              <w:adjustRightInd w:val="0"/>
-              <w:spacing w:line="180" w:lineRule="exact"/>
-              <w:jc w:val="center"/>
-              <w:rPr>
-                <w:rFonts w:eastAsia="Times New Roman"/>
-                <w:sz w:val="18"/>
-                <w:szCs w:val="18"/>
-                <w:lang w:eastAsia="ru-RU"/>
-              </w:rPr>
-            </w:pPr>
-            <w:proofErr w:type="spellStart"/>
-            <w:r>
-              <w:rPr>
-                <w:rFonts w:eastAsia="Times New Roman"/>
-                <w:sz w:val="18"/>
-                <w:szCs w:val="18"/>
-                <w:lang w:eastAsia="ru-RU"/>
-              </w:rPr>
-              <w:t>инициалы</w:t>
-            </w:r>
-            <w:proofErr w:type="spellEnd"/>
-            <w:r>
-              <w:rPr>
-                <w:rFonts w:eastAsia="Times New Roman"/>
-                <w:sz w:val="18"/>
-                <w:szCs w:val="18"/>
-                <w:lang w:eastAsia="ru-RU"/>
-              </w:rPr>
-              <w:t xml:space="preserve">, </w:t>
-            </w:r>
-            <w:proofErr w:type="spellStart"/>
-            <w:r>
-              <w:rPr>
-                <w:rFonts w:eastAsia="Times New Roman"/>
-                <w:sz w:val="18"/>
-                <w:szCs w:val="18"/>
-                <w:lang w:eastAsia="ru-RU"/>
-              </w:rPr>
-              <w:t>фамилия</w:t>
-            </w:r>
-            <w:proofErr w:type="spellEnd"/>
-          </w:p>
-        </w:tc>
-      </w:tr>
-    </w:tbl>
-    <w:p>
-      <w:pPr>
-        <w:adjustRightInd w:val="0"/>
-        <w:spacing w:line="312" w:lineRule="auto"/>
+        <w:spacing w:before="600" w:line="276" w:lineRule="auto"/>
         <w:ind w:firstLine="561"/>
         <w:jc w:val="center"/>
-      </w:pPr>
-    </w:p>
-    <w:p>
-      <w:pPr>
-        <w:adjustRightInd w:val="0"/>
-        <w:spacing w:line="312" w:lineRule="auto"/>
-        <w:ind w:firstLine="561"/>
-        <w:jc w:val="center"/>
-        <w:rPr>
-          <w:lang w:val="ru-RU"/>
-        </w:rPr>
-      </w:pPr>
-      <w:proofErr w:type="spellStart"/>
-      <w:r>
-        <w:t>Санкт</w:t>
-      </w:r>
-      <w:proofErr w:type="spellEnd"/>
-      <w:r>
-        <w:t>–</w:t>
-      </w:r>
-      <w:proofErr w:type="spellStart"/>
-      <w:r>
-        <w:t>Петербург</w:t>
-      </w:r>
-      <w:proofErr w:type="spellEnd"/>
-      <w:r>
-        <w:t xml:space="preserve"> 202</w:t>
-      </w:r>
-      <w:r>
-        <w:t>6</w:t>
+        <w:rPr>
+          <w:rFonts w:eastAsia="Times New Roman"/>
+          <w:kern w:val="0"/>
+          <w:lang w:val="ru-RU" w:eastAsia="ru-RU"/>
+          <w14:ligatures w14:val="none"/>
+        </w:rPr>
+      </w:pPr>
+      <w:r>
+        <w:rPr>
+          <w:rFonts w:eastAsia="Times New Roman"/>
+          <w:kern w:val="0"/>
+          <w:lang w:val="ru-RU" w:eastAsia="ru-RU"/>
+          <w14:ligatures w14:val="none"/>
+        </w:rPr>
+        <w:t>Санкт–Петербург 2026</w:t>
+      </w:r>
+    </w:p>
+    <w:p>
+      <w:pPr>
+        <w:pStyle w:val="2"/>
+        <w:rPr>
+          <w:rFonts w:eastAsia="Times New Roman"/>
+          <w:kern w:val="0"/>
+          <w:sz w:val="22"/>
+          <w:szCs w:val="22"/>
+          <w:lang w:val="ru-RU"/>
+          <w14:ligatures w14:val="none"/>
+        </w:rPr>
+      </w:pPr>
+      <w:r>
+        <w:rPr>
+          <w:lang w:val="ru-RU"/>
+        </w:rPr>
+        <w:br w:type="page"/>
       </w:r>
     </w:p>
     <w:p>
@@ -4582,7 +3121,7 @@
         <w:pStyle w:val="1"/>
         <w:jc w:val="center"/>
       </w:pPr>
-      <w:bookmarkStart w:id="0" w:name="_Toc230637174"/>
+      <w:bookmarkStart w:id="0" w:name="_Toc230897391"/>
       <w:r>
         <w:lastRenderedPageBreak/>
         <w:t>СО</w:t>
@@ -4633,7 +3172,7 @@
           <w:r>
             <w:fldChar w:fldCharType="separate"/>
           </w:r>
-          <w:hyperlink w:anchor="_Toc230637174" w:history="1">
+          <w:hyperlink w:anchor="_Toc230897391" w:history="1">
             <w:r>
               <w:rPr>
                 <w:rStyle w:val="af2"/>
@@ -4660,7 +3199,7 @@
                 <w:noProof/>
                 <w:webHidden/>
               </w:rPr>
-              <w:instrText xml:space="preserve"> PAGEREF _Toc230637174 \h </w:instrText>
+              <w:instrText xml:space="preserve"> PAGEREF _Toc230897391 \h </w:instrText>
             </w:r>
             <w:r>
               <w:rPr>
@@ -4680,7 +3219,7 @@
                 <w:noProof/>
                 <w:webHidden/>
               </w:rPr>
-              <w:t>4</w:t>
+              <w:t>3</w:t>
             </w:r>
             <w:r>
               <w:rPr>
@@ -4703,7 +3242,7 @@
               <w:lang w:val="ru-RU" w:eastAsia="ru-RU"/>
             </w:rPr>
           </w:pPr>
-          <w:hyperlink w:anchor="_Toc230637175" w:history="1">
+          <w:hyperlink w:anchor="_Toc230897392" w:history="1">
             <w:r>
               <w:rPr>
                 <w:rStyle w:val="af2"/>
@@ -4745,7 +3284,7 @@
                 <w:noProof/>
                 <w:webHidden/>
               </w:rPr>
-              <w:instrText xml:space="preserve"> PAGEREF _Toc230637175 \h </w:instrText>
+              <w:instrText xml:space="preserve"> PAGEREF _Toc230897392 \h </w:instrText>
             </w:r>
             <w:r>
               <w:rPr>
@@ -4765,7 +3304,7 @@
                 <w:noProof/>
                 <w:webHidden/>
               </w:rPr>
-              <w:t>7</w:t>
+              <w:t>6</w:t>
             </w:r>
             <w:r>
               <w:rPr>
@@ -4785,7 +3324,7 @@
               <w:lang w:val="ru-RU" w:eastAsia="ru-RU"/>
             </w:rPr>
           </w:pPr>
-          <w:hyperlink w:anchor="_Toc230637176" w:history="1">
+          <w:hyperlink w:anchor="_Toc230897393" w:history="1">
             <w:r>
               <w:rPr>
                 <w:rStyle w:val="af2"/>
@@ -4812,7 +3351,7 @@
                 <w:noProof/>
                 <w:webHidden/>
               </w:rPr>
-              <w:instrText xml:space="preserve"> PAGEREF _Toc230637176 \h </w:instrText>
+              <w:instrText xml:space="preserve"> PAGEREF _Toc230897393 \h </w:instrText>
             </w:r>
             <w:r>
               <w:rPr>
@@ -4832,7 +3371,7 @@
                 <w:noProof/>
                 <w:webHidden/>
               </w:rPr>
-              <w:t>7</w:t>
+              <w:t>6</w:t>
             </w:r>
             <w:r>
               <w:rPr>
@@ -4852,7 +3391,7 @@
               <w:lang w:val="ru-RU" w:eastAsia="ru-RU"/>
             </w:rPr>
           </w:pPr>
-          <w:hyperlink w:anchor="_Toc230637177" w:history="1">
+          <w:hyperlink w:anchor="_Toc230897394" w:history="1">
             <w:r>
               <w:rPr>
                 <w:rStyle w:val="af2"/>
@@ -4879,7 +3418,7 @@
                 <w:noProof/>
                 <w:webHidden/>
               </w:rPr>
-              <w:instrText xml:space="preserve"> PAGEREF _Toc230637177 \h </w:instrText>
+              <w:instrText xml:space="preserve"> PAGEREF _Toc230897394 \h </w:instrText>
             </w:r>
             <w:r>
               <w:rPr>
@@ -4899,7 +3438,7 @@
                 <w:noProof/>
                 <w:webHidden/>
               </w:rPr>
-              <w:t>8</w:t>
+              <w:t>7</w:t>
             </w:r>
             <w:r>
               <w:rPr>
@@ -4919,7 +3458,7 @@
               <w:lang w:val="ru-RU" w:eastAsia="ru-RU"/>
             </w:rPr>
           </w:pPr>
-          <w:hyperlink w:anchor="_Toc230637178" w:history="1">
+          <w:hyperlink w:anchor="_Toc230897395" w:history="1">
             <w:r>
               <w:rPr>
                 <w:rStyle w:val="af2"/>
@@ -4946,7 +3485,7 @@
                 <w:noProof/>
                 <w:webHidden/>
               </w:rPr>
-              <w:instrText xml:space="preserve"> PAGEREF _Toc230637178 \h </w:instrText>
+              <w:instrText xml:space="preserve"> PAGEREF _Toc230897395 \h </w:instrText>
             </w:r>
             <w:r>
               <w:rPr>
@@ -4986,7 +3525,7 @@
               <w:lang w:val="ru-RU" w:eastAsia="ru-RU"/>
             </w:rPr>
           </w:pPr>
-          <w:hyperlink w:anchor="_Toc230637179" w:history="1">
+          <w:hyperlink w:anchor="_Toc230897396" w:history="1">
             <w:r>
               <w:rPr>
                 <w:rStyle w:val="af2"/>
@@ -5013,7 +3552,7 @@
                 <w:noProof/>
                 <w:webHidden/>
               </w:rPr>
-              <w:instrText xml:space="preserve"> PAGEREF _Toc230637179 \h </w:instrText>
+              <w:instrText xml:space="preserve"> PAGEREF _Toc230897396 \h </w:instrText>
             </w:r>
             <w:r>
               <w:rPr>
@@ -5053,7 +3592,7 @@
               <w:lang w:val="ru-RU" w:eastAsia="ru-RU"/>
             </w:rPr>
           </w:pPr>
-          <w:hyperlink w:anchor="_Toc230637180" w:history="1">
+          <w:hyperlink w:anchor="_Toc230897397" w:history="1">
             <w:r>
               <w:rPr>
                 <w:rStyle w:val="af2"/>
@@ -5080,7 +3619,7 @@
                 <w:noProof/>
                 <w:webHidden/>
               </w:rPr>
-              <w:instrText xml:space="preserve"> PAGEREF _Toc230637180 \h </w:instrText>
+              <w:instrText xml:space="preserve"> PAGEREF _Toc230897397 \h </w:instrText>
             </w:r>
             <w:r>
               <w:rPr>
@@ -5120,7 +3659,7 @@
               <w:lang w:val="ru-RU" w:eastAsia="ru-RU"/>
             </w:rPr>
           </w:pPr>
-          <w:hyperlink w:anchor="_Toc230637181" w:history="1">
+          <w:hyperlink w:anchor="_Toc230897398" w:history="1">
             <w:r>
               <w:rPr>
                 <w:rStyle w:val="af2"/>
@@ -5147,7 +3686,7 @@
                 <w:noProof/>
                 <w:webHidden/>
               </w:rPr>
-              <w:instrText xml:space="preserve"> PAGEREF _Toc230637181 \h </w:instrText>
+              <w:instrText xml:space="preserve"> PAGEREF _Toc230897398 \h </w:instrText>
             </w:r>
             <w:r>
               <w:rPr>
@@ -5187,7 +3726,7 @@
               <w:lang w:val="ru-RU" w:eastAsia="ru-RU"/>
             </w:rPr>
           </w:pPr>
-          <w:hyperlink w:anchor="_Toc230637182" w:history="1">
+          <w:hyperlink w:anchor="_Toc230897399" w:history="1">
             <w:r>
               <w:rPr>
                 <w:rStyle w:val="af2"/>
@@ -5214,7 +3753,7 @@
                 <w:noProof/>
                 <w:webHidden/>
               </w:rPr>
-              <w:instrText xml:space="preserve"> PAGEREF _Toc230637182 \h </w:instrText>
+              <w:instrText xml:space="preserve"> PAGEREF _Toc230897399 \h </w:instrText>
             </w:r>
             <w:r>
               <w:rPr>
@@ -5234,7 +3773,7 @@
                 <w:noProof/>
                 <w:webHidden/>
               </w:rPr>
-              <w:t>16</w:t>
+              <w:t>15</w:t>
             </w:r>
             <w:r>
               <w:rPr>
@@ -5254,7 +3793,7 @@
               <w:lang w:val="ru-RU" w:eastAsia="ru-RU"/>
             </w:rPr>
           </w:pPr>
-          <w:hyperlink w:anchor="_Toc230637183" w:history="1">
+          <w:hyperlink w:anchor="_Toc230897400" w:history="1">
             <w:r>
               <w:rPr>
                 <w:rStyle w:val="af2"/>
@@ -5281,7 +3820,7 @@
                 <w:noProof/>
                 <w:webHidden/>
               </w:rPr>
-              <w:instrText xml:space="preserve"> PAGEREF _Toc230637183 \h </w:instrText>
+              <w:instrText xml:space="preserve"> PAGEREF _Toc230897400 \h </w:instrText>
             </w:r>
             <w:r>
               <w:rPr>
@@ -5321,13 +3860,13 @@
               <w:lang w:val="ru-RU" w:eastAsia="ru-RU"/>
             </w:rPr>
           </w:pPr>
-          <w:hyperlink w:anchor="_Toc230637184" w:history="1">
+          <w:hyperlink w:anchor="_Toc230897401" w:history="1">
             <w:r>
               <w:rPr>
                 <w:rStyle w:val="af2"/>
                 <w:noProof/>
               </w:rPr>
-              <w:t>3. РЕАЛИЗАЦИЯ ПРИЛОЖЕНИЯ</w:t>
+              <w:t>ЗАКЛЮЧЕНИЕ</w:t>
             </w:r>
             <w:r>
               <w:rPr>
@@ -5348,7 +3887,7 @@
                 <w:noProof/>
                 <w:webHidden/>
               </w:rPr>
-              <w:instrText xml:space="preserve"> PAGEREF _Toc230637184 \h </w:instrText>
+              <w:instrText xml:space="preserve"> PAGEREF _Toc230897401 \h </w:instrText>
             </w:r>
             <w:r>
               <w:rPr>
@@ -5368,7 +3907,7 @@
                 <w:noProof/>
                 <w:webHidden/>
               </w:rPr>
-              <w:t>19</w:t>
+              <w:t>18</w:t>
             </w:r>
             <w:r>
               <w:rPr>
@@ -5388,13 +3927,13 @@
               <w:lang w:val="ru-RU" w:eastAsia="ru-RU"/>
             </w:rPr>
           </w:pPr>
-          <w:hyperlink w:anchor="_Toc230637185" w:history="1">
+          <w:hyperlink w:anchor="_Toc230897402" w:history="1">
             <w:r>
               <w:rPr>
                 <w:rStyle w:val="af2"/>
                 <w:noProof/>
               </w:rPr>
-              <w:t>3.1 Структурная схема архитектуры разрабатываемого приложения</w:t>
+              <w:t>СПИСОК ИСПОЛЬЗОВАННЫХ ИСТОЧНИКОВ</w:t>
             </w:r>
             <w:r>
               <w:rPr>
@@ -5415,7 +3954,7 @@
                 <w:noProof/>
                 <w:webHidden/>
               </w:rPr>
-              <w:instrText xml:space="preserve"> PAGEREF _Toc230637185 \h </w:instrText>
+              <w:instrText xml:space="preserve"> PAGEREF _Toc230897402 \h </w:instrText>
             </w:r>
             <w:r>
               <w:rPr>
@@ -5436,810 +3975,6 @@
                 <w:webHidden/>
               </w:rPr>
               <w:t>19</w:t>
-            </w:r>
-            <w:r>
-              <w:rPr>
-                <w:noProof/>
-                <w:webHidden/>
-              </w:rPr>
-              <w:fldChar w:fldCharType="end"/>
-            </w:r>
-          </w:hyperlink>
-        </w:p>
-        <w:p>
-          <w:pPr>
-            <w:pStyle w:val="11"/>
-            <w:rPr>
-              <w:rFonts w:asciiTheme="minorHAnsi" w:eastAsiaTheme="minorEastAsia" w:hAnsiTheme="minorHAnsi" w:cstheme="minorBidi"/>
-              <w:noProof/>
-              <w:lang w:val="ru-RU" w:eastAsia="ru-RU"/>
-            </w:rPr>
-          </w:pPr>
-          <w:hyperlink w:anchor="_Toc230637186" w:history="1">
-            <w:r>
-              <w:rPr>
-                <w:rStyle w:val="af2"/>
-                <w:noProof/>
-              </w:rPr>
-              <w:t>3.2 Структурная схема БД разрабатываемого приложения</w:t>
-            </w:r>
-            <w:r>
-              <w:rPr>
-                <w:noProof/>
-                <w:webHidden/>
-              </w:rPr>
-              <w:tab/>
-            </w:r>
-            <w:r>
-              <w:rPr>
-                <w:noProof/>
-                <w:webHidden/>
-              </w:rPr>
-              <w:fldChar w:fldCharType="begin"/>
-            </w:r>
-            <w:r>
-              <w:rPr>
-                <w:noProof/>
-                <w:webHidden/>
-              </w:rPr>
-              <w:instrText xml:space="preserve"> PAGEREF _Toc230637186 \h </w:instrText>
-            </w:r>
-            <w:r>
-              <w:rPr>
-                <w:noProof/>
-                <w:webHidden/>
-              </w:rPr>
-            </w:r>
-            <w:r>
-              <w:rPr>
-                <w:noProof/>
-                <w:webHidden/>
-              </w:rPr>
-              <w:fldChar w:fldCharType="separate"/>
-            </w:r>
-            <w:r>
-              <w:rPr>
-                <w:noProof/>
-                <w:webHidden/>
-              </w:rPr>
-              <w:t>20</w:t>
-            </w:r>
-            <w:r>
-              <w:rPr>
-                <w:noProof/>
-                <w:webHidden/>
-              </w:rPr>
-              <w:fldChar w:fldCharType="end"/>
-            </w:r>
-          </w:hyperlink>
-        </w:p>
-        <w:p>
-          <w:pPr>
-            <w:pStyle w:val="11"/>
-            <w:rPr>
-              <w:rFonts w:asciiTheme="minorHAnsi" w:eastAsiaTheme="minorEastAsia" w:hAnsiTheme="minorHAnsi" w:cstheme="minorBidi"/>
-              <w:noProof/>
-              <w:lang w:val="ru-RU" w:eastAsia="ru-RU"/>
-            </w:rPr>
-          </w:pPr>
-          <w:hyperlink w:anchor="_Toc230637187" w:history="1">
-            <w:r>
-              <w:rPr>
-                <w:rStyle w:val="af2"/>
-                <w:noProof/>
-              </w:rPr>
-              <w:t>3.3 Бэкенд</w:t>
-            </w:r>
-            <w:r>
-              <w:rPr>
-                <w:noProof/>
-                <w:webHidden/>
-              </w:rPr>
-              <w:tab/>
-            </w:r>
-            <w:r>
-              <w:rPr>
-                <w:noProof/>
-                <w:webHidden/>
-              </w:rPr>
-              <w:fldChar w:fldCharType="begin"/>
-            </w:r>
-            <w:r>
-              <w:rPr>
-                <w:noProof/>
-                <w:webHidden/>
-              </w:rPr>
-              <w:instrText xml:space="preserve"> PAGEREF _Toc230637187 \h </w:instrText>
-            </w:r>
-            <w:r>
-              <w:rPr>
-                <w:noProof/>
-                <w:webHidden/>
-              </w:rPr>
-            </w:r>
-            <w:r>
-              <w:rPr>
-                <w:noProof/>
-                <w:webHidden/>
-              </w:rPr>
-              <w:fldChar w:fldCharType="separate"/>
-            </w:r>
-            <w:r>
-              <w:rPr>
-                <w:noProof/>
-                <w:webHidden/>
-              </w:rPr>
-              <w:t>22</w:t>
-            </w:r>
-            <w:r>
-              <w:rPr>
-                <w:noProof/>
-                <w:webHidden/>
-              </w:rPr>
-              <w:fldChar w:fldCharType="end"/>
-            </w:r>
-          </w:hyperlink>
-        </w:p>
-        <w:p>
-          <w:pPr>
-            <w:pStyle w:val="11"/>
-            <w:rPr>
-              <w:rFonts w:asciiTheme="minorHAnsi" w:eastAsiaTheme="minorEastAsia" w:hAnsiTheme="minorHAnsi" w:cstheme="minorBidi"/>
-              <w:noProof/>
-              <w:lang w:val="ru-RU" w:eastAsia="ru-RU"/>
-            </w:rPr>
-          </w:pPr>
-          <w:hyperlink w:anchor="_Toc230637188" w:history="1">
-            <w:r>
-              <w:rPr>
-                <w:rStyle w:val="af2"/>
-                <w:noProof/>
-              </w:rPr>
-              <w:t>3.4 Приложение</w:t>
-            </w:r>
-            <w:r>
-              <w:rPr>
-                <w:noProof/>
-                <w:webHidden/>
-              </w:rPr>
-              <w:tab/>
-            </w:r>
-            <w:r>
-              <w:rPr>
-                <w:noProof/>
-                <w:webHidden/>
-              </w:rPr>
-              <w:fldChar w:fldCharType="begin"/>
-            </w:r>
-            <w:r>
-              <w:rPr>
-                <w:noProof/>
-                <w:webHidden/>
-              </w:rPr>
-              <w:instrText xml:space="preserve"> PAGEREF _Toc230637188 \h </w:instrText>
-            </w:r>
-            <w:r>
-              <w:rPr>
-                <w:noProof/>
-                <w:webHidden/>
-              </w:rPr>
-            </w:r>
-            <w:r>
-              <w:rPr>
-                <w:noProof/>
-                <w:webHidden/>
-              </w:rPr>
-              <w:fldChar w:fldCharType="separate"/>
-            </w:r>
-            <w:r>
-              <w:rPr>
-                <w:noProof/>
-                <w:webHidden/>
-              </w:rPr>
-              <w:t>26</w:t>
-            </w:r>
-            <w:r>
-              <w:rPr>
-                <w:noProof/>
-                <w:webHidden/>
-              </w:rPr>
-              <w:fldChar w:fldCharType="end"/>
-            </w:r>
-          </w:hyperlink>
-        </w:p>
-        <w:p>
-          <w:pPr>
-            <w:pStyle w:val="11"/>
-            <w:rPr>
-              <w:rFonts w:asciiTheme="minorHAnsi" w:eastAsiaTheme="minorEastAsia" w:hAnsiTheme="minorHAnsi" w:cstheme="minorBidi"/>
-              <w:noProof/>
-              <w:lang w:val="ru-RU" w:eastAsia="ru-RU"/>
-            </w:rPr>
-          </w:pPr>
-          <w:hyperlink w:anchor="_Toc230637189" w:history="1">
-            <w:r>
-              <w:rPr>
-                <w:rStyle w:val="af2"/>
-                <w:noProof/>
-              </w:rPr>
-              <w:t>3.5 Интерфейс реализованного приложения</w:t>
-            </w:r>
-            <w:r>
-              <w:rPr>
-                <w:noProof/>
-                <w:webHidden/>
-              </w:rPr>
-              <w:tab/>
-            </w:r>
-            <w:r>
-              <w:rPr>
-                <w:noProof/>
-                <w:webHidden/>
-              </w:rPr>
-              <w:fldChar w:fldCharType="begin"/>
-            </w:r>
-            <w:r>
-              <w:rPr>
-                <w:noProof/>
-                <w:webHidden/>
-              </w:rPr>
-              <w:instrText xml:space="preserve"> PAGEREF _Toc230637189 \h </w:instrText>
-            </w:r>
-            <w:r>
-              <w:rPr>
-                <w:noProof/>
-                <w:webHidden/>
-              </w:rPr>
-            </w:r>
-            <w:r>
-              <w:rPr>
-                <w:noProof/>
-                <w:webHidden/>
-              </w:rPr>
-              <w:fldChar w:fldCharType="separate"/>
-            </w:r>
-            <w:r>
-              <w:rPr>
-                <w:noProof/>
-                <w:webHidden/>
-              </w:rPr>
-              <w:t>28</w:t>
-            </w:r>
-            <w:r>
-              <w:rPr>
-                <w:noProof/>
-                <w:webHidden/>
-              </w:rPr>
-              <w:fldChar w:fldCharType="end"/>
-            </w:r>
-          </w:hyperlink>
-        </w:p>
-        <w:p>
-          <w:pPr>
-            <w:pStyle w:val="11"/>
-            <w:rPr>
-              <w:rFonts w:asciiTheme="minorHAnsi" w:eastAsiaTheme="minorEastAsia" w:hAnsiTheme="minorHAnsi" w:cstheme="minorBidi"/>
-              <w:noProof/>
-              <w:lang w:val="ru-RU" w:eastAsia="ru-RU"/>
-            </w:rPr>
-          </w:pPr>
-          <w:hyperlink w:anchor="_Toc230637190" w:history="1">
-            <w:r>
-              <w:rPr>
-                <w:rStyle w:val="af2"/>
-                <w:noProof/>
-              </w:rPr>
-              <w:t>3.6 Деплой</w:t>
-            </w:r>
-            <w:r>
-              <w:rPr>
-                <w:noProof/>
-                <w:webHidden/>
-              </w:rPr>
-              <w:tab/>
-            </w:r>
-            <w:r>
-              <w:rPr>
-                <w:noProof/>
-                <w:webHidden/>
-              </w:rPr>
-              <w:fldChar w:fldCharType="begin"/>
-            </w:r>
-            <w:r>
-              <w:rPr>
-                <w:noProof/>
-                <w:webHidden/>
-              </w:rPr>
-              <w:instrText xml:space="preserve"> PAGEREF _Toc230637190 \h </w:instrText>
-            </w:r>
-            <w:r>
-              <w:rPr>
-                <w:noProof/>
-                <w:webHidden/>
-              </w:rPr>
-            </w:r>
-            <w:r>
-              <w:rPr>
-                <w:noProof/>
-                <w:webHidden/>
-              </w:rPr>
-              <w:fldChar w:fldCharType="separate"/>
-            </w:r>
-            <w:r>
-              <w:rPr>
-                <w:noProof/>
-                <w:webHidden/>
-              </w:rPr>
-              <w:t>48</w:t>
-            </w:r>
-            <w:r>
-              <w:rPr>
-                <w:noProof/>
-                <w:webHidden/>
-              </w:rPr>
-              <w:fldChar w:fldCharType="end"/>
-            </w:r>
-          </w:hyperlink>
-        </w:p>
-        <w:p>
-          <w:pPr>
-            <w:pStyle w:val="11"/>
-            <w:rPr>
-              <w:rFonts w:asciiTheme="minorHAnsi" w:eastAsiaTheme="minorEastAsia" w:hAnsiTheme="minorHAnsi" w:cstheme="minorBidi"/>
-              <w:noProof/>
-              <w:lang w:val="ru-RU" w:eastAsia="ru-RU"/>
-            </w:rPr>
-          </w:pPr>
-          <w:hyperlink w:anchor="_Toc230637191" w:history="1">
-            <w:r>
-              <w:rPr>
-                <w:rStyle w:val="af2"/>
-                <w:noProof/>
-              </w:rPr>
-              <w:t>ЗАКЛЮЧЕНИЕ</w:t>
-            </w:r>
-            <w:r>
-              <w:rPr>
-                <w:noProof/>
-                <w:webHidden/>
-              </w:rPr>
-              <w:tab/>
-            </w:r>
-            <w:r>
-              <w:rPr>
-                <w:noProof/>
-                <w:webHidden/>
-              </w:rPr>
-              <w:fldChar w:fldCharType="begin"/>
-            </w:r>
-            <w:r>
-              <w:rPr>
-                <w:noProof/>
-                <w:webHidden/>
-              </w:rPr>
-              <w:instrText xml:space="preserve"> PAGEREF _Toc230637191 \h </w:instrText>
-            </w:r>
-            <w:r>
-              <w:rPr>
-                <w:noProof/>
-                <w:webHidden/>
-              </w:rPr>
-            </w:r>
-            <w:r>
-              <w:rPr>
-                <w:noProof/>
-                <w:webHidden/>
-              </w:rPr>
-              <w:fldChar w:fldCharType="separate"/>
-            </w:r>
-            <w:r>
-              <w:rPr>
-                <w:noProof/>
-                <w:webHidden/>
-              </w:rPr>
-              <w:t>49</w:t>
-            </w:r>
-            <w:r>
-              <w:rPr>
-                <w:noProof/>
-                <w:webHidden/>
-              </w:rPr>
-              <w:fldChar w:fldCharType="end"/>
-            </w:r>
-          </w:hyperlink>
-        </w:p>
-        <w:p>
-          <w:pPr>
-            <w:pStyle w:val="11"/>
-            <w:rPr>
-              <w:rFonts w:asciiTheme="minorHAnsi" w:eastAsiaTheme="minorEastAsia" w:hAnsiTheme="minorHAnsi" w:cstheme="minorBidi"/>
-              <w:noProof/>
-              <w:lang w:val="ru-RU" w:eastAsia="ru-RU"/>
-            </w:rPr>
-          </w:pPr>
-          <w:hyperlink w:anchor="_Toc230637192" w:history="1">
-            <w:r>
-              <w:rPr>
-                <w:rStyle w:val="af2"/>
-                <w:noProof/>
-              </w:rPr>
-              <w:t>СПИСОК ИСПОЛЬЗОВАННЫХ ИСТОЧНИКОВ</w:t>
-            </w:r>
-            <w:r>
-              <w:rPr>
-                <w:noProof/>
-                <w:webHidden/>
-              </w:rPr>
-              <w:tab/>
-            </w:r>
-            <w:r>
-              <w:rPr>
-                <w:noProof/>
-                <w:webHidden/>
-              </w:rPr>
-              <w:fldChar w:fldCharType="begin"/>
-            </w:r>
-            <w:r>
-              <w:rPr>
-                <w:noProof/>
-                <w:webHidden/>
-              </w:rPr>
-              <w:instrText xml:space="preserve"> PAGEREF _Toc230637192 \h </w:instrText>
-            </w:r>
-            <w:r>
-              <w:rPr>
-                <w:noProof/>
-                <w:webHidden/>
-              </w:rPr>
-            </w:r>
-            <w:r>
-              <w:rPr>
-                <w:noProof/>
-                <w:webHidden/>
-              </w:rPr>
-              <w:fldChar w:fldCharType="separate"/>
-            </w:r>
-            <w:r>
-              <w:rPr>
-                <w:noProof/>
-                <w:webHidden/>
-              </w:rPr>
-              <w:t>51</w:t>
-            </w:r>
-            <w:r>
-              <w:rPr>
-                <w:noProof/>
-                <w:webHidden/>
-              </w:rPr>
-              <w:fldChar w:fldCharType="end"/>
-            </w:r>
-          </w:hyperlink>
-        </w:p>
-        <w:p>
-          <w:pPr>
-            <w:pStyle w:val="11"/>
-            <w:rPr>
-              <w:rFonts w:asciiTheme="minorHAnsi" w:eastAsiaTheme="minorEastAsia" w:hAnsiTheme="minorHAnsi" w:cstheme="minorBidi"/>
-              <w:noProof/>
-              <w:lang w:val="ru-RU" w:eastAsia="ru-RU"/>
-            </w:rPr>
-          </w:pPr>
-          <w:hyperlink w:anchor="_Toc230637193" w:history="1">
-            <w:r>
-              <w:rPr>
-                <w:rStyle w:val="af2"/>
-                <w:noProof/>
-              </w:rPr>
-              <w:t>ПРИЛОЖЕНИЕ А. СТРУКТУРА ПРОЕКТА</w:t>
-            </w:r>
-            <w:r>
-              <w:rPr>
-                <w:noProof/>
-                <w:webHidden/>
-              </w:rPr>
-              <w:tab/>
-            </w:r>
-            <w:r>
-              <w:rPr>
-                <w:noProof/>
-                <w:webHidden/>
-              </w:rPr>
-              <w:fldChar w:fldCharType="begin"/>
-            </w:r>
-            <w:r>
-              <w:rPr>
-                <w:noProof/>
-                <w:webHidden/>
-              </w:rPr>
-              <w:instrText xml:space="preserve"> PAGEREF _Toc230637193 \h </w:instrText>
-            </w:r>
-            <w:r>
-              <w:rPr>
-                <w:noProof/>
-                <w:webHidden/>
-              </w:rPr>
-            </w:r>
-            <w:r>
-              <w:rPr>
-                <w:noProof/>
-                <w:webHidden/>
-              </w:rPr>
-              <w:fldChar w:fldCharType="separate"/>
-            </w:r>
-            <w:r>
-              <w:rPr>
-                <w:noProof/>
-                <w:webHidden/>
-              </w:rPr>
-              <w:t>53</w:t>
-            </w:r>
-            <w:r>
-              <w:rPr>
-                <w:noProof/>
-                <w:webHidden/>
-              </w:rPr>
-              <w:fldChar w:fldCharType="end"/>
-            </w:r>
-          </w:hyperlink>
-        </w:p>
-        <w:p>
-          <w:pPr>
-            <w:pStyle w:val="11"/>
-            <w:rPr>
-              <w:rFonts w:asciiTheme="minorHAnsi" w:eastAsiaTheme="minorEastAsia" w:hAnsiTheme="minorHAnsi" w:cstheme="minorBidi"/>
-              <w:noProof/>
-              <w:lang w:val="ru-RU" w:eastAsia="ru-RU"/>
-            </w:rPr>
-          </w:pPr>
-          <w:hyperlink w:anchor="_Toc230637194" w:history="1">
-            <w:r>
-              <w:rPr>
-                <w:rStyle w:val="af2"/>
-                <w:noProof/>
-              </w:rPr>
-              <w:t>ПРИЛОЖЕНИЕ Б. РАБОТА С ЗАВИСИМОСТЯМИ</w:t>
-            </w:r>
-            <w:r>
-              <w:rPr>
-                <w:noProof/>
-                <w:webHidden/>
-              </w:rPr>
-              <w:tab/>
-            </w:r>
-            <w:r>
-              <w:rPr>
-                <w:noProof/>
-                <w:webHidden/>
-              </w:rPr>
-              <w:fldChar w:fldCharType="begin"/>
-            </w:r>
-            <w:r>
-              <w:rPr>
-                <w:noProof/>
-                <w:webHidden/>
-              </w:rPr>
-              <w:instrText xml:space="preserve"> PAGEREF _Toc230637194 \h </w:instrText>
-            </w:r>
-            <w:r>
-              <w:rPr>
-                <w:noProof/>
-                <w:webHidden/>
-              </w:rPr>
-            </w:r>
-            <w:r>
-              <w:rPr>
-                <w:noProof/>
-                <w:webHidden/>
-              </w:rPr>
-              <w:fldChar w:fldCharType="separate"/>
-            </w:r>
-            <w:r>
-              <w:rPr>
-                <w:noProof/>
-                <w:webHidden/>
-              </w:rPr>
-              <w:t>55</w:t>
-            </w:r>
-            <w:r>
-              <w:rPr>
-                <w:noProof/>
-                <w:webHidden/>
-              </w:rPr>
-              <w:fldChar w:fldCharType="end"/>
-            </w:r>
-          </w:hyperlink>
-        </w:p>
-        <w:p>
-          <w:pPr>
-            <w:pStyle w:val="11"/>
-            <w:rPr>
-              <w:rFonts w:asciiTheme="minorHAnsi" w:eastAsiaTheme="minorEastAsia" w:hAnsiTheme="minorHAnsi" w:cstheme="minorBidi"/>
-              <w:noProof/>
-              <w:lang w:val="ru-RU" w:eastAsia="ru-RU"/>
-            </w:rPr>
-          </w:pPr>
-          <w:hyperlink w:anchor="_Toc230637195" w:history="1">
-            <w:r>
-              <w:rPr>
-                <w:rStyle w:val="af2"/>
-                <w:noProof/>
-              </w:rPr>
-              <w:t>ПРИЛОЖЕНИЕ В. СЕРИАЛИЗАЦИЯ</w:t>
-            </w:r>
-            <w:r>
-              <w:rPr>
-                <w:noProof/>
-                <w:webHidden/>
-              </w:rPr>
-              <w:tab/>
-            </w:r>
-            <w:r>
-              <w:rPr>
-                <w:noProof/>
-                <w:webHidden/>
-              </w:rPr>
-              <w:fldChar w:fldCharType="begin"/>
-            </w:r>
-            <w:r>
-              <w:rPr>
-                <w:noProof/>
-                <w:webHidden/>
-              </w:rPr>
-              <w:instrText xml:space="preserve"> PAGEREF _Toc230637195 \h </w:instrText>
-            </w:r>
-            <w:r>
-              <w:rPr>
-                <w:noProof/>
-                <w:webHidden/>
-              </w:rPr>
-            </w:r>
-            <w:r>
-              <w:rPr>
-                <w:noProof/>
-                <w:webHidden/>
-              </w:rPr>
-              <w:fldChar w:fldCharType="separate"/>
-            </w:r>
-            <w:r>
-              <w:rPr>
-                <w:noProof/>
-                <w:webHidden/>
-              </w:rPr>
-              <w:t>56</w:t>
-            </w:r>
-            <w:r>
-              <w:rPr>
-                <w:noProof/>
-                <w:webHidden/>
-              </w:rPr>
-              <w:fldChar w:fldCharType="end"/>
-            </w:r>
-          </w:hyperlink>
-        </w:p>
-        <w:p>
-          <w:pPr>
-            <w:pStyle w:val="11"/>
-            <w:rPr>
-              <w:rFonts w:asciiTheme="minorHAnsi" w:eastAsiaTheme="minorEastAsia" w:hAnsiTheme="minorHAnsi" w:cstheme="minorBidi"/>
-              <w:noProof/>
-              <w:lang w:val="ru-RU" w:eastAsia="ru-RU"/>
-            </w:rPr>
-          </w:pPr>
-          <w:hyperlink w:anchor="_Toc230637196" w:history="1">
-            <w:r>
-              <w:rPr>
-                <w:rStyle w:val="af2"/>
-                <w:noProof/>
-              </w:rPr>
-              <w:t>ПРИЛОЖЕНИЕ Г. PROJECT BACKFLOW MANAGER</w:t>
-            </w:r>
-            <w:r>
-              <w:rPr>
-                <w:noProof/>
-                <w:webHidden/>
-              </w:rPr>
-              <w:tab/>
-            </w:r>
-            <w:r>
-              <w:rPr>
-                <w:noProof/>
-                <w:webHidden/>
-              </w:rPr>
-              <w:fldChar w:fldCharType="begin"/>
-            </w:r>
-            <w:r>
-              <w:rPr>
-                <w:noProof/>
-                <w:webHidden/>
-              </w:rPr>
-              <w:instrText xml:space="preserve"> PAGEREF _Toc230637196 \h </w:instrText>
-            </w:r>
-            <w:r>
-              <w:rPr>
-                <w:noProof/>
-                <w:webHidden/>
-              </w:rPr>
-            </w:r>
-            <w:r>
-              <w:rPr>
-                <w:noProof/>
-                <w:webHidden/>
-              </w:rPr>
-              <w:fldChar w:fldCharType="separate"/>
-            </w:r>
-            <w:r>
-              <w:rPr>
-                <w:noProof/>
-                <w:webHidden/>
-              </w:rPr>
-              <w:t>57</w:t>
-            </w:r>
-            <w:r>
-              <w:rPr>
-                <w:noProof/>
-                <w:webHidden/>
-              </w:rPr>
-              <w:fldChar w:fldCharType="end"/>
-            </w:r>
-          </w:hyperlink>
-        </w:p>
-        <w:p>
-          <w:pPr>
-            <w:pStyle w:val="11"/>
-            <w:rPr>
-              <w:rFonts w:asciiTheme="minorHAnsi" w:eastAsiaTheme="minorEastAsia" w:hAnsiTheme="minorHAnsi" w:cstheme="minorBidi"/>
-              <w:noProof/>
-              <w:lang w:val="ru-RU" w:eastAsia="ru-RU"/>
-            </w:rPr>
-          </w:pPr>
-          <w:hyperlink w:anchor="_Toc230637197" w:history="1">
-            <w:r>
-              <w:rPr>
-                <w:rStyle w:val="af2"/>
-                <w:noProof/>
-              </w:rPr>
-              <w:t>ПРИЛОЖЕНИЕ Д. ЭКРАН АВТОРИЗАЦИИ</w:t>
-            </w:r>
-            <w:r>
-              <w:rPr>
-                <w:noProof/>
-                <w:webHidden/>
-              </w:rPr>
-              <w:tab/>
-            </w:r>
-            <w:r>
-              <w:rPr>
-                <w:noProof/>
-                <w:webHidden/>
-              </w:rPr>
-              <w:fldChar w:fldCharType="begin"/>
-            </w:r>
-            <w:r>
-              <w:rPr>
-                <w:noProof/>
-                <w:webHidden/>
-              </w:rPr>
-              <w:instrText xml:space="preserve"> PAGEREF _Toc230637197 \h </w:instrText>
-            </w:r>
-            <w:r>
-              <w:rPr>
-                <w:noProof/>
-                <w:webHidden/>
-              </w:rPr>
-            </w:r>
-            <w:r>
-              <w:rPr>
-                <w:noProof/>
-                <w:webHidden/>
-              </w:rPr>
-              <w:fldChar w:fldCharType="separate"/>
-            </w:r>
-            <w:r>
-              <w:rPr>
-                <w:noProof/>
-                <w:webHidden/>
-              </w:rPr>
-              <w:t>59</w:t>
             </w:r>
             <w:r>
               <w:rPr>
@@ -6668,7 +4403,7 @@
         </w:numPr>
       </w:pPr>
       <w:bookmarkStart w:id="1" w:name="_Toc197039063"/>
-      <w:bookmarkStart w:id="2" w:name="_Toc230637175"/>
+      <w:bookmarkStart w:id="2" w:name="_Toc230897392"/>
       <w:r>
         <w:lastRenderedPageBreak/>
         <w:t xml:space="preserve">АНАЛИЗ ПРЕДМЕТНОЙ ОБЛАСТИ И </w:t>
@@ -6684,7 +4419,7 @@
         <w:pStyle w:val="1"/>
         <w:ind w:firstLine="708"/>
       </w:pPr>
-      <w:bookmarkStart w:id="3" w:name="_Toc230637176"/>
+      <w:bookmarkStart w:id="3" w:name="_Toc230897393"/>
       <w:r>
         <w:t>1.1 Анализ предметной области</w:t>
       </w:r>
@@ -6893,7 +4628,7 @@
         <w:pStyle w:val="1"/>
         <w:ind w:firstLine="708"/>
       </w:pPr>
-      <w:bookmarkStart w:id="4" w:name="_Toc230637177"/>
+      <w:bookmarkStart w:id="4" w:name="_Toc230897394"/>
       <w:r>
         <w:t>1.2 Анализ</w:t>
       </w:r>
@@ -7644,7 +5379,7 @@
           <w:noProof/>
         </w:rPr>
         <w:drawing>
-          <wp:inline distT="0" distB="0" distL="0" distR="0" wp14:anchorId="7FC2B81C" wp14:editId="20B5EE01">
+          <wp:inline distT="0" distB="0" distL="0" distR="0" wp14:anchorId="7FC2B81C" wp14:editId="345BF54A">
             <wp:extent cx="5939790" cy="2973070"/>
             <wp:effectExtent l="0" t="0" r="3810" b="0"/>
             <wp:docPr id="637625338" name="Рисунок 5" descr="Picture background"/>
@@ -8665,7 +6400,7 @@
       </w:pPr>
       <w:bookmarkStart w:id="5" w:name="_Toc197039069"/>
       <w:bookmarkStart w:id="6" w:name="_Toc198644606"/>
-      <w:bookmarkStart w:id="7" w:name="_Toc230637178"/>
+      <w:bookmarkStart w:id="7" w:name="_Toc230897395"/>
       <w:r>
         <w:lastRenderedPageBreak/>
         <w:t>2. РАЗРАБОТКА ТРЕБОВАНИЙ К ИНФОРМАЦИОННОЙ СИСТЕМЕ</w:t>
@@ -8679,7 +6414,7 @@
         <w:pStyle w:val="1"/>
         <w:ind w:firstLine="708"/>
       </w:pPr>
-      <w:bookmarkStart w:id="8" w:name="_Toc230637179"/>
+      <w:bookmarkStart w:id="8" w:name="_Toc230897396"/>
       <w:r>
         <w:t xml:space="preserve">2.1 </w:t>
       </w:r>
@@ -9050,7 +6785,7 @@
         <w:pStyle w:val="1"/>
         <w:ind w:firstLine="708"/>
       </w:pPr>
-      <w:bookmarkStart w:id="9" w:name="_Toc230637180"/>
+      <w:bookmarkStart w:id="9" w:name="_Toc230897397"/>
       <w:r>
         <w:t>2.2 Выбор стека используемых технологий</w:t>
       </w:r>
@@ -9061,7 +6796,7 @@
         <w:pStyle w:val="1"/>
         <w:ind w:firstLine="708"/>
       </w:pPr>
-      <w:bookmarkStart w:id="10" w:name="_Toc230637181"/>
+      <w:bookmarkStart w:id="10" w:name="_Toc230897398"/>
       <w:r>
         <w:t xml:space="preserve">2.2.1 </w:t>
       </w:r>
@@ -9602,8 +7337,15 @@
         <w:pStyle w:val="1"/>
         <w:ind w:firstLine="708"/>
       </w:pPr>
-      <w:bookmarkStart w:id="11" w:name="_Toc230637182"/>
-      <w:r>
+      <w:bookmarkStart w:id="11" w:name="_Toc230897399"/>
+    </w:p>
+    <w:p>
+      <w:pPr>
+        <w:pStyle w:val="1"/>
+        <w:ind w:firstLine="708"/>
+      </w:pPr>
+      <w:r>
+        <w:lastRenderedPageBreak/>
         <w:t>2.</w:t>
       </w:r>
       <w:r>
@@ -9626,7 +7368,6 @@
         <w:rPr>
           <w:lang w:val="ru-RU"/>
         </w:rPr>
-        <w:lastRenderedPageBreak/>
         <w:t xml:space="preserve">В рамках реализации серверной части системы для хранения и управления данными была выбрана реляционная система управления базами данных </w:t>
       </w:r>
       <w:proofErr w:type="spellStart"/>
@@ -9847,7 +7588,7 @@
         <w:pStyle w:val="1"/>
         <w:ind w:firstLine="708"/>
       </w:pPr>
-      <w:bookmarkStart w:id="12" w:name="_Toc230637183"/>
+      <w:bookmarkStart w:id="12" w:name="_Toc230897400"/>
       <w:r>
         <w:t>2.2</w:t>
       </w:r>
@@ -10749,7 +8490,7 @@
         <w:pStyle w:val="1"/>
         <w:jc w:val="center"/>
       </w:pPr>
-      <w:bookmarkStart w:id="13" w:name="_Toc230637191"/>
+      <w:bookmarkStart w:id="13" w:name="_Toc230897401"/>
       <w:r>
         <w:lastRenderedPageBreak/>
         <w:t>ЗАКЛЮЧЕНИЕ</w:t>
@@ -10879,6 +8620,27 @@
     </w:p>
     <w:p>
       <w:pPr>
+        <w:ind w:firstLine="709"/>
+        <w:jc w:val="both"/>
+        <w:rPr>
+          <w:lang w:val="ru-RU"/>
+        </w:rPr>
+      </w:pPr>
+      <w:r>
+        <w:rPr>
+          <w:lang w:val="ru-RU"/>
+        </w:rPr>
+        <w:t>Отзыв научного руководителя представлен в приложении А</w:t>
+      </w:r>
+      <w:r>
+        <w:rPr>
+          <w:lang w:val="ru-RU"/>
+        </w:rPr>
+        <w:t>.</w:t>
+      </w:r>
+    </w:p>
+    <w:p>
+      <w:pPr>
         <w:spacing w:after="160" w:line="278" w:lineRule="auto"/>
         <w:rPr>
           <w:lang w:val="ru-RU"/>
@@ -10896,7 +8658,7 @@
         <w:pStyle w:val="1"/>
         <w:jc w:val="center"/>
       </w:pPr>
-      <w:bookmarkStart w:id="14" w:name="_Toc230637192"/>
+      <w:bookmarkStart w:id="14" w:name="_Toc230897402"/>
       <w:r>
         <w:lastRenderedPageBreak/>
         <w:t>СПИСОК ИСПОЛЬЗОВАННЫ</w:t>
@@ -11008,21 +8770,7 @@
         <w:rPr>
           <w:lang w:val="ru-RU"/>
         </w:rPr>
-        <w:t xml:space="preserve">В.Н. Управление проектной деятельностью в цифровой образовательной среде университета / В.Н. Лукин, Е.В. </w:t>
-      </w:r>
-      <w:proofErr w:type="spellStart"/>
-      <w:r>
-        <w:rPr>
-          <w:lang w:val="ru-RU"/>
-        </w:rPr>
-        <w:t>Папырина</w:t>
-      </w:r>
-      <w:proofErr w:type="spellEnd"/>
-      <w:r>
-        <w:rPr>
-          <w:lang w:val="ru-RU"/>
-        </w:rPr>
-        <w:t>, В.Г. Когут // Вестник Санкт-Петербургского университета Государственной противопожарной службы МЧС России. – 2022. – №</w:t>
+        <w:t>В.Н. Управление проектной деятельностью в цифровой образовательной среде университета / В.Н. Лукин, Е.В. Папырина, В.Г. Когут // Вестник Санкт-Петербургского университета Государственной противопожарной службы МЧС России. – 2022. – №</w:t>
       </w:r>
       <w:r>
         <w:t> </w:t>
@@ -11133,21 +8881,7 @@
         <w:rPr>
           <w:lang w:val="ru-RU"/>
         </w:rPr>
-        <w:t xml:space="preserve">-направлений / И.В. Ильин, А.Ф. </w:t>
-      </w:r>
-      <w:proofErr w:type="spellStart"/>
-      <w:r>
-        <w:rPr>
-          <w:lang w:val="ru-RU"/>
-        </w:rPr>
-        <w:t>Кузаев</w:t>
-      </w:r>
-      <w:proofErr w:type="spellEnd"/>
-      <w:r>
-        <w:rPr>
-          <w:lang w:val="ru-RU"/>
-        </w:rPr>
-        <w:t xml:space="preserve"> // Педагогическое образование в России. – 2022. – №</w:t>
+        <w:t>-направлений / И.В. Ильин, А.Ф. Кузаев // Педагогическое образование в России. – 2022. – №</w:t>
       </w:r>
       <w:r>
         <w:t> </w:t>
@@ -11198,21 +8932,7 @@
         <w:rPr>
           <w:lang w:val="ru-RU"/>
         </w:rPr>
-        <w:t xml:space="preserve">М.А. Проектирование архитектуры программного обеспечения для анализа цифрового следа в образовательных системах / М.А. Степанов, С.А. </w:t>
-      </w:r>
-      <w:proofErr w:type="spellStart"/>
-      <w:r>
-        <w:rPr>
-          <w:lang w:val="ru-RU"/>
-        </w:rPr>
-        <w:t>Сластников</w:t>
-      </w:r>
-      <w:proofErr w:type="spellEnd"/>
-      <w:r>
-        <w:rPr>
-          <w:lang w:val="ru-RU"/>
-        </w:rPr>
-        <w:t>, Н.А. Климин // Программные системы: теория и приложения. – 2025. – Т.</w:t>
+        <w:t>М.А. Проектирование архитектуры программного обеспечения для анализа цифрового следа в образовательных системах / М.А. Степанов, С.А. Сластников, Н.А. Климин // Программные системы: теория и приложения. – 2025. – Т.</w:t>
       </w:r>
       <w:r>
         <w:t> </w:t>
@@ -11332,15 +9052,8 @@
           <w:lang w:val="ru-RU"/>
         </w:rPr>
         <w:tab/>
-      </w:r>
-      <w:proofErr w:type="spellStart"/>
-      <w:r>
-        <w:rPr>
-          <w:lang w:val="ru-RU"/>
-        </w:rPr>
         <w:t>Шитько</w:t>
       </w:r>
-      <w:proofErr w:type="spellEnd"/>
       <w:r>
         <w:t> </w:t>
       </w:r>
@@ -11348,21 +9061,7 @@
         <w:rPr>
           <w:lang w:val="ru-RU"/>
         </w:rPr>
-        <w:t xml:space="preserve">А.М. Проектирование микросервисной архитектуры программного обеспечения / А.М. </w:t>
-      </w:r>
-      <w:proofErr w:type="spellStart"/>
-      <w:r>
-        <w:rPr>
-          <w:lang w:val="ru-RU"/>
-        </w:rPr>
-        <w:t>Шитько</w:t>
-      </w:r>
-      <w:proofErr w:type="spellEnd"/>
-      <w:r>
-        <w:rPr>
-          <w:lang w:val="ru-RU"/>
-        </w:rPr>
-        <w:t xml:space="preserve"> // Труды БГТУ. Серия 3: Физико-математические науки и информатика. – 2017. – №</w:t>
+        <w:t>А.М. Проектирование микросервисной архитектуры программного обеспечения / А.М. Шитько // Труды БГТУ. Серия 3: Физико-математические науки и информатика. – 2017. – №</w:t>
       </w:r>
       <w:r>
         <w:t> </w:t>
@@ -11404,15 +9103,8 @@
           <w:lang w:val="ru-RU"/>
         </w:rPr>
         <w:tab/>
-      </w:r>
-      <w:proofErr w:type="spellStart"/>
-      <w:r>
-        <w:rPr>
-          <w:lang w:val="ru-RU"/>
-        </w:rPr>
         <w:t>Мурлин</w:t>
       </w:r>
-      <w:proofErr w:type="spellEnd"/>
       <w:r>
         <w:t> </w:t>
       </w:r>
@@ -11420,63 +9112,7 @@
         <w:rPr>
           <w:lang w:val="ru-RU"/>
         </w:rPr>
-        <w:t xml:space="preserve">А.Г. Исследование и разработка серверной части для учебной мобильной информационной системы / А.Г. </w:t>
-      </w:r>
-      <w:proofErr w:type="spellStart"/>
-      <w:r>
-        <w:rPr>
-          <w:lang w:val="ru-RU"/>
-        </w:rPr>
-        <w:t>Мурлин</w:t>
-      </w:r>
-      <w:proofErr w:type="spellEnd"/>
-      <w:r>
-        <w:rPr>
-          <w:lang w:val="ru-RU"/>
-        </w:rPr>
-        <w:t xml:space="preserve">, С.А. </w:t>
-      </w:r>
-      <w:proofErr w:type="spellStart"/>
-      <w:r>
-        <w:rPr>
-          <w:lang w:val="ru-RU"/>
-        </w:rPr>
-        <w:t>Ярутин</w:t>
-      </w:r>
-      <w:proofErr w:type="spellEnd"/>
-      <w:r>
-        <w:rPr>
-          <w:lang w:val="ru-RU"/>
-        </w:rPr>
-        <w:t xml:space="preserve">, Д.А. </w:t>
-      </w:r>
-      <w:proofErr w:type="spellStart"/>
-      <w:r>
-        <w:rPr>
-          <w:lang w:val="ru-RU"/>
-        </w:rPr>
-        <w:t>Шорвоглян</w:t>
-      </w:r>
-      <w:proofErr w:type="spellEnd"/>
-      <w:r>
-        <w:rPr>
-          <w:lang w:val="ru-RU"/>
-        </w:rPr>
-        <w:t xml:space="preserve"> // Научный журнал </w:t>
-      </w:r>
-      <w:proofErr w:type="spellStart"/>
-      <w:r>
-        <w:rPr>
-          <w:lang w:val="ru-RU"/>
-        </w:rPr>
-        <w:t>КубГАУ</w:t>
-      </w:r>
-      <w:proofErr w:type="spellEnd"/>
-      <w:r>
-        <w:rPr>
-          <w:lang w:val="ru-RU"/>
-        </w:rPr>
-        <w:t>. – 2024. – №</w:t>
+        <w:t>А.Г. Исследование и разработка серверной части для учебной мобильной информационной системы / А.Г. Мурлин, С.А. Ярутин, Д.А. Шорвоглян // Научный журнал КубГАУ. – 2024. – №</w:t>
       </w:r>
       <w:r>
         <w:t> </w:t>
@@ -11511,11 +9147,9 @@
         <w:tab/>
         <w:t xml:space="preserve">Документация </w:t>
       </w:r>
-      <w:proofErr w:type="spellStart"/>
       <w:r>
         <w:t>Ktor</w:t>
       </w:r>
-      <w:proofErr w:type="spellEnd"/>
       <w:r>
         <w:rPr>
           <w:lang w:val="ru-RU"/>
@@ -11540,11 +9174,9 @@
         </w:rPr>
         <w:t>://</w:t>
       </w:r>
-      <w:proofErr w:type="spellStart"/>
       <w:r>
         <w:t>ktor</w:t>
       </w:r>
-      <w:proofErr w:type="spellEnd"/>
       <w:r>
         <w:rPr>
           <w:lang w:val="ru-RU"/>
@@ -11647,11 +9279,9 @@
         </w:rPr>
         <w:t>://</w:t>
       </w:r>
-      <w:proofErr w:type="spellStart"/>
       <w:r>
         <w:t>kotlinlang</w:t>
       </w:r>
-      <w:proofErr w:type="spellEnd"/>
       <w:r>
         <w:rPr>
           <w:lang w:val="ru-RU"/>
@@ -11763,22 +9393,18 @@
         </w:rPr>
         <w:t>://</w:t>
       </w:r>
-      <w:proofErr w:type="spellStart"/>
       <w:r>
         <w:t>datatracker</w:t>
       </w:r>
-      <w:proofErr w:type="spellEnd"/>
       <w:r>
         <w:rPr>
           <w:lang w:val="ru-RU"/>
         </w:rPr>
         <w:t>.</w:t>
       </w:r>
-      <w:proofErr w:type="spellStart"/>
       <w:r>
         <w:t>ietf</w:t>
       </w:r>
-      <w:proofErr w:type="spellEnd"/>
       <w:r>
         <w:rPr>
           <w:lang w:val="ru-RU"/>
@@ -11812,11 +9438,9 @@
         </w:rPr>
         <w:t>/</w:t>
       </w:r>
-      <w:proofErr w:type="spellStart"/>
       <w:r>
         <w:t>rfc</w:t>
       </w:r>
-      <w:proofErr w:type="spellEnd"/>
       <w:r>
         <w:rPr>
           <w:lang w:val="ru-RU"/>
@@ -11884,11 +9508,9 @@
         </w:rPr>
         <w:t>.</w:t>
       </w:r>
-      <w:proofErr w:type="spellStart"/>
       <w:r>
         <w:t>postgresql</w:t>
       </w:r>
-      <w:proofErr w:type="spellEnd"/>
       <w:r>
         <w:rPr>
           <w:lang w:val="ru-RU"/>
@@ -11937,11 +9559,9 @@
         <w:tab/>
         <w:t xml:space="preserve">Документация </w:t>
       </w:r>
-      <w:proofErr w:type="spellStart"/>
       <w:r>
         <w:t>Compose</w:t>
       </w:r>
-      <w:proofErr w:type="spellEnd"/>
       <w:r>
         <w:rPr>
           <w:lang w:val="ru-RU"/>
@@ -11975,11 +9595,9 @@
         </w:rPr>
         <w:t>://</w:t>
       </w:r>
-      <w:proofErr w:type="spellStart"/>
       <w:r>
         <w:t>kotlinlang</w:t>
       </w:r>
-      <w:proofErr w:type="spellEnd"/>
       <w:r>
         <w:rPr>
           <w:lang w:val="ru-RU"/>
@@ -12073,11 +9691,9 @@
         </w:rPr>
         <w:t>://</w:t>
       </w:r>
-      <w:proofErr w:type="spellStart"/>
       <w:r>
         <w:t>kotlinlang</w:t>
       </w:r>
-      <w:proofErr w:type="spellEnd"/>
       <w:r>
         <w:rPr>
           <w:lang w:val="ru-RU"/>
@@ -12162,12 +9778,9 @@
         <w:tab/>
         <w:t xml:space="preserve">Документация </w:t>
       </w:r>
-      <w:proofErr w:type="spellStart"/>
-      <w:proofErr w:type="gramStart"/>
       <w:r>
         <w:t>kotlinx</w:t>
       </w:r>
-      <w:proofErr w:type="spellEnd"/>
       <w:r>
         <w:rPr>
           <w:lang w:val="ru-RU"/>
@@ -12177,7 +9790,6 @@
       <w:r>
         <w:t>serialization</w:t>
       </w:r>
-      <w:proofErr w:type="gramEnd"/>
       <w:r>
         <w:rPr>
           <w:lang w:val="ru-RU"/>
@@ -12202,11 +9814,9 @@
         </w:rPr>
         <w:t>://</w:t>
       </w:r>
-      <w:proofErr w:type="spellStart"/>
       <w:r>
         <w:t>kotlinlang</w:t>
       </w:r>
-      <w:proofErr w:type="spellEnd"/>
       <w:r>
         <w:rPr>
           <w:lang w:val="ru-RU"/>
@@ -12354,11 +9964,9 @@
         </w:rPr>
         <w:t>/</w:t>
       </w:r>
-      <w:proofErr w:type="spellStart"/>
       <w:r>
         <w:t>androidx</w:t>
       </w:r>
-      <w:proofErr w:type="spellEnd"/>
       <w:r>
         <w:rPr>
           <w:lang w:val="ru-RU"/>
@@ -12511,11 +10119,9 @@
         </w:rPr>
         <w:t>.</w:t>
       </w:r>
-      <w:proofErr w:type="spellStart"/>
       <w:r>
         <w:t>github</w:t>
       </w:r>
-      <w:proofErr w:type="spellEnd"/>
       <w:r>
         <w:rPr>
           <w:lang w:val="ru-RU"/>
@@ -12531,11 +10137,9 @@
         </w:rPr>
         <w:t>/</w:t>
       </w:r>
-      <w:proofErr w:type="spellStart"/>
       <w:r>
         <w:t>en</w:t>
       </w:r>
-      <w:proofErr w:type="spellEnd"/>
       <w:r>
         <w:rPr>
           <w:lang w:val="ru-RU"/>
@@ -12720,6 +10324,9 @@
     <w:p>
       <w:pPr>
         <w:jc w:val="both"/>
+        <w:rPr>
+          <w:lang w:val="ru-RU"/>
+        </w:rPr>
       </w:pPr>
       <w:r>
         <w:rPr>
@@ -12728,8 +10335,111 @@
         <w:fldChar w:fldCharType="end"/>
       </w:r>
     </w:p>
+    <w:p>
+      <w:pPr>
+        <w:spacing w:after="160" w:line="278" w:lineRule="auto"/>
+        <w:rPr>
+          <w:lang w:val="ru-RU"/>
+        </w:rPr>
+      </w:pPr>
+      <w:r>
+        <w:rPr>
+          <w:lang w:val="ru-RU"/>
+        </w:rPr>
+        <w:br w:type="page"/>
+      </w:r>
+    </w:p>
+    <w:p>
+      <w:pPr>
+        <w:jc w:val="center"/>
+        <w:rPr>
+          <w:b/>
+          <w:bCs/>
+          <w:lang w:val="ru-RU"/>
+        </w:rPr>
+      </w:pPr>
+      <w:r>
+        <w:rPr>
+          <w:b/>
+          <w:bCs/>
+          <w:lang w:val="ru-RU"/>
+        </w:rPr>
+        <w:lastRenderedPageBreak/>
+        <w:t>ПРИЛОЖЕНИЕ А</w:t>
+      </w:r>
+      <w:r>
+        <w:rPr>
+          <w:b/>
+          <w:bCs/>
+        </w:rPr>
+        <w:t xml:space="preserve">. </w:t>
+      </w:r>
+      <w:r>
+        <w:rPr>
+          <w:b/>
+          <w:bCs/>
+          <w:lang w:val="ru-RU"/>
+        </w:rPr>
+        <w:t>ОТЗЫВ</w:t>
+      </w:r>
+    </w:p>
+    <w:p>
+      <w:pPr>
+        <w:jc w:val="both"/>
+        <w:rPr>
+          <w:lang w:val="ru-RU"/>
+        </w:rPr>
+      </w:pPr>
+      <w:r>
+        <w:rPr>
+          <w:noProof/>
+          <w:lang w:val="ru-RU"/>
+        </w:rPr>
+        <w:drawing>
+          <wp:inline distT="0" distB="0" distL="0" distR="0" wp14:anchorId="6A04A53A" wp14:editId="7DC1632B">
+            <wp:extent cx="5939790" cy="8581390"/>
+            <wp:effectExtent l="0" t="0" r="3810" b="3810"/>
+            <wp:docPr id="114141484" name="Рисунок 2"/>
+            <wp:cNvGraphicFramePr>
+              <a:graphicFrameLocks xmlns:a="http://schemas.openxmlformats.org/drawingml/2006/main" noChangeAspect="1"/>
+            </wp:cNvGraphicFramePr>
+            <a:graphic xmlns:a="http://schemas.openxmlformats.org/drawingml/2006/main">
+              <a:graphicData uri="http://schemas.openxmlformats.org/drawingml/2006/picture">
+                <pic:pic xmlns:pic="http://schemas.openxmlformats.org/drawingml/2006/picture">
+                  <pic:nvPicPr>
+                    <pic:cNvPr id="114141484" name="Рисунок 114141484"/>
+                    <pic:cNvPicPr/>
+                  </pic:nvPicPr>
+                  <pic:blipFill>
+                    <a:blip r:embed="rId11">
+                      <a:extLst>
+                        <a:ext uri="{28A0092B-C50C-407E-A947-70E740481C1C}">
+                          <a14:useLocalDpi xmlns:a14="http://schemas.microsoft.com/office/drawing/2010/main" val="0"/>
+                        </a:ext>
+                      </a:extLst>
+                    </a:blip>
+                    <a:stretch>
+                      <a:fillRect/>
+                    </a:stretch>
+                  </pic:blipFill>
+                  <pic:spPr>
+                    <a:xfrm>
+                      <a:off x="0" y="0"/>
+                      <a:ext cx="5939790" cy="8581390"/>
+                    </a:xfrm>
+                    <a:prstGeom prst="rect">
+                      <a:avLst/>
+                    </a:prstGeom>
+                  </pic:spPr>
+                </pic:pic>
+              </a:graphicData>
+            </a:graphic>
+          </wp:inline>
+        </w:drawing>
+      </w:r>
+    </w:p>
     <w:sectPr>
-      <w:footerReference w:type="default" r:id="rId11"/>
+      <w:footerReference w:type="default" r:id="rId12"/>
       <w:pgSz w:w="11906" w:h="16838" w:code="9"/>
       <w:pgMar w:top="1134" w:right="851" w:bottom="1134" w:left="1701" w:header="709" w:footer="709" w:gutter="0"/>
       <w:cols w:space="708"/>
@@ -13961,6 +11671,145 @@
     </w:lvl>
   </w:abstractNum>
   <w:abstractNum w:abstractNumId="9" w15:restartNumberingAfterBreak="0">
+    <w:nsid w:val="13222FC7"/>
+    <w:multiLevelType w:val="multilevel"/>
+    <w:tmpl w:val="52589050"/>
+    <w:lvl w:ilvl="0">
+      <w:start w:val="1"/>
+      <w:numFmt w:val="decimal"/>
+      <w:lvlText w:val="%1."/>
+      <w:lvlJc w:val="left"/>
+      <w:pPr>
+        <w:ind w:left="645" w:hanging="360"/>
+      </w:pPr>
+      <w:rPr>
+        <w:rFonts w:ascii="Times New Roman" w:eastAsia="Times New Roman" w:hAnsi="Times New Roman" w:cs="Times New Roman" w:hint="default"/>
+        <w:b w:val="0"/>
+        <w:bCs w:val="0"/>
+        <w:i w:val="0"/>
+        <w:iCs w:val="0"/>
+        <w:spacing w:val="0"/>
+        <w:w w:val="100"/>
+        <w:sz w:val="24"/>
+        <w:szCs w:val="24"/>
+        <w:lang w:val="ru-RU" w:eastAsia="en-US" w:bidi="ar-SA"/>
+      </w:rPr>
+    </w:lvl>
+    <w:lvl w:ilvl="1">
+      <w:start w:val="1"/>
+      <w:numFmt w:val="decimal"/>
+      <w:lvlText w:val="%1.%2."/>
+      <w:lvlJc w:val="left"/>
+      <w:pPr>
+        <w:ind w:left="825" w:hanging="540"/>
+      </w:pPr>
+      <w:rPr>
+        <w:rFonts w:ascii="Times New Roman" w:eastAsia="Times New Roman" w:hAnsi="Times New Roman" w:cs="Times New Roman" w:hint="default"/>
+        <w:b w:val="0"/>
+        <w:bCs w:val="0"/>
+        <w:i w:val="0"/>
+        <w:iCs w:val="0"/>
+        <w:spacing w:val="0"/>
+        <w:w w:val="100"/>
+        <w:sz w:val="24"/>
+        <w:szCs w:val="24"/>
+        <w:lang w:val="ru-RU" w:eastAsia="en-US" w:bidi="ar-SA"/>
+      </w:rPr>
+    </w:lvl>
+    <w:lvl w:ilvl="2">
+      <w:numFmt w:val="bullet"/>
+      <w:lvlText w:val=""/>
+      <w:lvlJc w:val="left"/>
+      <w:pPr>
+        <w:ind w:left="285" w:hanging="360"/>
+      </w:pPr>
+      <w:rPr>
+        <w:rFonts w:ascii="Symbol" w:eastAsia="Symbol" w:hAnsi="Symbol" w:cs="Symbol" w:hint="default"/>
+        <w:b w:val="0"/>
+        <w:bCs w:val="0"/>
+        <w:i w:val="0"/>
+        <w:iCs w:val="0"/>
+        <w:spacing w:val="0"/>
+        <w:w w:val="100"/>
+        <w:sz w:val="24"/>
+        <w:szCs w:val="24"/>
+        <w:lang w:val="ru-RU" w:eastAsia="en-US" w:bidi="ar-SA"/>
+      </w:rPr>
+    </w:lvl>
+    <w:lvl w:ilvl="3">
+      <w:numFmt w:val="bullet"/>
+      <w:lvlText w:val="•"/>
+      <w:lvlJc w:val="left"/>
+      <w:pPr>
+        <w:ind w:left="1957" w:hanging="360"/>
+      </w:pPr>
+      <w:rPr>
+        <w:rFonts w:hint="default"/>
+        <w:lang w:val="ru-RU" w:eastAsia="en-US" w:bidi="ar-SA"/>
+      </w:rPr>
+    </w:lvl>
+    <w:lvl w:ilvl="4">
+      <w:numFmt w:val="bullet"/>
+      <w:lvlText w:val="•"/>
+      <w:lvlJc w:val="left"/>
+      <w:pPr>
+        <w:ind w:left="3095" w:hanging="360"/>
+      </w:pPr>
+      <w:rPr>
+        <w:rFonts w:hint="default"/>
+        <w:lang w:val="ru-RU" w:eastAsia="en-US" w:bidi="ar-SA"/>
+      </w:rPr>
+    </w:lvl>
+    <w:lvl w:ilvl="5">
+      <w:numFmt w:val="bullet"/>
+      <w:lvlText w:val="•"/>
+      <w:lvlJc w:val="left"/>
+      <w:pPr>
+        <w:ind w:left="4233" w:hanging="360"/>
+      </w:pPr>
+      <w:rPr>
+        <w:rFonts w:hint="default"/>
+        <w:lang w:val="ru-RU" w:eastAsia="en-US" w:bidi="ar-SA"/>
+      </w:rPr>
+    </w:lvl>
+    <w:lvl w:ilvl="6">
+      <w:numFmt w:val="bullet"/>
+      <w:lvlText w:val="•"/>
+      <w:lvlJc w:val="left"/>
+      <w:pPr>
+        <w:ind w:left="5371" w:hanging="360"/>
+      </w:pPr>
+      <w:rPr>
+        <w:rFonts w:hint="default"/>
+        <w:lang w:val="ru-RU" w:eastAsia="en-US" w:bidi="ar-SA"/>
+      </w:rPr>
+    </w:lvl>
+    <w:lvl w:ilvl="7">
+      <w:numFmt w:val="bullet"/>
+      <w:lvlText w:val="•"/>
+      <w:lvlJc w:val="left"/>
+      <w:pPr>
+        <w:ind w:left="6509" w:hanging="360"/>
+      </w:pPr>
+      <w:rPr>
+        <w:rFonts w:hint="default"/>
+        <w:lang w:val="ru-RU" w:eastAsia="en-US" w:bidi="ar-SA"/>
+      </w:rPr>
+    </w:lvl>
+    <w:lvl w:ilvl="8">
+      <w:numFmt w:val="bullet"/>
+      <w:lvlText w:val="•"/>
+      <w:lvlJc w:val="left"/>
+      <w:pPr>
+        <w:ind w:left="7647" w:hanging="360"/>
+      </w:pPr>
+      <w:rPr>
+        <w:rFonts w:hint="default"/>
+        <w:lang w:val="ru-RU" w:eastAsia="en-US" w:bidi="ar-SA"/>
+      </w:rPr>
+    </w:lvl>
+  </w:abstractNum>
+  <w:abstractNum w:abstractNumId="10" w15:restartNumberingAfterBreak="0">
     <w:nsid w:val="16086264"/>
     <w:multiLevelType w:val="multilevel"/>
     <w:tmpl w:val="9E583FA0"/>
@@ -14109,7 +11958,7 @@
       </w:rPr>
     </w:lvl>
   </w:abstractNum>
-  <w:abstractNum w:abstractNumId="10" w15:restartNumberingAfterBreak="0">
+  <w:abstractNum w:abstractNumId="11" w15:restartNumberingAfterBreak="0">
     <w:nsid w:val="1C895BD8"/>
     <w:multiLevelType w:val="multilevel"/>
     <w:tmpl w:val="2690DADE"/>
@@ -14254,7 +12103,7 @@
       </w:rPr>
     </w:lvl>
   </w:abstractNum>
-  <w:abstractNum w:abstractNumId="11" w15:restartNumberingAfterBreak="0">
+  <w:abstractNum w:abstractNumId="12" w15:restartNumberingAfterBreak="0">
     <w:nsid w:val="1E380E5D"/>
     <w:multiLevelType w:val="multilevel"/>
     <w:tmpl w:val="FC9A655E"/>
@@ -14367,7 +12216,7 @@
       </w:pPr>
     </w:lvl>
   </w:abstractNum>
-  <w:abstractNum w:abstractNumId="12" w15:restartNumberingAfterBreak="0">
+  <w:abstractNum w:abstractNumId="13" w15:restartNumberingAfterBreak="0">
     <w:nsid w:val="24451421"/>
     <w:multiLevelType w:val="hybridMultilevel"/>
     <w:tmpl w:val="BF906B1E"/>
@@ -14480,7 +12329,93 @@
       </w:rPr>
     </w:lvl>
   </w:abstractNum>
-  <w:abstractNum w:abstractNumId="13" w15:restartNumberingAfterBreak="0">
+  <w:abstractNum w:abstractNumId="14" w15:restartNumberingAfterBreak="0">
+    <w:nsid w:val="28FE49B1"/>
+    <w:multiLevelType w:val="multilevel"/>
+    <w:tmpl w:val="7DA8F930"/>
+    <w:lvl w:ilvl="0">
+      <w:start w:val="5"/>
+      <w:numFmt w:val="decimal"/>
+      <w:lvlText w:val="%1"/>
+      <w:lvlJc w:val="left"/>
+      <w:pPr>
+        <w:ind w:left="360" w:hanging="360"/>
+      </w:pPr>
+    </w:lvl>
+    <w:lvl w:ilvl="1">
+      <w:start w:val="1"/>
+      <w:numFmt w:val="decimal"/>
+      <w:lvlText w:val="%1.%2"/>
+      <w:lvlJc w:val="left"/>
+      <w:pPr>
+        <w:ind w:left="360" w:hanging="360"/>
+      </w:pPr>
+    </w:lvl>
+    <w:lvl w:ilvl="2">
+      <w:start w:val="1"/>
+      <w:numFmt w:val="decimal"/>
+      <w:lvlText w:val="%1.%2.%3"/>
+      <w:lvlJc w:val="left"/>
+      <w:pPr>
+        <w:ind w:left="720" w:hanging="720"/>
+      </w:pPr>
+    </w:lvl>
+    <w:lvl w:ilvl="3">
+      <w:start w:val="1"/>
+      <w:numFmt w:val="decimal"/>
+      <w:lvlText w:val="%1.%2.%3.%4"/>
+      <w:lvlJc w:val="left"/>
+      <w:pPr>
+        <w:ind w:left="720" w:hanging="720"/>
+      </w:pPr>
+    </w:lvl>
+    <w:lvl w:ilvl="4">
+      <w:start w:val="1"/>
+      <w:numFmt w:val="decimal"/>
+      <w:lvlText w:val="%1.%2.%3.%4.%5"/>
+      <w:lvlJc w:val="left"/>
+      <w:pPr>
+        <w:ind w:left="1080" w:hanging="1080"/>
+      </w:pPr>
+    </w:lvl>
+    <w:lvl w:ilvl="5">
+      <w:start w:val="1"/>
+      <w:numFmt w:val="decimal"/>
+      <w:lvlText w:val="%1.%2.%3.%4.%5.%6"/>
+      <w:lvlJc w:val="left"/>
+      <w:pPr>
+        <w:ind w:left="1080" w:hanging="1080"/>
+      </w:pPr>
+    </w:lvl>
+    <w:lvl w:ilvl="6">
+      <w:start w:val="1"/>
+      <w:numFmt w:val="decimal"/>
+      <w:lvlText w:val="%1.%2.%3.%4.%5.%6.%7"/>
+      <w:lvlJc w:val="left"/>
+      <w:pPr>
+        <w:ind w:left="1440" w:hanging="1440"/>
+      </w:pPr>
+    </w:lvl>
+    <w:lvl w:ilvl="7">
+      <w:start w:val="1"/>
+      <w:numFmt w:val="decimal"/>
+      <w:lvlText w:val="%1.%2.%3.%4.%5.%6.%7.%8"/>
+      <w:lvlJc w:val="left"/>
+      <w:pPr>
+        <w:ind w:left="1440" w:hanging="1440"/>
+      </w:pPr>
+    </w:lvl>
+    <w:lvl w:ilvl="8">
+      <w:start w:val="1"/>
+      <w:numFmt w:val="decimal"/>
+      <w:lvlText w:val="%1.%2.%3.%4.%5.%6.%7.%8.%9"/>
+      <w:lvlJc w:val="left"/>
+      <w:pPr>
+        <w:ind w:left="1800" w:hanging="1800"/>
+      </w:pPr>
+    </w:lvl>
+  </w:abstractNum>
+  <w:abstractNum w:abstractNumId="15" w15:restartNumberingAfterBreak="0">
     <w:nsid w:val="29EA3EE3"/>
     <w:multiLevelType w:val="hybridMultilevel"/>
     <w:tmpl w:val="EF923660"/>
@@ -14566,7 +12501,120 @@
       </w:pPr>
     </w:lvl>
   </w:abstractNum>
-  <w:abstractNum w:abstractNumId="14" w15:restartNumberingAfterBreak="0">
+  <w:abstractNum w:abstractNumId="16" w15:restartNumberingAfterBreak="0">
+    <w:nsid w:val="2DEB3BC6"/>
+    <w:multiLevelType w:val="hybridMultilevel"/>
+    <w:tmpl w:val="9E14EEB0"/>
+    <w:lvl w:ilvl="0" w:tplc="FFFFFFFF">
+      <w:start w:val="1"/>
+      <w:numFmt w:val="bullet"/>
+      <w:lvlText w:val=""/>
+      <w:lvlJc w:val="left"/>
+      <w:pPr>
+        <w:ind w:left="2520" w:hanging="360"/>
+      </w:pPr>
+      <w:rPr>
+        <w:rFonts w:ascii="Symbol" w:hAnsi="Symbol"/>
+      </w:rPr>
+    </w:lvl>
+    <w:lvl w:ilvl="1" w:tplc="FFFFFFFF">
+      <w:start w:val="1"/>
+      <w:numFmt w:val="bullet"/>
+      <w:lvlText w:val=""/>
+      <w:lvlJc w:val="left"/>
+      <w:pPr>
+        <w:ind w:left="1979" w:hanging="360"/>
+      </w:pPr>
+      <w:rPr>
+        <w:rFonts w:ascii="Symbol" w:hAnsi="Symbol"/>
+      </w:rPr>
+    </w:lvl>
+    <w:lvl w:ilvl="2" w:tplc="FFFFFFFF">
+      <w:start w:val="1"/>
+      <w:numFmt w:val="bullet"/>
+      <w:lvlText w:val=""/>
+      <w:lvlJc w:val="left"/>
+      <w:pPr>
+        <w:ind w:left="3240" w:hanging="360"/>
+      </w:pPr>
+      <w:rPr>
+        <w:rFonts w:ascii="Wingdings" w:hAnsi="Wingdings"/>
+      </w:rPr>
+    </w:lvl>
+    <w:lvl w:ilvl="3" w:tplc="FFFFFFFF">
+      <w:start w:val="1"/>
+      <w:numFmt w:val="bullet"/>
+      <w:lvlText w:val=""/>
+      <w:lvlJc w:val="left"/>
+      <w:pPr>
+        <w:ind w:left="3960" w:hanging="360"/>
+      </w:pPr>
+      <w:rPr>
+        <w:rFonts w:ascii="Symbol" w:hAnsi="Symbol"/>
+      </w:rPr>
+    </w:lvl>
+    <w:lvl w:ilvl="4" w:tplc="FFFFFFFF">
+      <w:start w:val="1"/>
+      <w:numFmt w:val="bullet"/>
+      <w:lvlText w:val="o"/>
+      <w:lvlJc w:val="left"/>
+      <w:pPr>
+        <w:ind w:left="4680" w:hanging="360"/>
+      </w:pPr>
+      <w:rPr>
+        <w:rFonts w:ascii="Courier New" w:hAnsi="Courier New" w:cs="Courier New"/>
+      </w:rPr>
+    </w:lvl>
+    <w:lvl w:ilvl="5" w:tplc="FFFFFFFF">
+      <w:start w:val="1"/>
+      <w:numFmt w:val="bullet"/>
+      <w:lvlText w:val=""/>
+      <w:lvlJc w:val="left"/>
+      <w:pPr>
+        <w:ind w:left="5400" w:hanging="360"/>
+      </w:pPr>
+      <w:rPr>
+        <w:rFonts w:ascii="Wingdings" w:hAnsi="Wingdings"/>
+      </w:rPr>
+    </w:lvl>
+    <w:lvl w:ilvl="6" w:tplc="FFFFFFFF">
+      <w:start w:val="1"/>
+      <w:numFmt w:val="bullet"/>
+      <w:lvlText w:val=""/>
+      <w:lvlJc w:val="left"/>
+      <w:pPr>
+        <w:ind w:left="6120" w:hanging="360"/>
+      </w:pPr>
+      <w:rPr>
+        <w:rFonts w:ascii="Symbol" w:hAnsi="Symbol"/>
+      </w:rPr>
+    </w:lvl>
+    <w:lvl w:ilvl="7" w:tplc="FFFFFFFF">
+      <w:start w:val="1"/>
+      <w:numFmt w:val="bullet"/>
+      <w:lvlText w:val="o"/>
+      <w:lvlJc w:val="left"/>
+      <w:pPr>
+        <w:ind w:left="6840" w:hanging="360"/>
+      </w:pPr>
+      <w:rPr>
+        <w:rFonts w:ascii="Courier New" w:hAnsi="Courier New" w:cs="Courier New"/>
+      </w:rPr>
+    </w:lvl>
+    <w:lvl w:ilvl="8" w:tplc="FFFFFFFF">
+      <w:start w:val="1"/>
+      <w:numFmt w:val="bullet"/>
+      <w:lvlText w:val=""/>
+      <w:lvlJc w:val="left"/>
+      <w:pPr>
+        <w:ind w:left="7560" w:hanging="360"/>
+      </w:pPr>
+      <w:rPr>
+        <w:rFonts w:ascii="Wingdings" w:hAnsi="Wingdings"/>
+      </w:rPr>
+    </w:lvl>
+  </w:abstractNum>
+  <w:abstractNum w:abstractNumId="17" w15:restartNumberingAfterBreak="0">
     <w:nsid w:val="359E3736"/>
     <w:multiLevelType w:val="multilevel"/>
     <w:tmpl w:val="BFA6C030"/>
@@ -14715,7 +12763,7 @@
       </w:rPr>
     </w:lvl>
   </w:abstractNum>
-  <w:abstractNum w:abstractNumId="15" w15:restartNumberingAfterBreak="0">
+  <w:abstractNum w:abstractNumId="18" w15:restartNumberingAfterBreak="0">
     <w:nsid w:val="38EE43FE"/>
     <w:multiLevelType w:val="multilevel"/>
     <w:tmpl w:val="EBF6ECAA"/>
@@ -14828,7 +12876,7 @@
       </w:pPr>
     </w:lvl>
   </w:abstractNum>
-  <w:abstractNum w:abstractNumId="16" w15:restartNumberingAfterBreak="0">
+  <w:abstractNum w:abstractNumId="19" w15:restartNumberingAfterBreak="0">
     <w:nsid w:val="3AB03F28"/>
     <w:multiLevelType w:val="multilevel"/>
     <w:tmpl w:val="68D2CE16"/>
@@ -14977,7 +13025,98 @@
       </w:rPr>
     </w:lvl>
   </w:abstractNum>
-  <w:abstractNum w:abstractNumId="17" w15:restartNumberingAfterBreak="0">
+  <w:abstractNum w:abstractNumId="20" w15:restartNumberingAfterBreak="0">
+    <w:nsid w:val="3B9D4517"/>
+    <w:multiLevelType w:val="hybridMultilevel"/>
+    <w:tmpl w:val="5E44D3B6"/>
+    <w:lvl w:ilvl="0" w:tplc="FFFFFFFF">
+      <w:start w:val="1"/>
+      <w:numFmt w:val="decimal"/>
+      <w:lvlText w:val="%1."/>
+      <w:lvlJc w:val="left"/>
+      <w:pPr>
+        <w:ind w:left="1074" w:hanging="360"/>
+      </w:pPr>
+      <w:rPr>
+        <w:rFonts w:ascii="Times New Roman" w:eastAsiaTheme="minorHAnsi" w:hAnsi="Times New Roman" w:cs="Times New Roman" w:hint="default"/>
+        <w:color w:val="auto"/>
+        <w:sz w:val="24"/>
+      </w:rPr>
+    </w:lvl>
+    <w:lvl w:ilvl="1" w:tplc="FFFFFFFF" w:tentative="1">
+      <w:start w:val="1"/>
+      <w:numFmt w:val="lowerLetter"/>
+      <w:lvlText w:val="%2."/>
+      <w:lvlJc w:val="left"/>
+      <w:pPr>
+        <w:ind w:left="1794" w:hanging="360"/>
+      </w:pPr>
+    </w:lvl>
+    <w:lvl w:ilvl="2" w:tplc="FFFFFFFF" w:tentative="1">
+      <w:start w:val="1"/>
+      <w:numFmt w:val="lowerRoman"/>
+      <w:lvlText w:val="%3."/>
+      <w:lvlJc w:val="right"/>
+      <w:pPr>
+        <w:ind w:left="2514" w:hanging="180"/>
+      </w:pPr>
+    </w:lvl>
+    <w:lvl w:ilvl="3" w:tplc="FFFFFFFF" w:tentative="1">
+      <w:start w:val="1"/>
+      <w:numFmt w:val="decimal"/>
+      <w:lvlText w:val="%4."/>
+      <w:lvlJc w:val="left"/>
+      <w:pPr>
+        <w:ind w:left="3234" w:hanging="360"/>
+      </w:pPr>
+    </w:lvl>
+    <w:lvl w:ilvl="4" w:tplc="FFFFFFFF" w:tentative="1">
+      <w:start w:val="1"/>
+      <w:numFmt w:val="lowerLetter"/>
+      <w:lvlText w:val="%5."/>
+      <w:lvlJc w:val="left"/>
+      <w:pPr>
+        <w:ind w:left="3954" w:hanging="360"/>
+      </w:pPr>
+    </w:lvl>
+    <w:lvl w:ilvl="5" w:tplc="FFFFFFFF" w:tentative="1">
+      <w:start w:val="1"/>
+      <w:numFmt w:val="lowerRoman"/>
+      <w:lvlText w:val="%6."/>
+      <w:lvlJc w:val="right"/>
+      <w:pPr>
+        <w:ind w:left="4674" w:hanging="180"/>
+      </w:pPr>
+    </w:lvl>
+    <w:lvl w:ilvl="6" w:tplc="FFFFFFFF" w:tentative="1">
+      <w:start w:val="1"/>
+      <w:numFmt w:val="decimal"/>
+      <w:lvlText w:val="%7."/>
+      <w:lvlJc w:val="left"/>
+      <w:pPr>
+        <w:ind w:left="5394" w:hanging="360"/>
+      </w:pPr>
+    </w:lvl>
+    <w:lvl w:ilvl="7" w:tplc="FFFFFFFF" w:tentative="1">
+      <w:start w:val="1"/>
+      <w:numFmt w:val="lowerLetter"/>
+      <w:lvlText w:val="%8."/>
+      <w:lvlJc w:val="left"/>
+      <w:pPr>
+        <w:ind w:left="6114" w:hanging="360"/>
+      </w:pPr>
+    </w:lvl>
+    <w:lvl w:ilvl="8" w:tplc="FFFFFFFF" w:tentative="1">
+      <w:start w:val="1"/>
+      <w:numFmt w:val="lowerRoman"/>
+      <w:lvlText w:val="%9."/>
+      <w:lvlJc w:val="right"/>
+      <w:pPr>
+        <w:ind w:left="6834" w:hanging="180"/>
+      </w:pPr>
+    </w:lvl>
+  </w:abstractNum>
+  <w:abstractNum w:abstractNumId="21" w15:restartNumberingAfterBreak="0">
     <w:nsid w:val="3C83380F"/>
     <w:multiLevelType w:val="hybridMultilevel"/>
     <w:tmpl w:val="8B6A025C"/>
@@ -15063,7 +13202,7 @@
       </w:pPr>
     </w:lvl>
   </w:abstractNum>
-  <w:abstractNum w:abstractNumId="18" w15:restartNumberingAfterBreak="0">
+  <w:abstractNum w:abstractNumId="22" w15:restartNumberingAfterBreak="0">
     <w:nsid w:val="3F1F4039"/>
     <w:multiLevelType w:val="hybridMultilevel"/>
     <w:tmpl w:val="F8DC92D8"/>
@@ -15149,7 +13288,7 @@
       </w:pPr>
     </w:lvl>
   </w:abstractNum>
-  <w:abstractNum w:abstractNumId="19" w15:restartNumberingAfterBreak="0">
+  <w:abstractNum w:abstractNumId="23" w15:restartNumberingAfterBreak="0">
     <w:nsid w:val="446E6619"/>
     <w:multiLevelType w:val="hybridMultilevel"/>
     <w:tmpl w:val="A24A983A"/>
@@ -15238,7 +13377,7 @@
       </w:pPr>
     </w:lvl>
   </w:abstractNum>
-  <w:abstractNum w:abstractNumId="20" w15:restartNumberingAfterBreak="0">
+  <w:abstractNum w:abstractNumId="24" w15:restartNumberingAfterBreak="0">
     <w:nsid w:val="486051A1"/>
     <w:multiLevelType w:val="multilevel"/>
     <w:tmpl w:val="F1108A4C"/>
@@ -15388,7 +13527,7 @@
       </w:rPr>
     </w:lvl>
   </w:abstractNum>
-  <w:abstractNum w:abstractNumId="21" w15:restartNumberingAfterBreak="0">
+  <w:abstractNum w:abstractNumId="25" w15:restartNumberingAfterBreak="0">
     <w:nsid w:val="50A17CF0"/>
     <w:multiLevelType w:val="multilevel"/>
     <w:tmpl w:val="C652E6BA"/>
@@ -15501,7 +13640,7 @@
       </w:pPr>
     </w:lvl>
   </w:abstractNum>
-  <w:abstractNum w:abstractNumId="22" w15:restartNumberingAfterBreak="0">
+  <w:abstractNum w:abstractNumId="26" w15:restartNumberingAfterBreak="0">
     <w:nsid w:val="533C665E"/>
     <w:multiLevelType w:val="multilevel"/>
     <w:tmpl w:val="69C8A3B2"/>
@@ -15651,7 +13790,7 @@
       </w:rPr>
     </w:lvl>
   </w:abstractNum>
-  <w:abstractNum w:abstractNumId="23" w15:restartNumberingAfterBreak="0">
+  <w:abstractNum w:abstractNumId="27" w15:restartNumberingAfterBreak="0">
     <w:nsid w:val="547675C6"/>
     <w:multiLevelType w:val="multilevel"/>
     <w:tmpl w:val="1E585BC4"/>
@@ -15800,7 +13939,7 @@
       </w:rPr>
     </w:lvl>
   </w:abstractNum>
-  <w:abstractNum w:abstractNumId="24" w15:restartNumberingAfterBreak="0">
+  <w:abstractNum w:abstractNumId="28" w15:restartNumberingAfterBreak="0">
     <w:nsid w:val="56067B84"/>
     <w:multiLevelType w:val="singleLevel"/>
     <w:tmpl w:val="0419000F"/>
@@ -15814,7 +13953,124 @@
       </w:pPr>
     </w:lvl>
   </w:abstractNum>
-  <w:abstractNum w:abstractNumId="25" w15:restartNumberingAfterBreak="0">
+  <w:abstractNum w:abstractNumId="29" w15:restartNumberingAfterBreak="0">
+    <w:nsid w:val="5710531E"/>
+    <w:multiLevelType w:val="multilevel"/>
+    <w:tmpl w:val="63182DB2"/>
+    <w:lvl w:ilvl="0">
+      <w:start w:val="1"/>
+      <w:numFmt w:val="decimal"/>
+      <w:lvlText w:val="%1."/>
+      <w:lvlJc w:val="left"/>
+      <w:pPr>
+        <w:tabs>
+          <w:tab w:val="num" w:pos="360"/>
+        </w:tabs>
+        <w:ind w:left="360" w:hanging="360"/>
+      </w:pPr>
+    </w:lvl>
+    <w:lvl w:ilvl="1">
+      <w:start w:val="1"/>
+      <w:numFmt w:val="decimal"/>
+      <w:lvlText w:val="%1.%2."/>
+      <w:lvlJc w:val="left"/>
+      <w:pPr>
+        <w:tabs>
+          <w:tab w:val="num" w:pos="792"/>
+        </w:tabs>
+        <w:ind w:left="792" w:hanging="432"/>
+      </w:pPr>
+      <w:rPr>
+        <w:sz w:val="24"/>
+        <w:szCs w:val="24"/>
+      </w:rPr>
+    </w:lvl>
+    <w:lvl w:ilvl="2">
+      <w:start w:val="1"/>
+      <w:numFmt w:val="decimal"/>
+      <w:lvlText w:val="%1.%2.%3."/>
+      <w:lvlJc w:val="left"/>
+      <w:pPr>
+        <w:tabs>
+          <w:tab w:val="num" w:pos="1440"/>
+        </w:tabs>
+        <w:ind w:left="1224" w:hanging="504"/>
+      </w:pPr>
+    </w:lvl>
+    <w:lvl w:ilvl="3">
+      <w:start w:val="1"/>
+      <w:numFmt w:val="decimal"/>
+      <w:lvlText w:val="%1.%2.%3.%4."/>
+      <w:lvlJc w:val="left"/>
+      <w:pPr>
+        <w:tabs>
+          <w:tab w:val="num" w:pos="1800"/>
+        </w:tabs>
+        <w:ind w:left="1728" w:hanging="648"/>
+      </w:pPr>
+    </w:lvl>
+    <w:lvl w:ilvl="4">
+      <w:start w:val="1"/>
+      <w:numFmt w:val="decimal"/>
+      <w:lvlText w:val="%1.%2.%3.%4.%5."/>
+      <w:lvlJc w:val="left"/>
+      <w:pPr>
+        <w:tabs>
+          <w:tab w:val="num" w:pos="2520"/>
+        </w:tabs>
+        <w:ind w:left="2232" w:hanging="792"/>
+      </w:pPr>
+    </w:lvl>
+    <w:lvl w:ilvl="5">
+      <w:start w:val="1"/>
+      <w:numFmt w:val="decimal"/>
+      <w:lvlText w:val="%1.%2.%3.%4.%5.%6."/>
+      <w:lvlJc w:val="left"/>
+      <w:pPr>
+        <w:tabs>
+          <w:tab w:val="num" w:pos="2880"/>
+        </w:tabs>
+        <w:ind w:left="2736" w:hanging="936"/>
+      </w:pPr>
+    </w:lvl>
+    <w:lvl w:ilvl="6">
+      <w:start w:val="1"/>
+      <w:numFmt w:val="decimal"/>
+      <w:lvlText w:val="%1.%2.%3.%4.%5.%6.%7."/>
+      <w:lvlJc w:val="left"/>
+      <w:pPr>
+        <w:tabs>
+          <w:tab w:val="num" w:pos="3600"/>
+        </w:tabs>
+        <w:ind w:left="3240" w:hanging="1080"/>
+      </w:pPr>
+    </w:lvl>
+    <w:lvl w:ilvl="7">
+      <w:start w:val="1"/>
+      <w:numFmt w:val="decimal"/>
+      <w:lvlText w:val="%1.%2.%3.%4.%5.%6.%7.%8."/>
+      <w:lvlJc w:val="left"/>
+      <w:pPr>
+        <w:tabs>
+          <w:tab w:val="num" w:pos="3960"/>
+        </w:tabs>
+        <w:ind w:left="3744" w:hanging="1224"/>
+      </w:pPr>
+    </w:lvl>
+    <w:lvl w:ilvl="8">
+      <w:start w:val="1"/>
+      <w:numFmt w:val="decimal"/>
+      <w:lvlText w:val="%1.%2.%3.%4.%5.%6.%7.%8.%9."/>
+      <w:lvlJc w:val="left"/>
+      <w:pPr>
+        <w:tabs>
+          <w:tab w:val="num" w:pos="4680"/>
+        </w:tabs>
+        <w:ind w:left="4320" w:hanging="1440"/>
+      </w:pPr>
+    </w:lvl>
+  </w:abstractNum>
+  <w:abstractNum w:abstractNumId="30" w15:restartNumberingAfterBreak="0">
     <w:nsid w:val="57174817"/>
     <w:multiLevelType w:val="multilevel"/>
     <w:tmpl w:val="7F9274D0"/>
@@ -15927,7 +14183,7 @@
       </w:pPr>
     </w:lvl>
   </w:abstractNum>
-  <w:abstractNum w:abstractNumId="26" w15:restartNumberingAfterBreak="0">
+  <w:abstractNum w:abstractNumId="31" w15:restartNumberingAfterBreak="0">
     <w:nsid w:val="599C7DF1"/>
     <w:multiLevelType w:val="multilevel"/>
     <w:tmpl w:val="B5087162"/>
@@ -16040,7 +14296,7 @@
       </w:pPr>
     </w:lvl>
   </w:abstractNum>
-  <w:abstractNum w:abstractNumId="27" w15:restartNumberingAfterBreak="0">
+  <w:abstractNum w:abstractNumId="32" w15:restartNumberingAfterBreak="0">
     <w:nsid w:val="5C4170EC"/>
     <w:multiLevelType w:val="multilevel"/>
     <w:tmpl w:val="B9CE970A"/>
@@ -16189,7 +14445,7 @@
       </w:rPr>
     </w:lvl>
   </w:abstractNum>
-  <w:abstractNum w:abstractNumId="28" w15:restartNumberingAfterBreak="0">
+  <w:abstractNum w:abstractNumId="33" w15:restartNumberingAfterBreak="0">
     <w:nsid w:val="5F7C5D15"/>
     <w:multiLevelType w:val="multilevel"/>
     <w:tmpl w:val="E09A2F14"/>
@@ -16310,7 +14566,7 @@
       </w:rPr>
     </w:lvl>
   </w:abstractNum>
-  <w:abstractNum w:abstractNumId="29" w15:restartNumberingAfterBreak="0">
+  <w:abstractNum w:abstractNumId="34" w15:restartNumberingAfterBreak="0">
     <w:nsid w:val="679A5C9A"/>
     <w:multiLevelType w:val="hybridMultilevel"/>
     <w:tmpl w:val="BCF8ED32"/>
@@ -16422,7 +14678,7 @@
       </w:rPr>
     </w:lvl>
   </w:abstractNum>
-  <w:abstractNum w:abstractNumId="30" w15:restartNumberingAfterBreak="0">
+  <w:abstractNum w:abstractNumId="35" w15:restartNumberingAfterBreak="0">
     <w:nsid w:val="6B1C507C"/>
     <w:multiLevelType w:val="multilevel"/>
     <w:tmpl w:val="FF8AD3DC"/>
@@ -16535,7 +14791,7 @@
       </w:pPr>
     </w:lvl>
   </w:abstractNum>
-  <w:abstractNum w:abstractNumId="31" w15:restartNumberingAfterBreak="0">
+  <w:abstractNum w:abstractNumId="36" w15:restartNumberingAfterBreak="0">
     <w:nsid w:val="6DD67687"/>
     <w:multiLevelType w:val="multilevel"/>
     <w:tmpl w:val="BD2CD1E4"/>
@@ -16684,7 +14940,7 @@
       </w:rPr>
     </w:lvl>
   </w:abstractNum>
-  <w:abstractNum w:abstractNumId="32" w15:restartNumberingAfterBreak="0">
+  <w:abstractNum w:abstractNumId="37" w15:restartNumberingAfterBreak="0">
     <w:nsid w:val="6E8815BD"/>
     <w:multiLevelType w:val="multilevel"/>
     <w:tmpl w:val="8842D364"/>
@@ -16834,7 +15090,98 @@
       </w:rPr>
     </w:lvl>
   </w:abstractNum>
-  <w:abstractNum w:abstractNumId="33" w15:restartNumberingAfterBreak="0">
+  <w:abstractNum w:abstractNumId="38" w15:restartNumberingAfterBreak="0">
+    <w:nsid w:val="709F40EF"/>
+    <w:multiLevelType w:val="hybridMultilevel"/>
+    <w:tmpl w:val="5E44D3B6"/>
+    <w:lvl w:ilvl="0" w:tplc="E4AC3D34">
+      <w:start w:val="1"/>
+      <w:numFmt w:val="decimal"/>
+      <w:lvlText w:val="%1."/>
+      <w:lvlJc w:val="left"/>
+      <w:pPr>
+        <w:ind w:left="1074" w:hanging="360"/>
+      </w:pPr>
+      <w:rPr>
+        <w:rFonts w:ascii="Times New Roman" w:eastAsiaTheme="minorHAnsi" w:hAnsi="Times New Roman" w:cs="Times New Roman" w:hint="default"/>
+        <w:color w:val="auto"/>
+        <w:sz w:val="24"/>
+      </w:rPr>
+    </w:lvl>
+    <w:lvl w:ilvl="1" w:tplc="04190019" w:tentative="1">
+      <w:start w:val="1"/>
+      <w:numFmt w:val="lowerLetter"/>
+      <w:lvlText w:val="%2."/>
+      <w:lvlJc w:val="left"/>
+      <w:pPr>
+        <w:ind w:left="1794" w:hanging="360"/>
+      </w:pPr>
+    </w:lvl>
+    <w:lvl w:ilvl="2" w:tplc="0419001B" w:tentative="1">
+      <w:start w:val="1"/>
+      <w:numFmt w:val="lowerRoman"/>
+      <w:lvlText w:val="%3."/>
+      <w:lvlJc w:val="right"/>
+      <w:pPr>
+        <w:ind w:left="2514" w:hanging="180"/>
+      </w:pPr>
+    </w:lvl>
+    <w:lvl w:ilvl="3" w:tplc="0419000F" w:tentative="1">
+      <w:start w:val="1"/>
+      <w:numFmt w:val="decimal"/>
+      <w:lvlText w:val="%4."/>
+      <w:lvlJc w:val="left"/>
+      <w:pPr>
+        <w:ind w:left="3234" w:hanging="360"/>
+      </w:pPr>
+    </w:lvl>
+    <w:lvl w:ilvl="4" w:tplc="04190019" w:tentative="1">
+      <w:start w:val="1"/>
+      <w:numFmt w:val="lowerLetter"/>
+      <w:lvlText w:val="%5."/>
+      <w:lvlJc w:val="left"/>
+      <w:pPr>
+        <w:ind w:left="3954" w:hanging="360"/>
+      </w:pPr>
+    </w:lvl>
+    <w:lvl w:ilvl="5" w:tplc="0419001B" w:tentative="1">
+      <w:start w:val="1"/>
+      <w:numFmt w:val="lowerRoman"/>
+      <w:lvlText w:val="%6."/>
+      <w:lvlJc w:val="right"/>
+      <w:pPr>
+        <w:ind w:left="4674" w:hanging="180"/>
+      </w:pPr>
+    </w:lvl>
+    <w:lvl w:ilvl="6" w:tplc="0419000F" w:tentative="1">
+      <w:start w:val="1"/>
+      <w:numFmt w:val="decimal"/>
+      <w:lvlText w:val="%7."/>
+      <w:lvlJc w:val="left"/>
+      <w:pPr>
+        <w:ind w:left="5394" w:hanging="360"/>
+      </w:pPr>
+    </w:lvl>
+    <w:lvl w:ilvl="7" w:tplc="04190019" w:tentative="1">
+      <w:start w:val="1"/>
+      <w:numFmt w:val="lowerLetter"/>
+      <w:lvlText w:val="%8."/>
+      <w:lvlJc w:val="left"/>
+      <w:pPr>
+        <w:ind w:left="6114" w:hanging="360"/>
+      </w:pPr>
+    </w:lvl>
+    <w:lvl w:ilvl="8" w:tplc="0419001B" w:tentative="1">
+      <w:start w:val="1"/>
+      <w:numFmt w:val="lowerRoman"/>
+      <w:lvlText w:val="%9."/>
+      <w:lvlJc w:val="right"/>
+      <w:pPr>
+        <w:ind w:left="6834" w:hanging="180"/>
+      </w:pPr>
+    </w:lvl>
+  </w:abstractNum>
+  <w:abstractNum w:abstractNumId="39" w15:restartNumberingAfterBreak="0">
     <w:nsid w:val="71AC13A5"/>
     <w:multiLevelType w:val="multilevel"/>
     <w:tmpl w:val="880A8130"/>
@@ -16983,7 +15330,7 @@
       </w:rPr>
     </w:lvl>
   </w:abstractNum>
-  <w:abstractNum w:abstractNumId="34" w15:restartNumberingAfterBreak="0">
+  <w:abstractNum w:abstractNumId="40" w15:restartNumberingAfterBreak="0">
     <w:nsid w:val="745D5938"/>
     <w:multiLevelType w:val="multilevel"/>
     <w:tmpl w:val="DFAAF798"/>
@@ -17132,7 +15479,7 @@
       </w:rPr>
     </w:lvl>
   </w:abstractNum>
-  <w:abstractNum w:abstractNumId="35" w15:restartNumberingAfterBreak="0">
+  <w:abstractNum w:abstractNumId="41" w15:restartNumberingAfterBreak="0">
     <w:nsid w:val="781463AC"/>
     <w:multiLevelType w:val="multilevel"/>
     <w:tmpl w:val="797C1EDE"/>
@@ -17282,7 +15629,7 @@
       </w:rPr>
     </w:lvl>
   </w:abstractNum>
-  <w:abstractNum w:abstractNumId="36" w15:restartNumberingAfterBreak="0">
+  <w:abstractNum w:abstractNumId="42" w15:restartNumberingAfterBreak="0">
     <w:nsid w:val="7B5E19F6"/>
     <w:multiLevelType w:val="multilevel"/>
     <w:tmpl w:val="E40AF150"/>
@@ -17432,7 +15779,7 @@
       </w:rPr>
     </w:lvl>
   </w:abstractNum>
-  <w:abstractNum w:abstractNumId="37" w15:restartNumberingAfterBreak="0">
+  <w:abstractNum w:abstractNumId="43" w15:restartNumberingAfterBreak="0">
     <w:nsid w:val="7EE325C8"/>
     <w:multiLevelType w:val="multilevel"/>
     <w:tmpl w:val="34E21002"/>
@@ -17550,19 +15897,19 @@
     </w:lvl>
   </w:abstractNum>
   <w:num w:numId="1" w16cid:durableId="1743408785">
-    <w:abstractNumId w:val="31"/>
+    <w:abstractNumId w:val="36"/>
   </w:num>
   <w:num w:numId="2" w16cid:durableId="1189640748">
-    <w:abstractNumId w:val="33"/>
+    <w:abstractNumId w:val="39"/>
   </w:num>
   <w:num w:numId="3" w16cid:durableId="1601327192">
-    <w:abstractNumId w:val="16"/>
+    <w:abstractNumId w:val="19"/>
   </w:num>
   <w:num w:numId="4" w16cid:durableId="545529903">
-    <w:abstractNumId w:val="9"/>
+    <w:abstractNumId w:val="10"/>
   </w:num>
   <w:num w:numId="5" w16cid:durableId="358359883">
-    <w:abstractNumId w:val="19"/>
+    <w:abstractNumId w:val="23"/>
   </w:num>
   <w:num w:numId="6" w16cid:durableId="2088573593">
     <w:abstractNumId w:val="7"/>
@@ -17574,94 +15921,166 @@
     <w:abstractNumId w:val="3"/>
   </w:num>
   <w:num w:numId="9" w16cid:durableId="660692680">
-    <w:abstractNumId w:val="28"/>
+    <w:abstractNumId w:val="33"/>
   </w:num>
   <w:num w:numId="10" w16cid:durableId="1224364843">
     <w:abstractNumId w:val="2"/>
   </w:num>
   <w:num w:numId="11" w16cid:durableId="1493763409">
+    <w:abstractNumId w:val="13"/>
+  </w:num>
+  <w:num w:numId="12" w16cid:durableId="657270124">
+    <w:abstractNumId w:val="34"/>
+  </w:num>
+  <w:num w:numId="13" w16cid:durableId="1377703502">
+    <w:abstractNumId w:val="17"/>
+  </w:num>
+  <w:num w:numId="14" w16cid:durableId="2130319127">
+    <w:abstractNumId w:val="40"/>
+  </w:num>
+  <w:num w:numId="15" w16cid:durableId="1267152260">
+    <w:abstractNumId w:val="43"/>
+  </w:num>
+  <w:num w:numId="16" w16cid:durableId="883055551">
+    <w:abstractNumId w:val="18"/>
+  </w:num>
+  <w:num w:numId="17" w16cid:durableId="925576654">
     <w:abstractNumId w:val="12"/>
   </w:num>
-  <w:num w:numId="12" w16cid:durableId="657270124">
-    <w:abstractNumId w:val="29"/>
-  </w:num>
-  <w:num w:numId="13" w16cid:durableId="1377703502">
-    <w:abstractNumId w:val="14"/>
-  </w:num>
-  <w:num w:numId="14" w16cid:durableId="2130319127">
-    <w:abstractNumId w:val="34"/>
-  </w:num>
-  <w:num w:numId="15" w16cid:durableId="1267152260">
-    <w:abstractNumId w:val="37"/>
-  </w:num>
-  <w:num w:numId="16" w16cid:durableId="883055551">
-    <w:abstractNumId w:val="15"/>
-  </w:num>
-  <w:num w:numId="17" w16cid:durableId="925576654">
-    <w:abstractNumId w:val="11"/>
-  </w:num>
   <w:num w:numId="18" w16cid:durableId="1973632907">
-    <w:abstractNumId w:val="30"/>
+    <w:abstractNumId w:val="35"/>
   </w:num>
   <w:num w:numId="19" w16cid:durableId="1839418818">
-    <w:abstractNumId w:val="25"/>
+    <w:abstractNumId w:val="30"/>
   </w:num>
   <w:num w:numId="20" w16cid:durableId="619461438">
     <w:abstractNumId w:val="8"/>
   </w:num>
   <w:num w:numId="21" w16cid:durableId="1446538993">
-    <w:abstractNumId w:val="27"/>
+    <w:abstractNumId w:val="32"/>
   </w:num>
   <w:num w:numId="22" w16cid:durableId="59719261">
-    <w:abstractNumId w:val="17"/>
+    <w:abstractNumId w:val="21"/>
   </w:num>
   <w:num w:numId="23" w16cid:durableId="989216758">
-    <w:abstractNumId w:val="13"/>
+    <w:abstractNumId w:val="15"/>
   </w:num>
   <w:num w:numId="24" w16cid:durableId="455415804">
-    <w:abstractNumId w:val="26"/>
+    <w:abstractNumId w:val="31"/>
   </w:num>
   <w:num w:numId="25" w16cid:durableId="2054305011">
-    <w:abstractNumId w:val="21"/>
+    <w:abstractNumId w:val="25"/>
   </w:num>
   <w:num w:numId="26" w16cid:durableId="969167731">
     <w:abstractNumId w:val="4"/>
   </w:num>
   <w:num w:numId="27" w16cid:durableId="1151367466">
-    <w:abstractNumId w:val="24"/>
+    <w:abstractNumId w:val="28"/>
   </w:num>
   <w:num w:numId="28" w16cid:durableId="996617118">
     <w:abstractNumId w:val="5"/>
   </w:num>
   <w:num w:numId="29" w16cid:durableId="682584707">
-    <w:abstractNumId w:val="35"/>
+    <w:abstractNumId w:val="41"/>
   </w:num>
   <w:num w:numId="30" w16cid:durableId="1407144387">
-    <w:abstractNumId w:val="32"/>
+    <w:abstractNumId w:val="37"/>
   </w:num>
   <w:num w:numId="31" w16cid:durableId="571817899">
-    <w:abstractNumId w:val="36"/>
+    <w:abstractNumId w:val="42"/>
   </w:num>
   <w:num w:numId="32" w16cid:durableId="1317611991">
-    <w:abstractNumId w:val="20"/>
+    <w:abstractNumId w:val="24"/>
   </w:num>
   <w:num w:numId="33" w16cid:durableId="472911342">
-    <w:abstractNumId w:val="22"/>
+    <w:abstractNumId w:val="26"/>
   </w:num>
   <w:num w:numId="34" w16cid:durableId="368069458">
     <w:abstractNumId w:val="6"/>
   </w:num>
   <w:num w:numId="35" w16cid:durableId="32272438">
-    <w:abstractNumId w:val="23"/>
+    <w:abstractNumId w:val="27"/>
   </w:num>
   <w:num w:numId="36" w16cid:durableId="387650095">
-    <w:abstractNumId w:val="18"/>
+    <w:abstractNumId w:val="22"/>
   </w:num>
   <w:num w:numId="37" w16cid:durableId="1016617830">
-    <w:abstractNumId w:val="10"/>
+    <w:abstractNumId w:val="11"/>
   </w:num>
   <w:num w:numId="38" w16cid:durableId="671567786">
     <w:abstractNumId w:val="1"/>
+  </w:num>
+  <w:num w:numId="39" w16cid:durableId="495730573">
+    <w:abstractNumId w:val="9"/>
+  </w:num>
+  <w:num w:numId="40" w16cid:durableId="364869158">
+    <w:abstractNumId w:val="38"/>
+  </w:num>
+  <w:num w:numId="41" w16cid:durableId="1149706495">
+    <w:abstractNumId w:val="20"/>
+  </w:num>
+  <w:num w:numId="42" w16cid:durableId="703679812">
+    <w:abstractNumId w:val="29"/>
+    <w:lvlOverride w:ilvl="0">
+      <w:startOverride w:val="1"/>
+    </w:lvlOverride>
+    <w:lvlOverride w:ilvl="1">
+      <w:startOverride w:val="1"/>
+    </w:lvlOverride>
+    <w:lvlOverride w:ilvl="2">
+      <w:startOverride w:val="1"/>
+    </w:lvlOverride>
+    <w:lvlOverride w:ilvl="3">
+      <w:startOverride w:val="1"/>
+    </w:lvlOverride>
+    <w:lvlOverride w:ilvl="4">
+      <w:startOverride w:val="1"/>
+    </w:lvlOverride>
+    <w:lvlOverride w:ilvl="5">
+      <w:startOverride w:val="1"/>
+    </w:lvlOverride>
+    <w:lvlOverride w:ilvl="6">
+      <w:startOverride w:val="1"/>
+    </w:lvlOverride>
+    <w:lvlOverride w:ilvl="7">
+      <w:startOverride w:val="1"/>
+    </w:lvlOverride>
+    <w:lvlOverride w:ilvl="8">
+      <w:startOverride w:val="1"/>
+    </w:lvlOverride>
+  </w:num>
+  <w:num w:numId="43" w16cid:durableId="81486582">
+    <w:abstractNumId w:val="14"/>
+    <w:lvlOverride w:ilvl="0">
+      <w:startOverride w:val="5"/>
+    </w:lvlOverride>
+    <w:lvlOverride w:ilvl="1">
+      <w:startOverride w:val="1"/>
+    </w:lvlOverride>
+    <w:lvlOverride w:ilvl="2">
+      <w:startOverride w:val="1"/>
+    </w:lvlOverride>
+    <w:lvlOverride w:ilvl="3">
+      <w:startOverride w:val="1"/>
+    </w:lvlOverride>
+    <w:lvlOverride w:ilvl="4">
+      <w:startOverride w:val="1"/>
+    </w:lvlOverride>
+    <w:lvlOverride w:ilvl="5">
+      <w:startOverride w:val="1"/>
+    </w:lvlOverride>
+    <w:lvlOverride w:ilvl="6">
+      <w:startOverride w:val="1"/>
+    </w:lvlOverride>
+    <w:lvlOverride w:ilvl="7">
+      <w:startOverride w:val="1"/>
+    </w:lvlOverride>
+    <w:lvlOverride w:ilvl="8">
+      <w:startOverride w:val="1"/>
+    </w:lvlOverride>
+  </w:num>
+  <w:num w:numId="44" w16cid:durableId="1249071678">
+    <w:abstractNumId w:val="16"/>
   </w:num>
 </w:numbering>
 </file>
@@ -18917,6 +17336,31 @@
       </w:tblCellMar>
     </w:tblPr>
   </w:style>
+  <w:style w:type="paragraph" w:styleId="afd">
+    <w:name w:val="Body Text Indent"/>
+    <w:basedOn w:val="a"/>
+    <w:link w:val="afe"/>
+    <w:uiPriority w:val="99"/>
+    <w:semiHidden/>
+    <w:unhideWhenUsed/>
+    <w:rsid w:val="006A66EA"/>
+    <w:pPr>
+      <w:spacing w:after="120"/>
+      <w:ind w:left="283"/>
+    </w:pPr>
+  </w:style>
+  <w:style w:type="character" w:customStyle="1" w:styleId="afe">
+    <w:name w:val="Основной текст с отступом Знак"/>
+    <w:basedOn w:val="a0"/>
+    <w:link w:val="afd"/>
+    <w:uiPriority w:val="99"/>
+    <w:semiHidden/>
+    <w:rsid w:val="006A66EA"/>
+    <w:rPr>
+      <w:rFonts w:ascii="Times New Roman" w:hAnsi="Times New Roman" w:cs="Times New Roman"/>
+      <w:lang w:val="en-US"/>
+    </w:rPr>
+  </w:style>
 </w:styles>
 </file>
 

--- a/docs/Бунделев_Практика.docx
+++ b/docs/Бунделев_Практика.docx
@@ -2263,6 +2263,88 @@
           <w:lang w:val="ru-RU" w:eastAsia="ru-RU"/>
           <w14:ligatures w14:val="none"/>
         </w:rPr>
+        <w:t xml:space="preserve">Реализованный </w:t>
+      </w:r>
+      <w:proofErr w:type="spellStart"/>
+      <w:r>
+        <w:rPr>
+          <w:rFonts w:eastAsia="Times New Roman"/>
+          <w:kern w:val="0"/>
+          <w:u w:val="single"/>
+          <w:lang w:val="ru-RU" w:eastAsia="ru-RU"/>
+          <w14:ligatures w14:val="none"/>
+        </w:rPr>
+        <w:t>бекенд</w:t>
+      </w:r>
+      <w:proofErr w:type="spellEnd"/>
+      <w:r>
+        <w:rPr>
+          <w:rFonts w:eastAsia="Times New Roman"/>
+          <w:kern w:val="0"/>
+          <w:u w:val="single"/>
+          <w:lang w:val="ru-RU" w:eastAsia="ru-RU"/>
+          <w14:ligatures w14:val="none"/>
+        </w:rPr>
+        <w:t>-сервис</w:t>
+      </w:r>
+      <w:r>
+        <w:rPr>
+          <w:rFonts w:eastAsia="Times New Roman"/>
+          <w:kern w:val="0"/>
+          <w:u w:val="single"/>
+          <w:lang w:val="ru-RU" w:eastAsia="ru-RU"/>
+          <w14:ligatures w14:val="none"/>
+        </w:rPr>
+        <w:t xml:space="preserve">, </w:t>
+      </w:r>
+      <w:r>
+        <w:rPr>
+          <w:rFonts w:eastAsia="Times New Roman"/>
+          <w:kern w:val="0"/>
+          <w:u w:val="single"/>
+          <w:lang w:val="ru-RU" w:eastAsia="ru-RU"/>
+          <w14:ligatures w14:val="none"/>
+        </w:rPr>
+        <w:t xml:space="preserve">развернутый на </w:t>
+      </w:r>
+      <w:r>
+        <w:rPr>
+          <w:rFonts w:eastAsia="Times New Roman"/>
+          <w:kern w:val="0"/>
+          <w:u w:val="single"/>
+          <w:lang w:eastAsia="ru-RU"/>
+          <w14:ligatures w14:val="none"/>
+        </w:rPr>
+        <w:t>VPS</w:t>
+      </w:r>
+      <w:r>
+        <w:rPr>
+          <w:rFonts w:eastAsia="Times New Roman"/>
+          <w:kern w:val="0"/>
+          <w:u w:val="single"/>
+          <w:lang w:val="ru-RU" w:eastAsia="ru-RU"/>
+          <w14:ligatures w14:val="none"/>
+        </w:rPr>
+        <w:t>-сервере</w:t>
+      </w:r>
+      <w:r>
+        <w:rPr>
+          <w:rFonts w:eastAsia="Times New Roman"/>
+          <w:kern w:val="0"/>
+          <w:u w:val="single"/>
+          <w:lang w:val="ru-RU" w:eastAsia="ru-RU"/>
+          <w14:ligatures w14:val="none"/>
+        </w:rPr>
+        <w:t xml:space="preserve">. </w:t>
+      </w:r>
+      <w:r>
+        <w:rPr>
+          <w:rFonts w:eastAsia="Times New Roman"/>
+          <w:kern w:val="0"/>
+          <w:u w:val="single"/>
+          <w:lang w:val="ru-RU" w:eastAsia="ru-RU"/>
+          <w14:ligatures w14:val="none"/>
+        </w:rPr>
         <w:tab/>
       </w:r>
     </w:p>
@@ -5379,7 +5461,7 @@
           <w:noProof/>
         </w:rPr>
         <w:drawing>
-          <wp:inline distT="0" distB="0" distL="0" distR="0" wp14:anchorId="7FC2B81C" wp14:editId="345BF54A">
+          <wp:inline distT="0" distB="0" distL="0" distR="0" wp14:anchorId="7FC2B81C" wp14:editId="5701B39A">
             <wp:extent cx="5939790" cy="2973070"/>
             <wp:effectExtent l="0" t="0" r="3810" b="0"/>
             <wp:docPr id="637625338" name="Рисунок 5" descr="Picture background"/>
@@ -7835,7 +7917,6 @@
         <w:t xml:space="preserve"> (</w:t>
       </w:r>
       <w:proofErr w:type="spellStart"/>
-      <w:proofErr w:type="gramStart"/>
       <w:r>
         <w:rPr>
           <w:lang w:val="ru-RU"/>
@@ -7843,7 +7924,6 @@
         <w:t>compose.runtime</w:t>
       </w:r>
       <w:proofErr w:type="spellEnd"/>
-      <w:proofErr w:type="gramEnd"/>
       <w:r>
         <w:rPr>
           <w:lang w:val="ru-RU"/>
@@ -7865,7 +7945,6 @@
         <w:t xml:space="preserve">, </w:t>
       </w:r>
       <w:proofErr w:type="spellStart"/>
-      <w:proofErr w:type="gramStart"/>
       <w:r>
         <w:rPr>
           <w:lang w:val="ru-RU"/>
@@ -7873,7 +7952,6 @@
         <w:t>compose.foundation</w:t>
       </w:r>
       <w:proofErr w:type="spellEnd"/>
-      <w:proofErr w:type="gramEnd"/>
       <w:r>
         <w:rPr>
           <w:lang w:val="ru-RU"/>
